--- a/Week2_Team7.docx
+++ b/Week2_Team7.docx
@@ -18,7 +18,7 @@
           <w:sz w:val="36"/>
           <w:szCs w:val="36"/>
         </w:rPr>
-        <w:t>第</w:t>
+        <w:t>第二週</w:t>
       </w:r>
       <w:r>
         <w:rPr>
@@ -26,24 +26,6 @@
           <w:sz w:val="36"/>
           <w:szCs w:val="36"/>
         </w:rPr>
-        <w:t>二</w:t>
-      </w:r>
-      <w:proofErr w:type="gramStart"/>
-      <w:r>
-        <w:rPr>
-          <w:rFonts w:ascii="Microsoft JhengHei" w:eastAsia="Microsoft JhengHei" w:hAnsi="Microsoft JhengHei" w:cs="Microsoft JhengHei" w:hint="eastAsia"/>
-          <w:sz w:val="36"/>
-          <w:szCs w:val="36"/>
-        </w:rPr>
-        <w:t>週</w:t>
-      </w:r>
-      <w:proofErr w:type="gramEnd"/>
-      <w:r>
-        <w:rPr>
-          <w:rFonts w:ascii="Microsoft JhengHei" w:eastAsia="Microsoft JhengHei" w:hAnsi="Microsoft JhengHei" w:cs="Microsoft JhengHei" w:hint="eastAsia"/>
-          <w:sz w:val="36"/>
-          <w:szCs w:val="36"/>
-        </w:rPr>
         <w:t>光電實驗分組報告</w:t>
       </w:r>
     </w:p>
@@ -57,23 +39,13 @@
           <w:szCs w:val="28"/>
         </w:rPr>
       </w:pPr>
-      <w:proofErr w:type="gramStart"/>
       <w:r>
         <w:rPr>
           <w:rFonts w:ascii="Microsoft JhengHei" w:eastAsia="Microsoft JhengHei" w:hAnsi="Microsoft JhengHei" w:cs="Microsoft JhengHei" w:hint="eastAsia"/>
           <w:sz w:val="28"/>
           <w:szCs w:val="28"/>
         </w:rPr>
-        <w:t>鄭柏軒</w:t>
-      </w:r>
-      <w:proofErr w:type="gramEnd"/>
-      <w:r>
-        <w:rPr>
-          <w:rFonts w:ascii="Microsoft JhengHei" w:eastAsia="Microsoft JhengHei" w:hAnsi="Microsoft JhengHei" w:cs="Microsoft JhengHei" w:hint="eastAsia"/>
-          <w:sz w:val="28"/>
-          <w:szCs w:val="28"/>
-        </w:rPr>
-        <w:t>B13901081</w:t>
+        <w:t>鄭柏軒B13901081</w:t>
       </w:r>
       <w:r>
         <w:rPr>
@@ -115,8 +87,16 @@
       <w:r>
         <w:rPr>
           <w:rFonts w:ascii="Microsoft JhengHei" w:eastAsia="Microsoft JhengHei" w:hAnsi="Microsoft JhengHei" w:cs="Microsoft JhengHei" w:hint="eastAsia"/>
-        </w:rPr>
-        <w:t>(a.) LLA厚度約為2.1 mm、墊片厚度</w:t>
+          <w:b/>
+          <w:bCs/>
+        </w:rPr>
+        <w:t>(a.)</w:t>
+      </w:r>
+      <w:r>
+        <w:rPr>
+          <w:rFonts w:ascii="Microsoft JhengHei" w:eastAsia="Microsoft JhengHei" w:hAnsi="Microsoft JhengHei" w:cs="Microsoft JhengHei" w:hint="eastAsia"/>
+        </w:rPr>
+        <w:t xml:space="preserve"> LLA厚度約為2.1 mm、墊片厚度</w:t>
       </w:r>
       <m:oMath>
         <m:sSub>
@@ -243,7 +223,7 @@
         <w:spacing w:after="120" w:line="360" w:lineRule="exact"/>
         <w:ind w:left="360"/>
         <w:rPr>
-          <w:rFonts w:ascii="Microsoft JhengHei" w:eastAsia="Microsoft JhengHei" w:hAnsi="Microsoft JhengHei" w:cs="Microsoft JhengHei" w:hint="eastAsia"/>
+          <w:rFonts w:ascii="Microsoft JhengHei" w:eastAsia="Microsoft JhengHei" w:hAnsi="Microsoft JhengHei" w:cs="Microsoft JhengHei"/>
         </w:rPr>
       </w:pPr>
     </w:p>
@@ -259,6 +239,8 @@
       <w:r>
         <w:rPr>
           <w:rFonts w:ascii="Microsoft JhengHei" w:eastAsia="Microsoft JhengHei" w:hAnsi="Microsoft JhengHei" w:cs="Microsoft JhengHei" w:hint="eastAsia"/>
+          <w:b/>
+          <w:bCs/>
         </w:rPr>
         <w:t>(b.)</w:t>
       </w:r>
@@ -272,47 +254,13 @@
         <w:rPr>
           <w:rFonts w:ascii="Microsoft JhengHei" w:eastAsia="Microsoft JhengHei" w:hAnsi="Microsoft JhengHei" w:cs="Microsoft JhengHei" w:hint="eastAsia"/>
         </w:rPr>
-        <w:t>洋紅</w:t>
-      </w:r>
-      <w:r>
-        <w:rPr>
-          <w:rFonts w:ascii="Microsoft JhengHei" w:eastAsia="Microsoft JhengHei" w:hAnsi="Microsoft JhengHei" w:cs="Microsoft JhengHei" w:hint="eastAsia"/>
-        </w:rPr>
-        <w:t>/</w:t>
-      </w:r>
-      <w:r>
-        <w:rPr>
-          <w:rFonts w:ascii="Microsoft JhengHei" w:eastAsia="Microsoft JhengHei" w:hAnsi="Microsoft JhengHei" w:cs="Microsoft JhengHei" w:hint="eastAsia"/>
-        </w:rPr>
-        <w:t>綠 這兩</w:t>
-      </w:r>
-      <w:proofErr w:type="gramStart"/>
-      <w:r>
-        <w:rPr>
-          <w:rFonts w:ascii="Microsoft JhengHei" w:eastAsia="Microsoft JhengHei" w:hAnsi="Microsoft JhengHei" w:cs="Microsoft JhengHei" w:hint="eastAsia"/>
-        </w:rPr>
-        <w:t>個</w:t>
-      </w:r>
-      <w:proofErr w:type="gramEnd"/>
-      <w:r>
-        <w:rPr>
-          <w:rFonts w:ascii="Microsoft JhengHei" w:eastAsia="Microsoft JhengHei" w:hAnsi="Microsoft JhengHei" w:cs="Microsoft JhengHei" w:hint="eastAsia"/>
-        </w:rPr>
-        <w:t>組合測量，分別</w:t>
-      </w:r>
-      <w:proofErr w:type="gramStart"/>
-      <w:r>
-        <w:rPr>
-          <w:rFonts w:ascii="Microsoft JhengHei" w:eastAsia="Microsoft JhengHei" w:hAnsi="Microsoft JhengHei" w:cs="Microsoft JhengHei" w:hint="eastAsia"/>
-        </w:rPr>
-        <w:t>採</w:t>
-      </w:r>
-      <w:proofErr w:type="gramEnd"/>
-      <w:r>
-        <w:rPr>
-          <w:rFonts w:ascii="Microsoft JhengHei" w:eastAsia="Microsoft JhengHei" w:hAnsi="Microsoft JhengHei" w:cs="Microsoft JhengHei" w:hint="eastAsia"/>
-        </w:rPr>
-        <w:t>樣了7個點</w:t>
+        <w:t>洋紅/</w:t>
+      </w:r>
+      <w:r>
+        <w:rPr>
+          <w:rFonts w:ascii="Microsoft JhengHei" w:eastAsia="Microsoft JhengHei" w:hAnsi="Microsoft JhengHei" w:cs="Microsoft JhengHei" w:hint="eastAsia"/>
+        </w:rPr>
+        <w:t>綠 這兩個組合測量，分別採樣了7個點</w:t>
       </w:r>
       <w:r>
         <w:rPr>
@@ -386,14 +334,12 @@
         </w:rPr>
         <w:t>500 nm 內做積分，以作為</w:t>
       </w:r>
-      <w:proofErr w:type="gramStart"/>
       <w:r>
         <w:rPr>
           <w:rFonts w:ascii="Microsoft JhengHei" w:eastAsia="Microsoft JhengHei" w:hAnsi="Microsoft JhengHei" w:cs="Microsoft JhengHei" w:hint="eastAsia"/>
         </w:rPr>
         <w:t>三</w:t>
       </w:r>
-      <w:proofErr w:type="gramEnd"/>
       <w:r>
         <w:rPr>
           <w:rFonts w:ascii="Microsoft JhengHei" w:eastAsia="Microsoft JhengHei" w:hAnsi="Microsoft JhengHei" w:cs="Microsoft JhengHei"/>
@@ -404,13 +350,26 @@
         <w:rPr>
           <w:rFonts w:ascii="Microsoft JhengHei" w:eastAsia="Microsoft JhengHei" w:hAnsi="Microsoft JhengHei" w:cs="Microsoft JhengHei" w:hint="eastAsia"/>
         </w:rPr>
-        <w:t>。圖如下:</w:t>
+        <w:t>。圖如下</w:t>
+      </w:r>
+      <w:r>
+        <w:rPr>
+          <w:rFonts w:ascii="Microsoft JhengHei" w:eastAsia="Microsoft JhengHei" w:hAnsi="Microsoft JhengHei" w:cs="Microsoft JhengHei" w:hint="eastAsia"/>
+        </w:rPr>
+        <w:t>(左為藍/紅、右為洋紅/綠)</w:t>
+      </w:r>
+      <w:r>
+        <w:rPr>
+          <w:rFonts w:ascii="Microsoft JhengHei" w:eastAsia="Microsoft JhengHei" w:hAnsi="Microsoft JhengHei" w:cs="Microsoft JhengHei" w:hint="eastAsia"/>
+        </w:rPr>
+        <w:t>:</w:t>
       </w:r>
     </w:p>
     <w:p>
       <w:pPr>
         <w:spacing w:after="0" w:line="240" w:lineRule="auto"/>
         <w:rPr>
+          <w:rFonts w:hint="eastAsia"/>
           <w:noProof/>
         </w:rPr>
       </w:pPr>
@@ -505,7 +464,7 @@
       <w:pPr>
         <w:spacing w:after="0" w:line="360" w:lineRule="exact"/>
         <w:rPr>
-          <w:rFonts w:ascii="Microsoft JhengHei" w:eastAsia="Microsoft JhengHei" w:hAnsi="Microsoft JhengHei" w:cs="Microsoft JhengHei" w:hint="eastAsia"/>
+          <w:rFonts w:ascii="Microsoft JhengHei" w:eastAsia="Microsoft JhengHei" w:hAnsi="Microsoft JhengHei" w:cs="Microsoft JhengHei"/>
         </w:rPr>
       </w:pPr>
       <w:r>
@@ -543,14 +502,7 @@
         <w:rPr>
           <w:rFonts w:ascii="Microsoft JhengHei" w:eastAsia="Microsoft JhengHei" w:hAnsi="Microsoft JhengHei" w:cs="Microsoft JhengHei" w:hint="eastAsia"/>
         </w:rPr>
-        <w:t>可以觀察到藍/紅的圖中左邊(x&lt;0)的</w:t>
-      </w:r>
-      <w:proofErr w:type="gramStart"/>
-      <w:r>
-        <w:rPr>
-          <w:rFonts w:ascii="Microsoft JhengHei" w:eastAsia="Microsoft JhengHei" w:hAnsi="Microsoft JhengHei" w:cs="Microsoft JhengHei" w:hint="eastAsia"/>
-        </w:rPr>
-        <w:t>藍光明顯強且主導</w:t>
+        <w:t>可以觀察到藍/紅的圖中左邊(x&lt;0)的藍光明顯強且主導</w:t>
       </w:r>
       <w:r>
         <w:rPr>
@@ -564,36 +516,11 @@
         </w:rPr>
         <w:t>度</w:t>
       </w:r>
-      <w:proofErr w:type="gramEnd"/>
-      <w:r>
-        <w:rPr>
-          <w:rFonts w:ascii="Microsoft JhengHei" w:eastAsia="Microsoft JhengHei" w:hAnsi="Microsoft JhengHei" w:cs="Microsoft JhengHei" w:hint="eastAsia"/>
-        </w:rPr>
-        <w:t>，而右邊則是紅光主導，</w:t>
-      </w:r>
-      <w:r>
-        <w:rPr>
-          <w:rFonts w:ascii="Microsoft JhengHei" w:eastAsia="Microsoft JhengHei" w:hAnsi="Microsoft JhengHei" w:cs="Microsoft JhengHei" w:hint="eastAsia"/>
-        </w:rPr>
-        <w:t>正中間則是貢獻差不多</w:t>
-      </w:r>
-      <w:r>
-        <w:rPr>
-          <w:rFonts w:ascii="Microsoft JhengHei" w:eastAsia="Microsoft JhengHei" w:hAnsi="Microsoft JhengHei" w:cs="Microsoft JhengHei" w:hint="eastAsia"/>
-        </w:rPr>
-        <w:t>。這與實際上肉眼觀測到的現象相同，也就是從左側看是藍色、右側則是紅色。在</w:t>
-      </w:r>
-      <w:r>
-        <w:rPr>
-          <w:rFonts w:ascii="Microsoft JhengHei" w:eastAsia="Microsoft JhengHei" w:hAnsi="Microsoft JhengHei" w:cs="Microsoft JhengHei" w:hint="eastAsia"/>
-        </w:rPr>
-        <w:t>洋紅/綠</w:t>
-      </w:r>
-      <w:r>
-        <w:rPr>
-          <w:rFonts w:ascii="Microsoft JhengHei" w:eastAsia="Microsoft JhengHei" w:hAnsi="Microsoft JhengHei" w:cs="Microsoft JhengHei" w:hint="eastAsia"/>
-        </w:rPr>
-        <w:t>的圖中也是一樣，且因為洋紅約是紅+藍，所以可以看到R</w:t>
+      <w:r>
+        <w:rPr>
+          <w:rFonts w:ascii="Microsoft JhengHei" w:eastAsia="Microsoft JhengHei" w:hAnsi="Microsoft JhengHei" w:cs="Microsoft JhengHei" w:hint="eastAsia"/>
+        </w:rPr>
+        <w:t>，而右邊則是紅光主導，正中間則是貢獻差不多。這與實際上肉眼觀測到的現象相同，也就是從左側看是藍色、右側則是紅色。在洋紅/綠的圖中也是一樣，且因為洋紅約是紅+藍，所以可以看到R</w:t>
       </w:r>
       <w:r>
         <w:rPr>
@@ -622,7 +549,8 @@
         <w:spacing w:after="0" w:line="360" w:lineRule="exact"/>
         <w:ind w:left="482"/>
         <w:rPr>
-          <w:rFonts w:ascii="Microsoft JhengHei" w:eastAsia="Microsoft JhengHei" w:hAnsi="Microsoft JhengHei" w:cs="Microsoft JhengHei"/>
+          <w:rFonts w:ascii="Microsoft JhengHei" w:eastAsia="Microsoft JhengHei" w:hAnsi="Microsoft JhengHei" w:cs="Microsoft JhengHei" w:hint="eastAsia"/>
+          <w:i/>
         </w:rPr>
       </w:pPr>
       <w:r>
@@ -683,21 +611,7 @@
         <w:rPr>
           <w:rFonts w:ascii="Microsoft JhengHei" w:eastAsia="Microsoft JhengHei" w:hAnsi="Microsoft JhengHei" w:cs="Microsoft JhengHei" w:hint="eastAsia"/>
         </w:rPr>
-        <w:t>都被單一色</w:t>
-      </w:r>
-      <w:proofErr w:type="gramStart"/>
-      <w:r>
-        <w:rPr>
-          <w:rFonts w:ascii="Microsoft JhengHei" w:eastAsia="Microsoft JhengHei" w:hAnsi="Microsoft JhengHei" w:cs="Microsoft JhengHei" w:hint="eastAsia"/>
-        </w:rPr>
-        <w:t>佔</w:t>
-      </w:r>
-      <w:proofErr w:type="gramEnd"/>
-      <w:r>
-        <w:rPr>
-          <w:rFonts w:ascii="Microsoft JhengHei" w:eastAsia="Microsoft JhengHei" w:hAnsi="Microsoft JhengHei" w:cs="Microsoft JhengHei" w:hint="eastAsia"/>
-        </w:rPr>
-        <w:t>滿，而是</w:t>
+        <w:t>都被單一色佔滿，而是</w:t>
       </w:r>
       <w:r>
         <w:rPr>
@@ -715,14 +629,7 @@
         <w:rPr>
           <w:rFonts w:ascii="Microsoft JhengHei" w:eastAsia="Microsoft JhengHei" w:hAnsi="Microsoft JhengHei" w:cs="Microsoft JhengHei"/>
         </w:rPr>
-        <w:t>另外，</w:t>
-      </w:r>
-      <w:proofErr w:type="gramStart"/>
-      <w:r>
-        <w:rPr>
-          <w:rFonts w:ascii="Microsoft JhengHei" w:eastAsia="Microsoft JhengHei" w:hAnsi="Microsoft JhengHei" w:cs="Microsoft JhengHei"/>
-        </w:rPr>
-        <w:t>總光強</w:t>
+        <w:t>另外，總光強</w:t>
       </w:r>
       <w:r>
         <w:rPr>
@@ -730,52 +637,57 @@
         </w:rPr>
         <w:t>度</w:t>
       </w:r>
-      <w:proofErr w:type="gramEnd"/>
-      <w:r>
-        <w:rPr>
-          <w:rFonts w:ascii="Microsoft JhengHei" w:eastAsia="Microsoft JhengHei" w:hAnsi="Microsoft JhengHei" w:cs="Microsoft JhengHei"/>
-        </w:rPr>
-        <w:t>在中央區域低於兩側，除了與量測角度造成的接收效率差異有關，也反映</w:t>
-      </w:r>
-      <w:r>
-        <w:rPr>
-          <w:rFonts w:ascii="Microsoft JhengHei" w:eastAsia="Microsoft JhengHei" w:hAnsi="Microsoft JhengHei" w:cs="Microsoft JhengHei" w:hint="eastAsia"/>
-        </w:rPr>
-        <w:t>出</w:t>
-      </w:r>
-      <w:r>
-        <w:rPr>
-          <w:rFonts w:ascii="Microsoft JhengHei" w:eastAsia="Microsoft JhengHei" w:hAnsi="Microsoft JhengHei" w:cs="Microsoft JhengHei"/>
-        </w:rPr>
-        <w:t>不同顏色 viewing zones 在中央僅部分重疊，因此</w:t>
-      </w:r>
-      <w:proofErr w:type="gramStart"/>
-      <w:r>
-        <w:rPr>
-          <w:rFonts w:ascii="Microsoft JhengHei" w:eastAsia="Microsoft JhengHei" w:hAnsi="Microsoft JhengHei" w:cs="Microsoft JhengHei"/>
-        </w:rPr>
-        <w:t>混色區不一定</w:t>
-      </w:r>
-      <w:proofErr w:type="gramEnd"/>
-      <w:r>
-        <w:rPr>
-          <w:rFonts w:ascii="Microsoft JhengHei" w:eastAsia="Microsoft JhengHei" w:hAnsi="Microsoft JhengHei" w:cs="Microsoft JhengHei"/>
-        </w:rPr>
-        <w:t>對應</w:t>
-      </w:r>
-      <w:proofErr w:type="gramStart"/>
-      <w:r>
-        <w:rPr>
-          <w:rFonts w:ascii="Microsoft JhengHei" w:eastAsia="Microsoft JhengHei" w:hAnsi="Microsoft JhengHei" w:cs="Microsoft JhengHei"/>
-        </w:rPr>
-        <w:t>最大總光強</w:t>
-      </w:r>
-      <w:proofErr w:type="gramEnd"/>
-      <w:r>
-        <w:rPr>
-          <w:rFonts w:ascii="Microsoft JhengHei" w:eastAsia="Microsoft JhengHei" w:hAnsi="Microsoft JhengHei" w:cs="Microsoft JhengHei"/>
-        </w:rPr>
-        <w:t>。</w:t>
+      <w:r>
+        <w:rPr>
+          <w:rFonts w:ascii="Microsoft JhengHei" w:eastAsia="Microsoft JhengHei" w:hAnsi="Microsoft JhengHei" w:cs="Microsoft JhengHei"/>
+        </w:rPr>
+        <w:t>在中央區域低於兩側，除了與量測角度造成的接收效率差異有關，</w:t>
+      </w:r>
+      <w:r>
+        <w:rPr>
+          <w:rFonts w:ascii="Microsoft JhengHei" w:eastAsia="Microsoft JhengHei" w:hAnsi="Microsoft JhengHei" w:cs="Microsoft JhengHei" w:hint="eastAsia"/>
+        </w:rPr>
+        <w:t>也能說明我們</w:t>
+      </w:r>
+      <m:oMath>
+        <m:sSub>
+          <m:sSubPr>
+            <m:ctrlPr>
+              <w:rPr>
+                <w:rFonts w:ascii="Cambria Math" w:eastAsia="Microsoft JhengHei" w:hAnsi="Cambria Math" w:cs="Microsoft JhengHei"/>
+                <w:i/>
+              </w:rPr>
+            </m:ctrlPr>
+          </m:sSubPr>
+          <m:e>
+            <m:r>
+              <w:rPr>
+                <w:rFonts w:ascii="Cambria Math" w:eastAsia="Microsoft JhengHei" w:hAnsi="Cambria Math" w:cs="Microsoft JhengHei" w:hint="eastAsia"/>
+              </w:rPr>
+              <m:t>D</m:t>
+            </m:r>
+            <m:ctrlPr>
+              <w:rPr>
+                <w:rFonts w:ascii="Cambria Math" w:eastAsia="Microsoft JhengHei" w:hAnsi="Cambria Math" w:cs="Microsoft JhengHei" w:hint="eastAsia"/>
+                <w:i/>
+              </w:rPr>
+            </m:ctrlPr>
+          </m:e>
+          <m:sub>
+            <m:r>
+              <w:rPr>
+                <w:rFonts w:ascii="Cambria Math" w:eastAsia="Microsoft JhengHei" w:hAnsi="Cambria Math" w:cs="Microsoft JhengHei"/>
+              </w:rPr>
+              <m:t>s</m:t>
+            </m:r>
+          </m:sub>
+        </m:sSub>
+      </m:oMath>
+      <w:r>
+        <w:rPr>
+          <w:rFonts w:ascii="Microsoft JhengHei" w:eastAsia="Microsoft JhengHei" w:hAnsi="Microsoft JhengHei" w:cs="Microsoft JhengHei" w:hint="eastAsia"/>
+        </w:rPr>
+        <w:t>對的蠻準的，才會在中間出現陰影(詳見延伸討論)。</w:t>
       </w:r>
     </w:p>
     <w:p>
@@ -792,14 +704,524 @@
         <w:spacing w:after="0" w:line="360" w:lineRule="exact"/>
         <w:ind w:left="482"/>
         <w:rPr>
-          <w:rFonts w:ascii="Microsoft JhengHei" w:eastAsia="Microsoft JhengHei" w:hAnsi="Microsoft JhengHei" w:cs="Microsoft JhengHei" w:hint="eastAsia"/>
-        </w:rPr>
-      </w:pPr>
-      <w:r>
-        <w:rPr>
-          <w:rFonts w:ascii="Microsoft JhengHei" w:eastAsia="Microsoft JhengHei" w:hAnsi="Microsoft JhengHei" w:cs="Microsoft JhengHei" w:hint="eastAsia"/>
+          <w:rFonts w:ascii="Microsoft JhengHei" w:eastAsia="Microsoft JhengHei" w:hAnsi="Microsoft JhengHei" w:cs="Microsoft JhengHei"/>
+        </w:rPr>
+      </w:pPr>
+      <w:r>
+        <w:rPr>
+          <w:rFonts w:ascii="Microsoft JhengHei" w:eastAsia="Microsoft JhengHei" w:hAnsi="Microsoft JhengHei" w:cs="Microsoft JhengHei" w:hint="eastAsia"/>
+          <w:b/>
+          <w:bCs/>
         </w:rPr>
         <w:t>(c.)</w:t>
+      </w:r>
+      <w:r>
+        <w:rPr>
+          <w:rFonts w:ascii="Microsoft JhengHei" w:eastAsia="Microsoft JhengHei" w:hAnsi="Microsoft JhengHei" w:cs="Microsoft JhengHei" w:hint="eastAsia"/>
+        </w:rPr>
+        <w:t>不同像素源需要用到藍/紅組別，而相同像素源要用到</w:t>
+      </w:r>
+      <w:r>
+        <w:rPr>
+          <w:rFonts w:ascii="Microsoft JhengHei" w:eastAsia="Microsoft JhengHei" w:hAnsi="Microsoft JhengHei" w:cs="Microsoft JhengHei" w:hint="eastAsia"/>
+        </w:rPr>
+        <w:t>洋紅</w:t>
+      </w:r>
+      <w:r>
+        <w:rPr>
+          <w:rFonts w:ascii="Microsoft JhengHei" w:eastAsia="Microsoft JhengHei" w:hAnsi="Microsoft JhengHei" w:cs="Microsoft JhengHei"/>
+        </w:rPr>
+        <w:t>/</w:t>
+      </w:r>
+      <w:r>
+        <w:rPr>
+          <w:rFonts w:ascii="Microsoft JhengHei" w:eastAsia="Microsoft JhengHei" w:hAnsi="Microsoft JhengHei" w:cs="Microsoft JhengHei" w:hint="eastAsia"/>
+        </w:rPr>
+        <w:t>綠組別，儘管洋紅並非純藍+純紅，我們直接設定的積分波段也能萃取出紅藍光強。</w:t>
+      </w:r>
+    </w:p>
+    <w:p>
+      <w:pPr>
+        <w:spacing w:after="0" w:line="360" w:lineRule="exact"/>
+        <w:ind w:left="482"/>
+        <w:rPr>
+          <w:rFonts w:ascii="Microsoft JhengHei" w:eastAsia="Microsoft JhengHei" w:hAnsi="Microsoft JhengHei" w:cs="Microsoft JhengHei"/>
+        </w:rPr>
+      </w:pPr>
+      <w:r>
+        <w:rPr>
+          <w:rFonts w:ascii="Microsoft JhengHei" w:eastAsia="Microsoft JhengHei" w:hAnsi="Microsoft JhengHei" w:cs="Microsoft JhengHei" w:hint="eastAsia"/>
+        </w:rPr>
+        <w:t>這邊做的圖其實跟(b.)一樣，不過為方便比較R, B這兩者的表現，我們去除掉了綠光，且只plot R, B, R+G三條線</w:t>
+      </w:r>
+      <w:r>
+        <w:rPr>
+          <w:rFonts w:ascii="Microsoft JhengHei" w:eastAsia="Microsoft JhengHei" w:hAnsi="Microsoft JhengHei" w:cs="Microsoft JhengHei" w:hint="eastAsia"/>
+        </w:rPr>
+        <w:t>。(圖在下一頁)</w:t>
+      </w:r>
+    </w:p>
+    <w:p>
+      <w:pPr>
+        <w:spacing w:after="0" w:line="360" w:lineRule="exact"/>
+        <w:ind w:left="482"/>
+        <w:rPr>
+          <w:rFonts w:ascii="Microsoft JhengHei" w:eastAsia="Microsoft JhengHei" w:hAnsi="Microsoft JhengHei" w:cs="Microsoft JhengHei"/>
+        </w:rPr>
+      </w:pPr>
+    </w:p>
+    <w:p>
+      <w:pPr>
+        <w:spacing w:after="0" w:line="360" w:lineRule="exact"/>
+        <w:ind w:left="482"/>
+        <w:rPr>
+          <w:rFonts w:ascii="Microsoft JhengHei" w:eastAsia="Microsoft JhengHei" w:hAnsi="Microsoft JhengHei" w:cs="Microsoft JhengHei" w:hint="eastAsia"/>
+        </w:rPr>
+      </w:pPr>
+      <w:r>
+        <w:rPr>
+          <w:rFonts w:ascii="Microsoft JhengHei" w:eastAsia="Microsoft JhengHei" w:hAnsi="Microsoft JhengHei" w:cs="Microsoft JhengHei" w:hint="eastAsia"/>
+        </w:rPr>
+        <w:t>可以觀察到在不同像素源(左圖)下，藍/紅的peak發生在不同位置，前者在30mm、後者在</w:t>
+      </w:r>
+      <w:r>
+        <w:rPr>
+          <w:rFonts w:ascii="Microsoft JhengHei" w:eastAsia="Microsoft JhengHei" w:hAnsi="Microsoft JhengHei" w:cs="Microsoft JhengHei"/>
+        </w:rPr>
+        <w:t>-6</w:t>
+      </w:r>
+      <w:r>
+        <w:rPr>
+          <w:rFonts w:ascii="Microsoft JhengHei" w:eastAsia="Microsoft JhengHei" w:hAnsi="Microsoft JhengHei" w:cs="Microsoft JhengHei" w:hint="eastAsia"/>
+        </w:rPr>
+        <w:t>0mm，且分別主導左/右總光強度。這可以說明因兩色在LLA中的</w:t>
+      </w:r>
+      <w:r>
+        <w:rPr>
+          <w:rFonts w:ascii="Microsoft JhengHei" w:eastAsia="Microsoft JhengHei" w:hAnsi="Microsoft JhengHei" w:cs="Microsoft JhengHei"/>
+        </w:rPr>
+        <w:t>p</w:t>
+      </w:r>
+      <w:r>
+        <w:rPr>
+          <w:rFonts w:ascii="Microsoft JhengHei" w:eastAsia="Microsoft JhengHei" w:hAnsi="Microsoft JhengHei" w:cs="Microsoft JhengHei" w:hint="eastAsia"/>
+        </w:rPr>
+        <w:t>ixel位置</w:t>
+      </w:r>
+      <w:r>
+        <w:rPr>
+          <w:rFonts w:ascii="Microsoft JhengHei" w:eastAsia="Microsoft JhengHei" w:hAnsi="Microsoft JhengHei" w:cs="Microsoft JhengHei" w:hint="eastAsia"/>
+        </w:rPr>
+        <w:t>不同，導致兩色光經透鏡折射後，從遠處看的亮度不同，兩者的光強分布</w:t>
+      </w:r>
+      <w:r>
+        <w:rPr>
+          <w:rFonts w:ascii="Microsoft JhengHei" w:eastAsia="Microsoft JhengHei" w:hAnsi="Microsoft JhengHei" w:cs="Microsoft JhengHei" w:hint="eastAsia"/>
+        </w:rPr>
+        <w:t>也</w:t>
+      </w:r>
+      <w:r>
+        <w:rPr>
+          <w:rFonts w:ascii="Microsoft JhengHei" w:eastAsia="Microsoft JhengHei" w:hAnsi="Microsoft JhengHei" w:cs="Microsoft JhengHei" w:hint="eastAsia"/>
+        </w:rPr>
+        <w:t>不同</w:t>
+      </w:r>
+      <w:r>
+        <w:rPr>
+          <w:rFonts w:ascii="Microsoft JhengHei" w:eastAsia="Microsoft JhengHei" w:hAnsi="Microsoft JhengHei" w:cs="Microsoft JhengHei" w:hint="eastAsia"/>
+        </w:rPr>
+        <w:t>，這就是雙</w:t>
+      </w:r>
+      <w:r>
+        <w:rPr>
+          <w:rFonts w:ascii="Microsoft JhengHei" w:eastAsia="Microsoft JhengHei" w:hAnsi="Microsoft JhengHei" w:cs="Microsoft JhengHei"/>
+        </w:rPr>
+        <w:t>/</w:t>
+      </w:r>
+      <w:r>
+        <w:rPr>
+          <w:rFonts w:ascii="Microsoft JhengHei" w:eastAsia="Microsoft JhengHei" w:hAnsi="Microsoft JhengHei" w:cs="Microsoft JhengHei" w:hint="eastAsia"/>
+        </w:rPr>
+        <w:t>多視域的運作</w:t>
+      </w:r>
+      <w:r>
+        <w:rPr>
+          <w:rFonts w:ascii="Microsoft JhengHei" w:eastAsia="Microsoft JhengHei" w:hAnsi="Microsoft JhengHei" w:cs="Microsoft JhengHei" w:hint="eastAsia"/>
+        </w:rPr>
+        <w:t>。而相同像素源</w:t>
+      </w:r>
+      <w:r>
+        <w:rPr>
+          <w:rFonts w:ascii="Microsoft JhengHei" w:eastAsia="Microsoft JhengHei" w:hAnsi="Microsoft JhengHei" w:cs="Microsoft JhengHei" w:hint="eastAsia"/>
+        </w:rPr>
+        <w:lastRenderedPageBreak/>
+        <w:t>(右圖)便可觀察到R, B的peak位置都在-60mm，且貢獻差不多強度</w:t>
+      </w:r>
+      <w:r>
+        <w:rPr>
+          <w:rFonts w:ascii="Microsoft JhengHei" w:eastAsia="Microsoft JhengHei" w:hAnsi="Microsoft JhengHei" w:cs="Microsoft JhengHei" w:hint="eastAsia"/>
+        </w:rPr>
+        <w:t>給洋紅。這說明</w:t>
+      </w:r>
+      <w:r>
+        <w:rPr>
+          <w:rFonts w:ascii="Microsoft JhengHei" w:eastAsia="Microsoft JhengHei" w:hAnsi="Microsoft JhengHei" w:cs="Microsoft JhengHei" w:hint="eastAsia"/>
+        </w:rPr>
+        <w:t>雖然不同色光的折射率有點不同，</w:t>
+      </w:r>
+      <w:r>
+        <w:rPr>
+          <w:rFonts w:ascii="Microsoft JhengHei" w:eastAsia="Microsoft JhengHei" w:hAnsi="Microsoft JhengHei" w:cs="Microsoft JhengHei" w:hint="eastAsia"/>
+        </w:rPr>
+        <w:t>只要色光從同一個pixel發出，經過LLA折射都會抵達同一處</w:t>
+      </w:r>
+      <w:r>
+        <w:rPr>
+          <w:rFonts w:ascii="Microsoft JhengHei" w:eastAsia="Microsoft JhengHei" w:hAnsi="Microsoft JhengHei" w:cs="Microsoft JhengHei" w:hint="eastAsia"/>
+        </w:rPr>
+        <w:t>(至少肉眼看不出位置差異)。也因此我們能在不同視角下看到正確的混色影像。</w:t>
+      </w:r>
+      <w:r>
+        <w:rPr>
+          <w:rFonts w:ascii="Microsoft JhengHei" w:eastAsia="Microsoft JhengHei" w:hAnsi="Microsoft JhengHei" w:cs="Microsoft JhengHei" w:hint="eastAsia"/>
+        </w:rPr>
+        <w:t xml:space="preserve"> </w:t>
+      </w:r>
+    </w:p>
+    <w:p>
+      <w:pPr>
+        <w:spacing w:after="0" w:line="240" w:lineRule="auto"/>
+        <w:rPr>
+          <w:rFonts w:ascii="Microsoft JhengHei" w:eastAsia="Microsoft JhengHei" w:hAnsi="Microsoft JhengHei" w:cs="Microsoft JhengHei"/>
+        </w:rPr>
+      </w:pPr>
+      <w:r>
+        <w:rPr>
+          <w:rFonts w:ascii="Microsoft JhengHei" w:eastAsia="Microsoft JhengHei" w:hAnsi="Microsoft JhengHei" w:cs="Microsoft JhengHei"/>
+        </w:rPr>
+        <w:drawing>
+          <wp:inline distT="0" distB="0" distL="0" distR="0" wp14:anchorId="02705F5D" wp14:editId="2CF7A13E">
+            <wp:extent cx="2592000" cy="1619922"/>
+            <wp:effectExtent l="0" t="0" r="0" b="0"/>
+            <wp:docPr id="298535912" name="圖片 1"/>
+            <wp:cNvGraphicFramePr>
+              <a:graphicFrameLocks xmlns:a="http://schemas.openxmlformats.org/drawingml/2006/main" noChangeAspect="1"/>
+            </wp:cNvGraphicFramePr>
+            <a:graphic xmlns:a="http://schemas.openxmlformats.org/drawingml/2006/main">
+              <a:graphicData uri="http://schemas.openxmlformats.org/drawingml/2006/picture">
+                <pic:pic xmlns:pic="http://schemas.openxmlformats.org/drawingml/2006/picture">
+                  <pic:nvPicPr>
+                    <pic:cNvPr id="298535912" name=""/>
+                    <pic:cNvPicPr/>
+                  </pic:nvPicPr>
+                  <pic:blipFill>
+                    <a:blip r:embed="rId7"/>
+                    <a:stretch>
+                      <a:fillRect/>
+                    </a:stretch>
+                  </pic:blipFill>
+                  <pic:spPr>
+                    <a:xfrm>
+                      <a:off x="0" y="0"/>
+                      <a:ext cx="2592000" cy="1619922"/>
+                    </a:xfrm>
+                    <a:prstGeom prst="rect">
+                      <a:avLst/>
+                    </a:prstGeom>
+                  </pic:spPr>
+                </pic:pic>
+              </a:graphicData>
+            </a:graphic>
+          </wp:inline>
+        </w:drawing>
+      </w:r>
+      <w:r>
+        <w:rPr>
+          <w:rFonts w:ascii="Microsoft JhengHei" w:eastAsia="Microsoft JhengHei" w:hAnsi="Microsoft JhengHei" w:cs="Microsoft JhengHei"/>
+        </w:rPr>
+        <w:drawing>
+          <wp:inline distT="0" distB="0" distL="0" distR="0" wp14:anchorId="642345B6" wp14:editId="3836488F">
+            <wp:extent cx="2591435" cy="1619885"/>
+            <wp:effectExtent l="0" t="0" r="0" b="0"/>
+            <wp:docPr id="756454842" name="圖片 1"/>
+            <wp:cNvGraphicFramePr>
+              <a:graphicFrameLocks xmlns:a="http://schemas.openxmlformats.org/drawingml/2006/main" noChangeAspect="1"/>
+            </wp:cNvGraphicFramePr>
+            <a:graphic xmlns:a="http://schemas.openxmlformats.org/drawingml/2006/main">
+              <a:graphicData uri="http://schemas.openxmlformats.org/drawingml/2006/picture">
+                <pic:pic xmlns:pic="http://schemas.openxmlformats.org/drawingml/2006/picture">
+                  <pic:nvPicPr>
+                    <pic:cNvPr id="756454842" name=""/>
+                    <pic:cNvPicPr/>
+                  </pic:nvPicPr>
+                  <pic:blipFill>
+                    <a:blip r:embed="rId8" cstate="print">
+                      <a:extLst>
+                        <a:ext uri="{28A0092B-C50C-407E-A947-70E740481C1C}">
+                          <a14:useLocalDpi xmlns:a14="http://schemas.microsoft.com/office/drawing/2010/main" val="0"/>
+                        </a:ext>
+                      </a:extLst>
+                    </a:blip>
+                    <a:stretch>
+                      <a:fillRect/>
+                    </a:stretch>
+                  </pic:blipFill>
+                  <pic:spPr>
+                    <a:xfrm>
+                      <a:off x="0" y="0"/>
+                      <a:ext cx="2591435" cy="1619885"/>
+                    </a:xfrm>
+                    <a:prstGeom prst="rect">
+                      <a:avLst/>
+                    </a:prstGeom>
+                  </pic:spPr>
+                </pic:pic>
+              </a:graphicData>
+            </a:graphic>
+          </wp:inline>
+        </w:drawing>
+      </w:r>
+    </w:p>
+    <w:p>
+      <w:pPr>
+        <w:spacing w:after="0" w:line="360" w:lineRule="exact"/>
+        <w:ind w:firstLine="482"/>
+        <w:rPr>
+          <w:rFonts w:ascii="Microsoft JhengHei" w:eastAsia="Microsoft JhengHei" w:hAnsi="Microsoft JhengHei" w:cs="Microsoft JhengHei"/>
+        </w:rPr>
+      </w:pPr>
+      <w:r>
+        <w:rPr>
+          <w:rFonts w:ascii="Microsoft JhengHei" w:eastAsia="Microsoft JhengHei" w:hAnsi="Microsoft JhengHei" w:cs="Microsoft JhengHei" w:hint="eastAsia"/>
+          <w:b/>
+          <w:bCs/>
+        </w:rPr>
+        <w:t>(d.)</w:t>
+      </w:r>
+      <w:r>
+        <w:rPr>
+          <w:rFonts w:ascii="Microsoft JhengHei" w:eastAsia="Microsoft JhengHei" w:hAnsi="Microsoft JhengHei" w:cs="Microsoft JhengHei" w:hint="eastAsia"/>
+        </w:rPr>
+        <w:t>交給你！</w:t>
+      </w:r>
+    </w:p>
+    <w:p>
+      <w:pPr>
+        <w:spacing w:after="0" w:line="360" w:lineRule="exact"/>
+        <w:ind w:firstLine="482"/>
+        <w:rPr>
+          <w:rFonts w:ascii="Microsoft JhengHei" w:eastAsia="Microsoft JhengHei" w:hAnsi="Microsoft JhengHei" w:cs="Microsoft JhengHei"/>
+        </w:rPr>
+      </w:pPr>
+    </w:p>
+    <w:p>
+      <w:pPr>
+        <w:spacing w:after="0" w:line="360" w:lineRule="exact"/>
+        <w:ind w:firstLine="482"/>
+        <w:rPr>
+          <w:rFonts w:ascii="Microsoft JhengHei" w:eastAsia="Microsoft JhengHei" w:hAnsi="Microsoft JhengHei" w:cs="Microsoft JhengHei"/>
+        </w:rPr>
+      </w:pPr>
+    </w:p>
+    <w:p>
+      <w:pPr>
+        <w:spacing w:after="0" w:line="360" w:lineRule="exact"/>
+        <w:ind w:firstLine="482"/>
+        <w:rPr>
+          <w:rFonts w:ascii="Microsoft JhengHei" w:eastAsia="Microsoft JhengHei" w:hAnsi="Microsoft JhengHei" w:cs="Microsoft JhengHei"/>
+        </w:rPr>
+      </w:pPr>
+    </w:p>
+    <w:p>
+      <w:pPr>
+        <w:spacing w:after="0" w:line="360" w:lineRule="exact"/>
+        <w:ind w:firstLine="482"/>
+        <w:rPr>
+          <w:rFonts w:ascii="Microsoft JhengHei" w:eastAsia="Microsoft JhengHei" w:hAnsi="Microsoft JhengHei" w:cs="Microsoft JhengHei"/>
+        </w:rPr>
+      </w:pPr>
+    </w:p>
+    <w:p>
+      <w:pPr>
+        <w:spacing w:after="0" w:line="360" w:lineRule="exact"/>
+        <w:ind w:firstLine="482"/>
+        <w:rPr>
+          <w:rFonts w:ascii="Microsoft JhengHei" w:eastAsia="Microsoft JhengHei" w:hAnsi="Microsoft JhengHei" w:cs="Microsoft JhengHei"/>
+        </w:rPr>
+      </w:pPr>
+    </w:p>
+    <w:p>
+      <w:pPr>
+        <w:spacing w:after="0" w:line="360" w:lineRule="exact"/>
+        <w:rPr>
+          <w:rFonts w:ascii="Microsoft JhengHei" w:eastAsia="Microsoft JhengHei" w:hAnsi="Microsoft JhengHei" w:cs="Microsoft JhengHei" w:hint="eastAsia"/>
+          <w:b/>
+          <w:bCs/>
+        </w:rPr>
+      </w:pPr>
+      <w:r>
+        <w:rPr>
+          <w:rFonts w:ascii="Microsoft JhengHei" w:eastAsia="Microsoft JhengHei" w:hAnsi="Microsoft JhengHei" w:cs="Microsoft JhengHei" w:hint="eastAsia"/>
+          <w:b/>
+          <w:bCs/>
+        </w:rPr>
+        <w:t xml:space="preserve">延伸討論: </w:t>
+      </w:r>
+    </w:p>
+    <w:p>
+      <w:pPr>
+        <w:pStyle w:val="a9"/>
+        <w:numPr>
+          <w:ilvl w:val="0"/>
+          <w:numId w:val="2"/>
+        </w:numPr>
+        <w:spacing w:after="0" w:line="360" w:lineRule="exact"/>
+        <w:ind w:left="357" w:hanging="357"/>
+        <w:rPr>
+          <w:rFonts w:ascii="Microsoft JhengHei" w:eastAsia="Microsoft JhengHei" w:hAnsi="Microsoft JhengHei" w:cs="Microsoft JhengHei"/>
+        </w:rPr>
+      </w:pPr>
+      <w:r>
+        <w:rPr>
+          <w:rFonts w:ascii="Microsoft JhengHei" w:eastAsia="Microsoft JhengHei" w:hAnsi="Microsoft JhengHei" w:cs="Microsoft JhengHei" w:hint="eastAsia"/>
+        </w:rPr>
+        <w:t>如果改變</w:t>
+      </w:r>
+      <m:oMath>
+        <m:sSub>
+          <m:sSubPr>
+            <m:ctrlPr>
+              <w:rPr>
+                <w:rFonts w:ascii="Cambria Math" w:eastAsia="Microsoft JhengHei" w:hAnsi="Cambria Math" w:cs="Microsoft JhengHei"/>
+                <w:i/>
+              </w:rPr>
+            </m:ctrlPr>
+          </m:sSubPr>
+          <m:e>
+            <m:r>
+              <w:rPr>
+                <w:rFonts w:ascii="Cambria Math" w:eastAsia="Microsoft JhengHei" w:hAnsi="Cambria Math" w:cs="Microsoft JhengHei" w:hint="eastAsia"/>
+              </w:rPr>
+              <m:t>D</m:t>
+            </m:r>
+            <m:ctrlPr>
+              <w:rPr>
+                <w:rFonts w:ascii="Cambria Math" w:eastAsia="Microsoft JhengHei" w:hAnsi="Cambria Math" w:cs="Microsoft JhengHei" w:hint="eastAsia"/>
+                <w:i/>
+              </w:rPr>
+            </m:ctrlPr>
+          </m:e>
+          <m:sub>
+            <m:r>
+              <w:rPr>
+                <w:rFonts w:ascii="Cambria Math" w:eastAsia="Microsoft JhengHei" w:hAnsi="Cambria Math" w:cs="Microsoft JhengHei"/>
+              </w:rPr>
+              <m:t>s</m:t>
+            </m:r>
+          </m:sub>
+        </m:sSub>
+      </m:oMath>
+      <w:r>
+        <w:rPr>
+          <w:rFonts w:ascii="Microsoft JhengHei" w:eastAsia="Microsoft JhengHei" w:hAnsi="Microsoft JhengHei" w:cs="Microsoft JhengHei" w:hint="eastAsia"/>
+        </w:rPr>
+        <w:t>，也就是LLA產生橫向偏移，那透鏡的中心軸就不會對其螢幕的</w:t>
+      </w:r>
+      <w:r>
+        <w:rPr>
+          <w:rFonts w:ascii="Microsoft JhengHei" w:eastAsia="Microsoft JhengHei" w:hAnsi="Microsoft JhengHei" w:cs="Microsoft JhengHei"/>
+        </w:rPr>
+        <w:t>s</w:t>
+      </w:r>
+      <w:r>
+        <w:rPr>
+          <w:rFonts w:ascii="Microsoft JhengHei" w:eastAsia="Microsoft JhengHei" w:hAnsi="Microsoft JhengHei" w:cs="Microsoft JhengHei" w:hint="eastAsia"/>
+        </w:rPr>
+        <w:t>ub-pixel中心，會導致折射後的光整體偏移，導致觀測到的光也跟著橫向平移。用肉眼觀察到的現象就是光變成斜著照，而且兩色光的分割線也會跟著變斜，中心歪掉。</w:t>
+      </w:r>
+    </w:p>
+    <w:p>
+      <w:pPr>
+        <w:pStyle w:val="a9"/>
+        <w:numPr>
+          <w:ilvl w:val="0"/>
+          <w:numId w:val="2"/>
+        </w:numPr>
+        <w:spacing w:after="0" w:line="360" w:lineRule="exact"/>
+        <w:ind w:left="357" w:hanging="357"/>
+        <w:rPr>
+          <w:rFonts w:ascii="Microsoft JhengHei" w:eastAsia="Microsoft JhengHei" w:hAnsi="Microsoft JhengHei" w:cs="Microsoft JhengHei"/>
+        </w:rPr>
+      </w:pPr>
+      <w:r>
+        <w:rPr>
+          <w:rFonts w:ascii="Microsoft JhengHei" w:eastAsia="Microsoft JhengHei" w:hAnsi="Microsoft JhengHei" w:cs="Microsoft JhengHei" w:hint="eastAsia"/>
+        </w:rPr>
+        <w:t>如果對超準，正中間確實會出現黑色陰影，主要是因為MiniLED的</w:t>
+      </w:r>
+      <w:r>
+        <w:rPr>
+          <w:rFonts w:ascii="Microsoft JhengHei" w:eastAsia="Microsoft JhengHei" w:hAnsi="Microsoft JhengHei" w:cs="Microsoft JhengHei"/>
+        </w:rPr>
+        <w:t>p</w:t>
+      </w:r>
+      <w:r>
+        <w:rPr>
+          <w:rFonts w:ascii="Microsoft JhengHei" w:eastAsia="Microsoft JhengHei" w:hAnsi="Microsoft JhengHei" w:cs="Microsoft JhengHei" w:hint="eastAsia"/>
+        </w:rPr>
+        <w:t>ixel之間沒有緊緊相依，中間區域就會是不發光的。如果完全對齊，該黑色區域就會被放大透視到正前方，從正中間看去就會是黑色的。從我們做出來的圖也可以說明這點，在正中間(x=0)的總光強相對兩側較低，也就是陰影的部分被透射到中間了。</w:t>
+      </w:r>
+    </w:p>
+    <w:p>
+      <w:pPr>
+        <w:pStyle w:val="a9"/>
+        <w:numPr>
+          <w:ilvl w:val="0"/>
+          <w:numId w:val="2"/>
+        </w:numPr>
+        <w:spacing w:after="0" w:line="360" w:lineRule="exact"/>
+        <w:ind w:left="357" w:hanging="357"/>
+        <w:rPr>
+          <w:rFonts w:ascii="Microsoft JhengHei" w:eastAsia="Microsoft JhengHei" w:hAnsi="Microsoft JhengHei" w:cs="Microsoft JhengHei"/>
+        </w:rPr>
+      </w:pPr>
+      <w:r>
+        <w:rPr>
+          <w:rFonts w:ascii="Microsoft JhengHei" w:eastAsia="Microsoft JhengHei" w:hAnsi="Microsoft JhengHei" w:cs="Microsoft JhengHei" w:hint="eastAsia"/>
+        </w:rPr>
+        <w:t>因為沒有仔細看實驗說明，根本忘記要固定曝光時間了，所以我們採用的方式是直接將量測到的峰值除以積分時間(剛好有被記錄在</w:t>
+      </w:r>
+      <w:r>
+        <w:rPr>
+          <w:rFonts w:ascii="Microsoft JhengHei" w:eastAsia="Microsoft JhengHei" w:hAnsi="Microsoft JhengHei" w:cs="Microsoft JhengHei"/>
+        </w:rPr>
+        <w:t>c</w:t>
+      </w:r>
+      <w:r>
+        <w:rPr>
+          <w:rFonts w:ascii="Microsoft JhengHei" w:eastAsia="Microsoft JhengHei" w:hAnsi="Microsoft JhengHei" w:cs="Microsoft JhengHei" w:hint="eastAsia"/>
+        </w:rPr>
+        <w:t>sv中)。這方法會work是因為光譜儀量到的數據本來就跟積分時間成正比，於是直接用時間normalize就好。</w:t>
+      </w:r>
+    </w:p>
+    <w:p>
+      <w:pPr>
+        <w:pStyle w:val="a9"/>
+        <w:numPr>
+          <w:ilvl w:val="0"/>
+          <w:numId w:val="2"/>
+        </w:numPr>
+        <w:spacing w:after="0" w:line="360" w:lineRule="exact"/>
+        <w:ind w:left="357" w:hanging="357"/>
+        <w:rPr>
+          <w:rFonts w:ascii="Microsoft JhengHei" w:eastAsia="Microsoft JhengHei" w:hAnsi="Microsoft JhengHei" w:cs="Microsoft JhengHei" w:hint="eastAsia"/>
+        </w:rPr>
+      </w:pPr>
+      <w:r>
+        <w:rPr>
+          <w:rFonts w:ascii="Microsoft JhengHei" w:eastAsia="Microsoft JhengHei" w:hAnsi="Microsoft JhengHei" w:cs="Microsoft JhengHei" w:hint="eastAsia"/>
+        </w:rPr>
+        <w:t>我們是採用固定波段去積分的方式來計算三色光，但LED的發光頻譜可能具有一定展寬，導致若我們取綠光500~580nm，有可能誤算入一些藍光頻譜的長波長部分。另外實驗室也不是完美的暗室，所以可以從藍/紅看到一點點來自環境的綠光。更甚至我們的採樣點是離散的，x也不是說到很小，數據點也沒有很多，所以可能漏掉真正的峰值，不過趨勢是對的就好。</w:t>
       </w:r>
     </w:p>
     <w:sectPr>
@@ -817,8 +1239,99 @@
   <w:abstractNum w:abstractNumId="0" w15:restartNumberingAfterBreak="0">
     <w:nsid w:val="323D1137"/>
     <w:multiLevelType w:val="hybridMultilevel"/>
-    <w:tmpl w:val="DC14686A"/>
-    <w:lvl w:ilvl="0" w:tplc="001EC26A">
+    <w:tmpl w:val="E6108D4E"/>
+    <w:lvl w:ilvl="0" w:tplc="5150BD36">
+      <w:start w:val="1"/>
+      <w:numFmt w:val="decimal"/>
+      <w:lvlText w:val="%1."/>
+      <w:lvlJc w:val="left"/>
+      <w:pPr>
+        <w:ind w:left="360" w:hanging="360"/>
+      </w:pPr>
+      <w:rPr>
+        <w:rFonts w:hint="default"/>
+        <w:b/>
+        <w:bCs/>
+      </w:rPr>
+    </w:lvl>
+    <w:lvl w:ilvl="1" w:tplc="04090019" w:tentative="1">
+      <w:start w:val="1"/>
+      <w:numFmt w:val="ideographTraditional"/>
+      <w:lvlText w:val="%2、"/>
+      <w:lvlJc w:val="left"/>
+      <w:pPr>
+        <w:ind w:left="960" w:hanging="480"/>
+      </w:pPr>
+    </w:lvl>
+    <w:lvl w:ilvl="2" w:tplc="0409001B" w:tentative="1">
+      <w:start w:val="1"/>
+      <w:numFmt w:val="lowerRoman"/>
+      <w:lvlText w:val="%3."/>
+      <w:lvlJc w:val="right"/>
+      <w:pPr>
+        <w:ind w:left="1440" w:hanging="480"/>
+      </w:pPr>
+    </w:lvl>
+    <w:lvl w:ilvl="3" w:tplc="0409000F" w:tentative="1">
+      <w:start w:val="1"/>
+      <w:numFmt w:val="decimal"/>
+      <w:lvlText w:val="%4."/>
+      <w:lvlJc w:val="left"/>
+      <w:pPr>
+        <w:ind w:left="1920" w:hanging="480"/>
+      </w:pPr>
+    </w:lvl>
+    <w:lvl w:ilvl="4" w:tplc="04090019" w:tentative="1">
+      <w:start w:val="1"/>
+      <w:numFmt w:val="ideographTraditional"/>
+      <w:lvlText w:val="%5、"/>
+      <w:lvlJc w:val="left"/>
+      <w:pPr>
+        <w:ind w:left="2400" w:hanging="480"/>
+      </w:pPr>
+    </w:lvl>
+    <w:lvl w:ilvl="5" w:tplc="0409001B" w:tentative="1">
+      <w:start w:val="1"/>
+      <w:numFmt w:val="lowerRoman"/>
+      <w:lvlText w:val="%6."/>
+      <w:lvlJc w:val="right"/>
+      <w:pPr>
+        <w:ind w:left="2880" w:hanging="480"/>
+      </w:pPr>
+    </w:lvl>
+    <w:lvl w:ilvl="6" w:tplc="0409000F" w:tentative="1">
+      <w:start w:val="1"/>
+      <w:numFmt w:val="decimal"/>
+      <w:lvlText w:val="%7."/>
+      <w:lvlJc w:val="left"/>
+      <w:pPr>
+        <w:ind w:left="3360" w:hanging="480"/>
+      </w:pPr>
+    </w:lvl>
+    <w:lvl w:ilvl="7" w:tplc="04090019" w:tentative="1">
+      <w:start w:val="1"/>
+      <w:numFmt w:val="ideographTraditional"/>
+      <w:lvlText w:val="%8、"/>
+      <w:lvlJc w:val="left"/>
+      <w:pPr>
+        <w:ind w:left="3840" w:hanging="480"/>
+      </w:pPr>
+    </w:lvl>
+    <w:lvl w:ilvl="8" w:tplc="0409001B" w:tentative="1">
+      <w:start w:val="1"/>
+      <w:numFmt w:val="lowerRoman"/>
+      <w:lvlText w:val="%9."/>
+      <w:lvlJc w:val="right"/>
+      <w:pPr>
+        <w:ind w:left="4320" w:hanging="480"/>
+      </w:pPr>
+    </w:lvl>
+  </w:abstractNum>
+  <w:abstractNum w:abstractNumId="1" w15:restartNumberingAfterBreak="0">
+    <w:nsid w:val="458B3B4B"/>
+    <w:multiLevelType w:val="hybridMultilevel"/>
+    <w:tmpl w:val="4B766966"/>
+    <w:lvl w:ilvl="0" w:tplc="8318981E">
       <w:start w:val="1"/>
       <w:numFmt w:val="decimal"/>
       <w:lvlText w:val="%1."/>
@@ -905,6 +1418,9 @@
   </w:abstractNum>
   <w:num w:numId="1" w16cid:durableId="60755721">
     <w:abstractNumId w:val="0"/>
+  </w:num>
+  <w:num w:numId="2" w16cid:durableId="746465040">
+    <w:abstractNumId w:val="1"/>
   </w:num>
 </w:numbering>
 </file>
@@ -1515,6 +2031,7 @@
   <w:style w:type="character" w:default="1" w:styleId="a0">
     <w:name w:val="Default Paragraph Font"/>
     <w:uiPriority w:val="1"/>
+    <w:semiHidden/>
     <w:unhideWhenUsed/>
   </w:style>
   <w:style w:type="table" w:default="1" w:styleId="a1">

--- a/Week2_Team7.docx
+++ b/Week2_Team7.docx
@@ -369,7 +369,6 @@
       <w:pPr>
         <w:spacing w:after="0" w:line="240" w:lineRule="auto"/>
         <w:rPr>
-          <w:rFonts w:hint="eastAsia"/>
           <w:noProof/>
         </w:rPr>
       </w:pPr>
@@ -390,528 +389,6 @@
                 <pic:pic xmlns:pic="http://schemas.openxmlformats.org/drawingml/2006/picture">
                   <pic:nvPicPr>
                     <pic:cNvPr id="637769272" name=""/>
-                    <pic:cNvPicPr/>
-                  </pic:nvPicPr>
-                  <pic:blipFill>
-                    <a:blip r:embed="rId5"/>
-                    <a:stretch>
-                      <a:fillRect/>
-                    </a:stretch>
-                  </pic:blipFill>
-                  <pic:spPr>
-                    <a:xfrm>
-                      <a:off x="0" y="0"/>
-                      <a:ext cx="2592000" cy="1619922"/>
-                    </a:xfrm>
-                    <a:prstGeom prst="rect">
-                      <a:avLst/>
-                    </a:prstGeom>
-                  </pic:spPr>
-                </pic:pic>
-              </a:graphicData>
-            </a:graphic>
-          </wp:inline>
-        </w:drawing>
-      </w:r>
-      <w:r>
-        <w:rPr>
-          <w:noProof/>
-        </w:rPr>
-        <w:t xml:space="preserve"> </w:t>
-      </w:r>
-      <w:r>
-        <w:rPr>
-          <w:noProof/>
-        </w:rPr>
-        <w:drawing>
-          <wp:inline distT="0" distB="0" distL="0" distR="0" wp14:anchorId="12F15ED2" wp14:editId="7BE9AC06">
-            <wp:extent cx="2592000" cy="1619922"/>
-            <wp:effectExtent l="0" t="0" r="0" b="0"/>
-            <wp:docPr id="396691638" name="圖片 1"/>
-            <wp:cNvGraphicFramePr>
-              <a:graphicFrameLocks xmlns:a="http://schemas.openxmlformats.org/drawingml/2006/main" noChangeAspect="1"/>
-            </wp:cNvGraphicFramePr>
-            <a:graphic xmlns:a="http://schemas.openxmlformats.org/drawingml/2006/main">
-              <a:graphicData uri="http://schemas.openxmlformats.org/drawingml/2006/picture">
-                <pic:pic xmlns:pic="http://schemas.openxmlformats.org/drawingml/2006/picture">
-                  <pic:nvPicPr>
-                    <pic:cNvPr id="396691638" name=""/>
-                    <pic:cNvPicPr/>
-                  </pic:nvPicPr>
-                  <pic:blipFill>
-                    <a:blip r:embed="rId6"/>
-                    <a:stretch>
-                      <a:fillRect/>
-                    </a:stretch>
-                  </pic:blipFill>
-                  <pic:spPr>
-                    <a:xfrm>
-                      <a:off x="0" y="0"/>
-                      <a:ext cx="2592000" cy="1619922"/>
-                    </a:xfrm>
-                    <a:prstGeom prst="rect">
-                      <a:avLst/>
-                    </a:prstGeom>
-                  </pic:spPr>
-                </pic:pic>
-              </a:graphicData>
-            </a:graphic>
-          </wp:inline>
-        </w:drawing>
-      </w:r>
-    </w:p>
-    <w:p>
-      <w:pPr>
-        <w:spacing w:after="0" w:line="360" w:lineRule="exact"/>
-        <w:rPr>
-          <w:rFonts w:ascii="Microsoft JhengHei" w:eastAsia="Microsoft JhengHei" w:hAnsi="Microsoft JhengHei" w:cs="Microsoft JhengHei"/>
-        </w:rPr>
-      </w:pPr>
-      <w:r>
-        <w:rPr>
-          <w:rFonts w:ascii="Microsoft JhengHei" w:eastAsia="Microsoft JhengHei" w:hAnsi="Microsoft JhengHei" w:cs="Microsoft JhengHei"/>
-        </w:rPr>
-        <w:tab/>
-      </w:r>
-      <w:r>
-        <w:rPr>
-          <w:rFonts w:ascii="Microsoft JhengHei" w:eastAsia="Microsoft JhengHei" w:hAnsi="Microsoft JhengHei" w:cs="Microsoft JhengHei" w:hint="eastAsia"/>
-          <w:b/>
-          <w:bCs/>
-        </w:rPr>
-        <w:t>因當初測量時忘記固定積分時間，所以</w:t>
-      </w:r>
-      <w:r>
-        <w:rPr>
-          <w:rFonts w:ascii="Microsoft JhengHei" w:eastAsia="Microsoft JhengHei" w:hAnsi="Microsoft JhengHei" w:cs="Microsoft JhengHei" w:hint="eastAsia"/>
-          <w:b/>
-          <w:bCs/>
-        </w:rPr>
-        <w:t>光強度有除積分時間回去再作圖。</w:t>
-      </w:r>
-    </w:p>
-    <w:p>
-      <w:pPr>
-        <w:spacing w:after="0" w:line="360" w:lineRule="exact"/>
-        <w:ind w:left="482"/>
-        <w:rPr>
-          <w:rFonts w:ascii="Microsoft JhengHei" w:eastAsia="Microsoft JhengHei" w:hAnsi="Microsoft JhengHei" w:cs="Microsoft JhengHei"/>
-        </w:rPr>
-      </w:pPr>
-      <w:r>
-        <w:rPr>
-          <w:rFonts w:ascii="Microsoft JhengHei" w:eastAsia="Microsoft JhengHei" w:hAnsi="Microsoft JhengHei" w:cs="Microsoft JhengHei" w:hint="eastAsia"/>
-        </w:rPr>
-        <w:t>可以觀察到藍/紅的圖中左邊(x&lt;0)的藍光明顯強且主導</w:t>
-      </w:r>
-      <w:r>
-        <w:rPr>
-          <w:rFonts w:ascii="Microsoft JhengHei" w:eastAsia="Microsoft JhengHei" w:hAnsi="Microsoft JhengHei" w:cs="Microsoft JhengHei" w:hint="eastAsia"/>
-        </w:rPr>
-        <w:t>總光強</w:t>
-      </w:r>
-      <w:r>
-        <w:rPr>
-          <w:rFonts w:ascii="Microsoft JhengHei" w:eastAsia="Microsoft JhengHei" w:hAnsi="Microsoft JhengHei" w:cs="Microsoft JhengHei" w:hint="eastAsia"/>
-        </w:rPr>
-        <w:t>度</w:t>
-      </w:r>
-      <w:r>
-        <w:rPr>
-          <w:rFonts w:ascii="Microsoft JhengHei" w:eastAsia="Microsoft JhengHei" w:hAnsi="Microsoft JhengHei" w:cs="Microsoft JhengHei" w:hint="eastAsia"/>
-        </w:rPr>
-        <w:t>，而右邊則是紅光主導，正中間則是貢獻差不多。這與實際上肉眼觀測到的現象相同，也就是從左側看是藍色、右側則是紅色。在洋紅/綠的圖中也是一樣，且因為洋紅約是紅+藍，所以可以看到R</w:t>
-      </w:r>
-      <w:r>
-        <w:rPr>
-          <w:rFonts w:ascii="Microsoft JhengHei" w:eastAsia="Microsoft JhengHei" w:hAnsi="Microsoft JhengHei" w:cs="Microsoft JhengHei"/>
-        </w:rPr>
-        <w:t>,</w:t>
-      </w:r>
-      <w:r>
-        <w:rPr>
-          <w:rFonts w:ascii="Microsoft JhengHei" w:eastAsia="Microsoft JhengHei" w:hAnsi="Microsoft JhengHei" w:cs="Microsoft JhengHei" w:hint="eastAsia"/>
-        </w:rPr>
-        <w:t xml:space="preserve"> B都有貢獻。</w:t>
-      </w:r>
-    </w:p>
-    <w:p>
-      <w:pPr>
-        <w:spacing w:after="0" w:line="360" w:lineRule="exact"/>
-        <w:ind w:left="482"/>
-        <w:rPr>
-          <w:rFonts w:ascii="Microsoft JhengHei" w:eastAsia="Microsoft JhengHei" w:hAnsi="Microsoft JhengHei" w:cs="Microsoft JhengHei"/>
-        </w:rPr>
-      </w:pPr>
-    </w:p>
-    <w:p>
-      <w:pPr>
-        <w:spacing w:after="0" w:line="360" w:lineRule="exact"/>
-        <w:ind w:left="482"/>
-        <w:rPr>
-          <w:rFonts w:ascii="Microsoft JhengHei" w:eastAsia="Microsoft JhengHei" w:hAnsi="Microsoft JhengHei" w:cs="Microsoft JhengHei" w:hint="eastAsia"/>
-          <w:i/>
-        </w:rPr>
-      </w:pPr>
-      <w:r>
-        <w:rPr>
-          <w:rFonts w:ascii="Microsoft JhengHei" w:eastAsia="Microsoft JhengHei" w:hAnsi="Microsoft JhengHei" w:cs="Microsoft JhengHei" w:hint="eastAsia"/>
-        </w:rPr>
-        <w:t>值得注意的是，左右側的主導色在|</w:t>
-      </w:r>
-      <w:r>
-        <w:rPr>
-          <w:rFonts w:ascii="Microsoft JhengHei" w:eastAsia="Microsoft JhengHei" w:hAnsi="Microsoft JhengHei" w:cs="Microsoft JhengHei"/>
-        </w:rPr>
-        <w:t>x</w:t>
-      </w:r>
-      <w:r>
-        <w:rPr>
-          <w:rFonts w:ascii="Microsoft JhengHei" w:eastAsia="Microsoft JhengHei" w:hAnsi="Microsoft JhengHei" w:cs="Microsoft JhengHei" w:hint="eastAsia"/>
-        </w:rPr>
-        <w:t>|持續變大後又</w:t>
-      </w:r>
-      <w:r>
-        <w:rPr>
-          <w:rFonts w:ascii="Microsoft JhengHei" w:eastAsia="Microsoft JhengHei" w:hAnsi="Microsoft JhengHei" w:cs="Microsoft JhengHei" w:hint="eastAsia"/>
-        </w:rPr>
-        <w:t>有</w:t>
-      </w:r>
-      <w:r>
-        <w:rPr>
-          <w:rFonts w:ascii="Microsoft JhengHei" w:eastAsia="Microsoft JhengHei" w:hAnsi="Microsoft JhengHei" w:cs="Microsoft JhengHei" w:hint="eastAsia"/>
-        </w:rPr>
-        <w:t>改變</w:t>
-      </w:r>
-      <w:r>
-        <w:rPr>
-          <w:rFonts w:ascii="Microsoft JhengHei" w:eastAsia="Microsoft JhengHei" w:hAnsi="Microsoft JhengHei" w:cs="Microsoft JhengHei" w:hint="eastAsia"/>
-        </w:rPr>
-        <w:t>的趨勢</w:t>
-      </w:r>
-      <w:r>
-        <w:rPr>
-          <w:rFonts w:ascii="Microsoft JhengHei" w:eastAsia="Microsoft JhengHei" w:hAnsi="Microsoft JhengHei" w:cs="Microsoft JhengHei" w:hint="eastAsia"/>
-        </w:rPr>
-        <w:t>，這便是</w:t>
-      </w:r>
-      <w:r>
-        <w:rPr>
-          <w:rFonts w:ascii="Microsoft JhengHei" w:eastAsia="Microsoft JhengHei" w:hAnsi="Microsoft JhengHei" w:cs="Microsoft JhengHei" w:hint="eastAsia"/>
-        </w:rPr>
-        <w:t>LLA</w:t>
-      </w:r>
-      <w:r>
-        <w:rPr>
-          <w:rFonts w:ascii="Microsoft JhengHei" w:eastAsia="Microsoft JhengHei" w:hAnsi="Microsoft JhengHei" w:cs="Microsoft JhengHei" w:hint="eastAsia"/>
-        </w:rPr>
-        <w:t>的特性，並非整個左/右側</w:t>
-      </w:r>
-      <w:r>
-        <w:rPr>
-          <w:rFonts w:ascii="Microsoft JhengHei" w:eastAsia="Microsoft JhengHei" w:hAnsi="Microsoft JhengHei" w:cs="Microsoft JhengHei" w:hint="eastAsia"/>
-        </w:rPr>
-        <w:t>都被單一色佔滿，而是</w:t>
-      </w:r>
-      <w:r>
-        <w:rPr>
-          <w:rFonts w:ascii="Microsoft JhengHei" w:eastAsia="Microsoft JhengHei" w:hAnsi="Microsoft JhengHei" w:cs="Microsoft JhengHei" w:hint="eastAsia"/>
-        </w:rPr>
-        <w:t>不同顏色交替主導，應該是週期性的</w:t>
-      </w:r>
-      <w:r>
-        <w:rPr>
-          <w:rFonts w:ascii="Microsoft JhengHei" w:eastAsia="Microsoft JhengHei" w:hAnsi="Microsoft JhengHei" w:cs="Microsoft JhengHei" w:hint="eastAsia"/>
-        </w:rPr>
-        <w:t>。</w:t>
-      </w:r>
-      <w:r>
-        <w:rPr>
-          <w:rFonts w:ascii="Microsoft JhengHei" w:eastAsia="Microsoft JhengHei" w:hAnsi="Microsoft JhengHei" w:cs="Microsoft JhengHei"/>
-        </w:rPr>
-        <w:t>另外，總光強</w:t>
-      </w:r>
-      <w:r>
-        <w:rPr>
-          <w:rFonts w:ascii="Microsoft JhengHei" w:eastAsia="Microsoft JhengHei" w:hAnsi="Microsoft JhengHei" w:cs="Microsoft JhengHei" w:hint="eastAsia"/>
-        </w:rPr>
-        <w:t>度</w:t>
-      </w:r>
-      <w:r>
-        <w:rPr>
-          <w:rFonts w:ascii="Microsoft JhengHei" w:eastAsia="Microsoft JhengHei" w:hAnsi="Microsoft JhengHei" w:cs="Microsoft JhengHei"/>
-        </w:rPr>
-        <w:t>在中央區域低於兩側，除了與量測角度造成的接收效率差異有關，</w:t>
-      </w:r>
-      <w:r>
-        <w:rPr>
-          <w:rFonts w:ascii="Microsoft JhengHei" w:eastAsia="Microsoft JhengHei" w:hAnsi="Microsoft JhengHei" w:cs="Microsoft JhengHei" w:hint="eastAsia"/>
-        </w:rPr>
-        <w:t>也能說明我們</w:t>
-      </w:r>
-      <m:oMath>
-        <m:sSub>
-          <m:sSubPr>
-            <m:ctrlPr>
-              <w:rPr>
-                <w:rFonts w:ascii="Cambria Math" w:eastAsia="Microsoft JhengHei" w:hAnsi="Cambria Math" w:cs="Microsoft JhengHei"/>
-                <w:i/>
-              </w:rPr>
-            </m:ctrlPr>
-          </m:sSubPr>
-          <m:e>
-            <m:r>
-              <w:rPr>
-                <w:rFonts w:ascii="Cambria Math" w:eastAsia="Microsoft JhengHei" w:hAnsi="Cambria Math" w:cs="Microsoft JhengHei" w:hint="eastAsia"/>
-              </w:rPr>
-              <m:t>D</m:t>
-            </m:r>
-            <m:ctrlPr>
-              <w:rPr>
-                <w:rFonts w:ascii="Cambria Math" w:eastAsia="Microsoft JhengHei" w:hAnsi="Cambria Math" w:cs="Microsoft JhengHei" w:hint="eastAsia"/>
-                <w:i/>
-              </w:rPr>
-            </m:ctrlPr>
-          </m:e>
-          <m:sub>
-            <m:r>
-              <w:rPr>
-                <w:rFonts w:ascii="Cambria Math" w:eastAsia="Microsoft JhengHei" w:hAnsi="Cambria Math" w:cs="Microsoft JhengHei"/>
-              </w:rPr>
-              <m:t>s</m:t>
-            </m:r>
-          </m:sub>
-        </m:sSub>
-      </m:oMath>
-      <w:r>
-        <w:rPr>
-          <w:rFonts w:ascii="Microsoft JhengHei" w:eastAsia="Microsoft JhengHei" w:hAnsi="Microsoft JhengHei" w:cs="Microsoft JhengHei" w:hint="eastAsia"/>
-        </w:rPr>
-        <w:t>對的蠻準的，才會在中間出現陰影(詳見延伸討論)。</w:t>
-      </w:r>
-    </w:p>
-    <w:p>
-      <w:pPr>
-        <w:spacing w:after="0" w:line="360" w:lineRule="exact"/>
-        <w:ind w:left="482"/>
-        <w:rPr>
-          <w:rFonts w:ascii="Microsoft JhengHei" w:eastAsia="Microsoft JhengHei" w:hAnsi="Microsoft JhengHei" w:cs="Microsoft JhengHei"/>
-        </w:rPr>
-      </w:pPr>
-    </w:p>
-    <w:p>
-      <w:pPr>
-        <w:spacing w:after="0" w:line="360" w:lineRule="exact"/>
-        <w:ind w:left="482"/>
-        <w:rPr>
-          <w:rFonts w:ascii="Microsoft JhengHei" w:eastAsia="Microsoft JhengHei" w:hAnsi="Microsoft JhengHei" w:cs="Microsoft JhengHei"/>
-        </w:rPr>
-      </w:pPr>
-      <w:r>
-        <w:rPr>
-          <w:rFonts w:ascii="Microsoft JhengHei" w:eastAsia="Microsoft JhengHei" w:hAnsi="Microsoft JhengHei" w:cs="Microsoft JhengHei" w:hint="eastAsia"/>
-          <w:b/>
-          <w:bCs/>
-        </w:rPr>
-        <w:t>(c.)</w:t>
-      </w:r>
-      <w:r>
-        <w:rPr>
-          <w:rFonts w:ascii="Microsoft JhengHei" w:eastAsia="Microsoft JhengHei" w:hAnsi="Microsoft JhengHei" w:cs="Microsoft JhengHei" w:hint="eastAsia"/>
-        </w:rPr>
-        <w:t>不同像素源需要用到藍/紅組別，而相同像素源要用到</w:t>
-      </w:r>
-      <w:r>
-        <w:rPr>
-          <w:rFonts w:ascii="Microsoft JhengHei" w:eastAsia="Microsoft JhengHei" w:hAnsi="Microsoft JhengHei" w:cs="Microsoft JhengHei" w:hint="eastAsia"/>
-        </w:rPr>
-        <w:t>洋紅</w:t>
-      </w:r>
-      <w:r>
-        <w:rPr>
-          <w:rFonts w:ascii="Microsoft JhengHei" w:eastAsia="Microsoft JhengHei" w:hAnsi="Microsoft JhengHei" w:cs="Microsoft JhengHei"/>
-        </w:rPr>
-        <w:t>/</w:t>
-      </w:r>
-      <w:r>
-        <w:rPr>
-          <w:rFonts w:ascii="Microsoft JhengHei" w:eastAsia="Microsoft JhengHei" w:hAnsi="Microsoft JhengHei" w:cs="Microsoft JhengHei" w:hint="eastAsia"/>
-        </w:rPr>
-        <w:t>綠組別，儘管洋紅並非純藍+純紅，我們直接設定的積分波段也能萃取出紅藍光強。</w:t>
-      </w:r>
-    </w:p>
-    <w:p>
-      <w:pPr>
-        <w:spacing w:after="0" w:line="360" w:lineRule="exact"/>
-        <w:ind w:left="482"/>
-        <w:rPr>
-          <w:rFonts w:ascii="Microsoft JhengHei" w:eastAsia="Microsoft JhengHei" w:hAnsi="Microsoft JhengHei" w:cs="Microsoft JhengHei"/>
-        </w:rPr>
-      </w:pPr>
-      <w:r>
-        <w:rPr>
-          <w:rFonts w:ascii="Microsoft JhengHei" w:eastAsia="Microsoft JhengHei" w:hAnsi="Microsoft JhengHei" w:cs="Microsoft JhengHei" w:hint="eastAsia"/>
-        </w:rPr>
-        <w:t>這邊做的圖其實跟(b.)一樣，不過為方便比較R, B這兩者的表現，我們去除掉了綠光，且只plot R, B, R+G三條線</w:t>
-      </w:r>
-      <w:r>
-        <w:rPr>
-          <w:rFonts w:ascii="Microsoft JhengHei" w:eastAsia="Microsoft JhengHei" w:hAnsi="Microsoft JhengHei" w:cs="Microsoft JhengHei" w:hint="eastAsia"/>
-        </w:rPr>
-        <w:t>。(圖在下一頁)</w:t>
-      </w:r>
-    </w:p>
-    <w:p>
-      <w:pPr>
-        <w:spacing w:after="0" w:line="360" w:lineRule="exact"/>
-        <w:ind w:left="482"/>
-        <w:rPr>
-          <w:rFonts w:ascii="Microsoft JhengHei" w:eastAsia="Microsoft JhengHei" w:hAnsi="Microsoft JhengHei" w:cs="Microsoft JhengHei"/>
-        </w:rPr>
-      </w:pPr>
-    </w:p>
-    <w:p>
-      <w:pPr>
-        <w:spacing w:after="0" w:line="360" w:lineRule="exact"/>
-        <w:ind w:left="482"/>
-        <w:rPr>
-          <w:rFonts w:ascii="Microsoft JhengHei" w:eastAsia="Microsoft JhengHei" w:hAnsi="Microsoft JhengHei" w:cs="Microsoft JhengHei" w:hint="eastAsia"/>
-        </w:rPr>
-      </w:pPr>
-      <w:r>
-        <w:rPr>
-          <w:rFonts w:ascii="Microsoft JhengHei" w:eastAsia="Microsoft JhengHei" w:hAnsi="Microsoft JhengHei" w:cs="Microsoft JhengHei" w:hint="eastAsia"/>
-        </w:rPr>
-        <w:t>可以觀察到在不同像素源(左圖)下，藍/紅的peak發生在不同位置，前者在30mm、後者在</w:t>
-      </w:r>
-      <w:r>
-        <w:rPr>
-          <w:rFonts w:ascii="Microsoft JhengHei" w:eastAsia="Microsoft JhengHei" w:hAnsi="Microsoft JhengHei" w:cs="Microsoft JhengHei"/>
-        </w:rPr>
-        <w:t>-6</w:t>
-      </w:r>
-      <w:r>
-        <w:rPr>
-          <w:rFonts w:ascii="Microsoft JhengHei" w:eastAsia="Microsoft JhengHei" w:hAnsi="Microsoft JhengHei" w:cs="Microsoft JhengHei" w:hint="eastAsia"/>
-        </w:rPr>
-        <w:t>0mm，且分別主導左/右總光強度。這可以說明因兩色在LLA中的</w:t>
-      </w:r>
-      <w:r>
-        <w:rPr>
-          <w:rFonts w:ascii="Microsoft JhengHei" w:eastAsia="Microsoft JhengHei" w:hAnsi="Microsoft JhengHei" w:cs="Microsoft JhengHei"/>
-        </w:rPr>
-        <w:t>p</w:t>
-      </w:r>
-      <w:r>
-        <w:rPr>
-          <w:rFonts w:ascii="Microsoft JhengHei" w:eastAsia="Microsoft JhengHei" w:hAnsi="Microsoft JhengHei" w:cs="Microsoft JhengHei" w:hint="eastAsia"/>
-        </w:rPr>
-        <w:t>ixel位置</w:t>
-      </w:r>
-      <w:r>
-        <w:rPr>
-          <w:rFonts w:ascii="Microsoft JhengHei" w:eastAsia="Microsoft JhengHei" w:hAnsi="Microsoft JhengHei" w:cs="Microsoft JhengHei" w:hint="eastAsia"/>
-        </w:rPr>
-        <w:t>不同，導致兩色光經透鏡折射後，從遠處看的亮度不同，兩者的光強分布</w:t>
-      </w:r>
-      <w:r>
-        <w:rPr>
-          <w:rFonts w:ascii="Microsoft JhengHei" w:eastAsia="Microsoft JhengHei" w:hAnsi="Microsoft JhengHei" w:cs="Microsoft JhengHei" w:hint="eastAsia"/>
-        </w:rPr>
-        <w:t>也</w:t>
-      </w:r>
-      <w:r>
-        <w:rPr>
-          <w:rFonts w:ascii="Microsoft JhengHei" w:eastAsia="Microsoft JhengHei" w:hAnsi="Microsoft JhengHei" w:cs="Microsoft JhengHei" w:hint="eastAsia"/>
-        </w:rPr>
-        <w:t>不同</w:t>
-      </w:r>
-      <w:r>
-        <w:rPr>
-          <w:rFonts w:ascii="Microsoft JhengHei" w:eastAsia="Microsoft JhengHei" w:hAnsi="Microsoft JhengHei" w:cs="Microsoft JhengHei" w:hint="eastAsia"/>
-        </w:rPr>
-        <w:t>，這就是雙</w:t>
-      </w:r>
-      <w:r>
-        <w:rPr>
-          <w:rFonts w:ascii="Microsoft JhengHei" w:eastAsia="Microsoft JhengHei" w:hAnsi="Microsoft JhengHei" w:cs="Microsoft JhengHei"/>
-        </w:rPr>
-        <w:t>/</w:t>
-      </w:r>
-      <w:r>
-        <w:rPr>
-          <w:rFonts w:ascii="Microsoft JhengHei" w:eastAsia="Microsoft JhengHei" w:hAnsi="Microsoft JhengHei" w:cs="Microsoft JhengHei" w:hint="eastAsia"/>
-        </w:rPr>
-        <w:t>多視域的運作</w:t>
-      </w:r>
-      <w:r>
-        <w:rPr>
-          <w:rFonts w:ascii="Microsoft JhengHei" w:eastAsia="Microsoft JhengHei" w:hAnsi="Microsoft JhengHei" w:cs="Microsoft JhengHei" w:hint="eastAsia"/>
-        </w:rPr>
-        <w:t>。而相同像素源</w:t>
-      </w:r>
-      <w:r>
-        <w:rPr>
-          <w:rFonts w:ascii="Microsoft JhengHei" w:eastAsia="Microsoft JhengHei" w:hAnsi="Microsoft JhengHei" w:cs="Microsoft JhengHei" w:hint="eastAsia"/>
-        </w:rPr>
-        <w:lastRenderedPageBreak/>
-        <w:t>(右圖)便可觀察到R, B的peak位置都在-60mm，且貢獻差不多強度</w:t>
-      </w:r>
-      <w:r>
-        <w:rPr>
-          <w:rFonts w:ascii="Microsoft JhengHei" w:eastAsia="Microsoft JhengHei" w:hAnsi="Microsoft JhengHei" w:cs="Microsoft JhengHei" w:hint="eastAsia"/>
-        </w:rPr>
-        <w:t>給洋紅。這說明</w:t>
-      </w:r>
-      <w:r>
-        <w:rPr>
-          <w:rFonts w:ascii="Microsoft JhengHei" w:eastAsia="Microsoft JhengHei" w:hAnsi="Microsoft JhengHei" w:cs="Microsoft JhengHei" w:hint="eastAsia"/>
-        </w:rPr>
-        <w:t>雖然不同色光的折射率有點不同，</w:t>
-      </w:r>
-      <w:r>
-        <w:rPr>
-          <w:rFonts w:ascii="Microsoft JhengHei" w:eastAsia="Microsoft JhengHei" w:hAnsi="Microsoft JhengHei" w:cs="Microsoft JhengHei" w:hint="eastAsia"/>
-        </w:rPr>
-        <w:t>只要色光從同一個pixel發出，經過LLA折射都會抵達同一處</w:t>
-      </w:r>
-      <w:r>
-        <w:rPr>
-          <w:rFonts w:ascii="Microsoft JhengHei" w:eastAsia="Microsoft JhengHei" w:hAnsi="Microsoft JhengHei" w:cs="Microsoft JhengHei" w:hint="eastAsia"/>
-        </w:rPr>
-        <w:t>(至少肉眼看不出位置差異)。也因此我們能在不同視角下看到正確的混色影像。</w:t>
-      </w:r>
-      <w:r>
-        <w:rPr>
-          <w:rFonts w:ascii="Microsoft JhengHei" w:eastAsia="Microsoft JhengHei" w:hAnsi="Microsoft JhengHei" w:cs="Microsoft JhengHei" w:hint="eastAsia"/>
-        </w:rPr>
-        <w:t xml:space="preserve"> </w:t>
-      </w:r>
-    </w:p>
-    <w:p>
-      <w:pPr>
-        <w:spacing w:after="0" w:line="240" w:lineRule="auto"/>
-        <w:rPr>
-          <w:rFonts w:ascii="Microsoft JhengHei" w:eastAsia="Microsoft JhengHei" w:hAnsi="Microsoft JhengHei" w:cs="Microsoft JhengHei"/>
-        </w:rPr>
-      </w:pPr>
-      <w:r>
-        <w:rPr>
-          <w:rFonts w:ascii="Microsoft JhengHei" w:eastAsia="Microsoft JhengHei" w:hAnsi="Microsoft JhengHei" w:cs="Microsoft JhengHei"/>
-        </w:rPr>
-        <w:drawing>
-          <wp:inline distT="0" distB="0" distL="0" distR="0" wp14:anchorId="02705F5D" wp14:editId="2CF7A13E">
-            <wp:extent cx="2592000" cy="1619922"/>
-            <wp:effectExtent l="0" t="0" r="0" b="0"/>
-            <wp:docPr id="298535912" name="圖片 1"/>
-            <wp:cNvGraphicFramePr>
-              <a:graphicFrameLocks xmlns:a="http://schemas.openxmlformats.org/drawingml/2006/main" noChangeAspect="1"/>
-            </wp:cNvGraphicFramePr>
-            <a:graphic xmlns:a="http://schemas.openxmlformats.org/drawingml/2006/main">
-              <a:graphicData uri="http://schemas.openxmlformats.org/drawingml/2006/picture">
-                <pic:pic xmlns:pic="http://schemas.openxmlformats.org/drawingml/2006/picture">
-                  <pic:nvPicPr>
-                    <pic:cNvPr id="298535912" name=""/>
                     <pic:cNvPicPr/>
                   </pic:nvPicPr>
                   <pic:blipFill>
@@ -937,7 +414,525 @@
       </w:r>
       <w:r>
         <w:rPr>
-          <w:rFonts w:ascii="Microsoft JhengHei" w:eastAsia="Microsoft JhengHei" w:hAnsi="Microsoft JhengHei" w:cs="Microsoft JhengHei"/>
+          <w:noProof/>
+        </w:rPr>
+        <w:t xml:space="preserve"> </w:t>
+      </w:r>
+      <w:r>
+        <w:rPr>
+          <w:noProof/>
+        </w:rPr>
+        <w:drawing>
+          <wp:inline distT="0" distB="0" distL="0" distR="0" wp14:anchorId="12F15ED2" wp14:editId="7BE9AC06">
+            <wp:extent cx="2592000" cy="1619922"/>
+            <wp:effectExtent l="0" t="0" r="0" b="0"/>
+            <wp:docPr id="396691638" name="圖片 1"/>
+            <wp:cNvGraphicFramePr>
+              <a:graphicFrameLocks xmlns:a="http://schemas.openxmlformats.org/drawingml/2006/main" noChangeAspect="1"/>
+            </wp:cNvGraphicFramePr>
+            <a:graphic xmlns:a="http://schemas.openxmlformats.org/drawingml/2006/main">
+              <a:graphicData uri="http://schemas.openxmlformats.org/drawingml/2006/picture">
+                <pic:pic xmlns:pic="http://schemas.openxmlformats.org/drawingml/2006/picture">
+                  <pic:nvPicPr>
+                    <pic:cNvPr id="396691638" name=""/>
+                    <pic:cNvPicPr/>
+                  </pic:nvPicPr>
+                  <pic:blipFill>
+                    <a:blip r:embed="rId8"/>
+                    <a:stretch>
+                      <a:fillRect/>
+                    </a:stretch>
+                  </pic:blipFill>
+                  <pic:spPr>
+                    <a:xfrm>
+                      <a:off x="0" y="0"/>
+                      <a:ext cx="2592000" cy="1619922"/>
+                    </a:xfrm>
+                    <a:prstGeom prst="rect">
+                      <a:avLst/>
+                    </a:prstGeom>
+                  </pic:spPr>
+                </pic:pic>
+              </a:graphicData>
+            </a:graphic>
+          </wp:inline>
+        </w:drawing>
+      </w:r>
+    </w:p>
+    <w:p>
+      <w:pPr>
+        <w:spacing w:after="0" w:line="360" w:lineRule="exact"/>
+        <w:rPr>
+          <w:rFonts w:ascii="Microsoft JhengHei" w:eastAsia="Microsoft JhengHei" w:hAnsi="Microsoft JhengHei" w:cs="Microsoft JhengHei"/>
+        </w:rPr>
+      </w:pPr>
+      <w:r>
+        <w:rPr>
+          <w:rFonts w:ascii="Microsoft JhengHei" w:eastAsia="Microsoft JhengHei" w:hAnsi="Microsoft JhengHei" w:cs="Microsoft JhengHei"/>
+        </w:rPr>
+        <w:tab/>
+      </w:r>
+      <w:r>
+        <w:rPr>
+          <w:rFonts w:ascii="Microsoft JhengHei" w:eastAsia="Microsoft JhengHei" w:hAnsi="Microsoft JhengHei" w:cs="Microsoft JhengHei" w:hint="eastAsia"/>
+          <w:b/>
+          <w:bCs/>
+        </w:rPr>
+        <w:t>因當初測量時忘記固定積分時間，所以</w:t>
+      </w:r>
+      <w:r>
+        <w:rPr>
+          <w:rFonts w:ascii="Microsoft JhengHei" w:eastAsia="Microsoft JhengHei" w:hAnsi="Microsoft JhengHei" w:cs="Microsoft JhengHei" w:hint="eastAsia"/>
+          <w:b/>
+          <w:bCs/>
+        </w:rPr>
+        <w:t>光強度有除積分時間回去再作圖。</w:t>
+      </w:r>
+    </w:p>
+    <w:p>
+      <w:pPr>
+        <w:spacing w:after="0" w:line="360" w:lineRule="exact"/>
+        <w:ind w:left="482"/>
+        <w:rPr>
+          <w:rFonts w:ascii="Microsoft JhengHei" w:eastAsia="Microsoft JhengHei" w:hAnsi="Microsoft JhengHei" w:cs="Microsoft JhengHei"/>
+        </w:rPr>
+      </w:pPr>
+      <w:r>
+        <w:rPr>
+          <w:rFonts w:ascii="Microsoft JhengHei" w:eastAsia="Microsoft JhengHei" w:hAnsi="Microsoft JhengHei" w:cs="Microsoft JhengHei" w:hint="eastAsia"/>
+        </w:rPr>
+        <w:t>可以觀察到藍/紅的圖中左邊(x&lt;0)的藍光明顯強且主導</w:t>
+      </w:r>
+      <w:r>
+        <w:rPr>
+          <w:rFonts w:ascii="Microsoft JhengHei" w:eastAsia="Microsoft JhengHei" w:hAnsi="Microsoft JhengHei" w:cs="Microsoft JhengHei" w:hint="eastAsia"/>
+        </w:rPr>
+        <w:t>總光強</w:t>
+      </w:r>
+      <w:r>
+        <w:rPr>
+          <w:rFonts w:ascii="Microsoft JhengHei" w:eastAsia="Microsoft JhengHei" w:hAnsi="Microsoft JhengHei" w:cs="Microsoft JhengHei" w:hint="eastAsia"/>
+        </w:rPr>
+        <w:t>度</w:t>
+      </w:r>
+      <w:r>
+        <w:rPr>
+          <w:rFonts w:ascii="Microsoft JhengHei" w:eastAsia="Microsoft JhengHei" w:hAnsi="Microsoft JhengHei" w:cs="Microsoft JhengHei" w:hint="eastAsia"/>
+        </w:rPr>
+        <w:t>，而右邊則是紅光主導，正中間則是貢獻差不多。這與實際上肉眼觀測到的現象相同，也就是從左側看是藍色、右側則是紅色。在洋紅/綠的圖中也是一樣，且因為洋紅約是紅+藍，所以可以看到R</w:t>
+      </w:r>
+      <w:r>
+        <w:rPr>
+          <w:rFonts w:ascii="Microsoft JhengHei" w:eastAsia="Microsoft JhengHei" w:hAnsi="Microsoft JhengHei" w:cs="Microsoft JhengHei"/>
+        </w:rPr>
+        <w:t>,</w:t>
+      </w:r>
+      <w:r>
+        <w:rPr>
+          <w:rFonts w:ascii="Microsoft JhengHei" w:eastAsia="Microsoft JhengHei" w:hAnsi="Microsoft JhengHei" w:cs="Microsoft JhengHei" w:hint="eastAsia"/>
+        </w:rPr>
+        <w:t xml:space="preserve"> B都有貢獻。</w:t>
+      </w:r>
+    </w:p>
+    <w:p>
+      <w:pPr>
+        <w:spacing w:after="0" w:line="360" w:lineRule="exact"/>
+        <w:ind w:left="482"/>
+        <w:rPr>
+          <w:rFonts w:ascii="Microsoft JhengHei" w:eastAsia="Microsoft JhengHei" w:hAnsi="Microsoft JhengHei" w:cs="Microsoft JhengHei"/>
+        </w:rPr>
+      </w:pPr>
+    </w:p>
+    <w:p>
+      <w:pPr>
+        <w:spacing w:after="0" w:line="360" w:lineRule="exact"/>
+        <w:ind w:left="482"/>
+        <w:rPr>
+          <w:rFonts w:ascii="Microsoft JhengHei" w:eastAsia="Microsoft JhengHei" w:hAnsi="Microsoft JhengHei" w:cs="Microsoft JhengHei"/>
+          <w:i/>
+        </w:rPr>
+      </w:pPr>
+      <w:r>
+        <w:rPr>
+          <w:rFonts w:ascii="Microsoft JhengHei" w:eastAsia="Microsoft JhengHei" w:hAnsi="Microsoft JhengHei" w:cs="Microsoft JhengHei" w:hint="eastAsia"/>
+        </w:rPr>
+        <w:t>值得注意的是，左右側的主導色在|</w:t>
+      </w:r>
+      <w:r>
+        <w:rPr>
+          <w:rFonts w:ascii="Microsoft JhengHei" w:eastAsia="Microsoft JhengHei" w:hAnsi="Microsoft JhengHei" w:cs="Microsoft JhengHei"/>
+        </w:rPr>
+        <w:t>x</w:t>
+      </w:r>
+      <w:r>
+        <w:rPr>
+          <w:rFonts w:ascii="Microsoft JhengHei" w:eastAsia="Microsoft JhengHei" w:hAnsi="Microsoft JhengHei" w:cs="Microsoft JhengHei" w:hint="eastAsia"/>
+        </w:rPr>
+        <w:t>|持續變大後又</w:t>
+      </w:r>
+      <w:r>
+        <w:rPr>
+          <w:rFonts w:ascii="Microsoft JhengHei" w:eastAsia="Microsoft JhengHei" w:hAnsi="Microsoft JhengHei" w:cs="Microsoft JhengHei" w:hint="eastAsia"/>
+        </w:rPr>
+        <w:t>有</w:t>
+      </w:r>
+      <w:r>
+        <w:rPr>
+          <w:rFonts w:ascii="Microsoft JhengHei" w:eastAsia="Microsoft JhengHei" w:hAnsi="Microsoft JhengHei" w:cs="Microsoft JhengHei" w:hint="eastAsia"/>
+        </w:rPr>
+        <w:t>改變</w:t>
+      </w:r>
+      <w:r>
+        <w:rPr>
+          <w:rFonts w:ascii="Microsoft JhengHei" w:eastAsia="Microsoft JhengHei" w:hAnsi="Microsoft JhengHei" w:cs="Microsoft JhengHei" w:hint="eastAsia"/>
+        </w:rPr>
+        <w:t>的趨勢</w:t>
+      </w:r>
+      <w:r>
+        <w:rPr>
+          <w:rFonts w:ascii="Microsoft JhengHei" w:eastAsia="Microsoft JhengHei" w:hAnsi="Microsoft JhengHei" w:cs="Microsoft JhengHei" w:hint="eastAsia"/>
+        </w:rPr>
+        <w:t>，這便是</w:t>
+      </w:r>
+      <w:r>
+        <w:rPr>
+          <w:rFonts w:ascii="Microsoft JhengHei" w:eastAsia="Microsoft JhengHei" w:hAnsi="Microsoft JhengHei" w:cs="Microsoft JhengHei" w:hint="eastAsia"/>
+        </w:rPr>
+        <w:t>LLA</w:t>
+      </w:r>
+      <w:r>
+        <w:rPr>
+          <w:rFonts w:ascii="Microsoft JhengHei" w:eastAsia="Microsoft JhengHei" w:hAnsi="Microsoft JhengHei" w:cs="Microsoft JhengHei" w:hint="eastAsia"/>
+        </w:rPr>
+        <w:t>的特性，並非整個左/右側</w:t>
+      </w:r>
+      <w:r>
+        <w:rPr>
+          <w:rFonts w:ascii="Microsoft JhengHei" w:eastAsia="Microsoft JhengHei" w:hAnsi="Microsoft JhengHei" w:cs="Microsoft JhengHei" w:hint="eastAsia"/>
+        </w:rPr>
+        <w:t>都被單一色佔滿，而是</w:t>
+      </w:r>
+      <w:r>
+        <w:rPr>
+          <w:rFonts w:ascii="Microsoft JhengHei" w:eastAsia="Microsoft JhengHei" w:hAnsi="Microsoft JhengHei" w:cs="Microsoft JhengHei" w:hint="eastAsia"/>
+        </w:rPr>
+        <w:t>不同顏色交替主導，應該是週期性的</w:t>
+      </w:r>
+      <w:r>
+        <w:rPr>
+          <w:rFonts w:ascii="Microsoft JhengHei" w:eastAsia="Microsoft JhengHei" w:hAnsi="Microsoft JhengHei" w:cs="Microsoft JhengHei" w:hint="eastAsia"/>
+        </w:rPr>
+        <w:t>。</w:t>
+      </w:r>
+      <w:r>
+        <w:rPr>
+          <w:rFonts w:ascii="Microsoft JhengHei" w:eastAsia="Microsoft JhengHei" w:hAnsi="Microsoft JhengHei" w:cs="Microsoft JhengHei"/>
+        </w:rPr>
+        <w:t>另外，總光強</w:t>
+      </w:r>
+      <w:r>
+        <w:rPr>
+          <w:rFonts w:ascii="Microsoft JhengHei" w:eastAsia="Microsoft JhengHei" w:hAnsi="Microsoft JhengHei" w:cs="Microsoft JhengHei" w:hint="eastAsia"/>
+        </w:rPr>
+        <w:t>度</w:t>
+      </w:r>
+      <w:r>
+        <w:rPr>
+          <w:rFonts w:ascii="Microsoft JhengHei" w:eastAsia="Microsoft JhengHei" w:hAnsi="Microsoft JhengHei" w:cs="Microsoft JhengHei"/>
+        </w:rPr>
+        <w:t>在中央區域低於兩側，除了與量測角度造成的接收效率差異有關，</w:t>
+      </w:r>
+      <w:r>
+        <w:rPr>
+          <w:rFonts w:ascii="Microsoft JhengHei" w:eastAsia="Microsoft JhengHei" w:hAnsi="Microsoft JhengHei" w:cs="Microsoft JhengHei" w:hint="eastAsia"/>
+        </w:rPr>
+        <w:t>也能說明我們</w:t>
+      </w:r>
+      <m:oMath>
+        <m:sSub>
+          <m:sSubPr>
+            <m:ctrlPr>
+              <w:rPr>
+                <w:rFonts w:ascii="Cambria Math" w:eastAsia="Microsoft JhengHei" w:hAnsi="Cambria Math" w:cs="Microsoft JhengHei"/>
+                <w:i/>
+              </w:rPr>
+            </m:ctrlPr>
+          </m:sSubPr>
+          <m:e>
+            <m:r>
+              <w:rPr>
+                <w:rFonts w:ascii="Cambria Math" w:eastAsia="Microsoft JhengHei" w:hAnsi="Cambria Math" w:cs="Microsoft JhengHei" w:hint="eastAsia"/>
+              </w:rPr>
+              <m:t>D</m:t>
+            </m:r>
+            <m:ctrlPr>
+              <w:rPr>
+                <w:rFonts w:ascii="Cambria Math" w:eastAsia="Microsoft JhengHei" w:hAnsi="Cambria Math" w:cs="Microsoft JhengHei" w:hint="eastAsia"/>
+                <w:i/>
+              </w:rPr>
+            </m:ctrlPr>
+          </m:e>
+          <m:sub>
+            <m:r>
+              <w:rPr>
+                <w:rFonts w:ascii="Cambria Math" w:eastAsia="Microsoft JhengHei" w:hAnsi="Cambria Math" w:cs="Microsoft JhengHei"/>
+              </w:rPr>
+              <m:t>s</m:t>
+            </m:r>
+          </m:sub>
+        </m:sSub>
+      </m:oMath>
+      <w:r>
+        <w:rPr>
+          <w:rFonts w:ascii="Microsoft JhengHei" w:eastAsia="Microsoft JhengHei" w:hAnsi="Microsoft JhengHei" w:cs="Microsoft JhengHei" w:hint="eastAsia"/>
+        </w:rPr>
+        <w:t>對的蠻準的，才會在中間出現陰影(詳見延伸討論)。</w:t>
+      </w:r>
+    </w:p>
+    <w:p>
+      <w:pPr>
+        <w:spacing w:after="0" w:line="360" w:lineRule="exact"/>
+        <w:ind w:left="482"/>
+        <w:rPr>
+          <w:rFonts w:ascii="Microsoft JhengHei" w:eastAsia="Microsoft JhengHei" w:hAnsi="Microsoft JhengHei" w:cs="Microsoft JhengHei"/>
+        </w:rPr>
+      </w:pPr>
+    </w:p>
+    <w:p>
+      <w:pPr>
+        <w:spacing w:after="0" w:line="360" w:lineRule="exact"/>
+        <w:ind w:left="482"/>
+        <w:rPr>
+          <w:rFonts w:ascii="Microsoft JhengHei" w:eastAsia="Microsoft JhengHei" w:hAnsi="Microsoft JhengHei" w:cs="Microsoft JhengHei"/>
+        </w:rPr>
+      </w:pPr>
+      <w:r>
+        <w:rPr>
+          <w:rFonts w:ascii="Microsoft JhengHei" w:eastAsia="Microsoft JhengHei" w:hAnsi="Microsoft JhengHei" w:cs="Microsoft JhengHei" w:hint="eastAsia"/>
+          <w:b/>
+          <w:bCs/>
+        </w:rPr>
+        <w:t>(c.)</w:t>
+      </w:r>
+      <w:r>
+        <w:rPr>
+          <w:rFonts w:ascii="Microsoft JhengHei" w:eastAsia="Microsoft JhengHei" w:hAnsi="Microsoft JhengHei" w:cs="Microsoft JhengHei" w:hint="eastAsia"/>
+        </w:rPr>
+        <w:t>不同像素源需要用到藍/紅組別，而相同像素源要用到洋紅</w:t>
+      </w:r>
+      <w:r>
+        <w:rPr>
+          <w:rFonts w:ascii="Microsoft JhengHei" w:eastAsia="Microsoft JhengHei" w:hAnsi="Microsoft JhengHei" w:cs="Microsoft JhengHei"/>
+        </w:rPr>
+        <w:t>/</w:t>
+      </w:r>
+      <w:r>
+        <w:rPr>
+          <w:rFonts w:ascii="Microsoft JhengHei" w:eastAsia="Microsoft JhengHei" w:hAnsi="Microsoft JhengHei" w:cs="Microsoft JhengHei" w:hint="eastAsia"/>
+        </w:rPr>
+        <w:t>綠組別，儘管洋紅並非純藍+純紅，我們直接設定的積分波段也能萃取出紅藍光強。</w:t>
+      </w:r>
+    </w:p>
+    <w:p>
+      <w:pPr>
+        <w:spacing w:after="0" w:line="360" w:lineRule="exact"/>
+        <w:ind w:left="482"/>
+        <w:rPr>
+          <w:rFonts w:ascii="Microsoft JhengHei" w:eastAsia="Microsoft JhengHei" w:hAnsi="Microsoft JhengHei" w:cs="Microsoft JhengHei"/>
+        </w:rPr>
+      </w:pPr>
+      <w:r>
+        <w:rPr>
+          <w:rFonts w:ascii="Microsoft JhengHei" w:eastAsia="Microsoft JhengHei" w:hAnsi="Microsoft JhengHei" w:cs="Microsoft JhengHei" w:hint="eastAsia"/>
+        </w:rPr>
+        <w:t>這邊做的圖其實跟(b.)一樣，不過為方便比較R, B這兩者的表現，我們去除掉了綠光，且只plot R, B, R+G三條線</w:t>
+      </w:r>
+      <w:r>
+        <w:rPr>
+          <w:rFonts w:ascii="Microsoft JhengHei" w:eastAsia="Microsoft JhengHei" w:hAnsi="Microsoft JhengHei" w:cs="Microsoft JhengHei" w:hint="eastAsia"/>
+        </w:rPr>
+        <w:t>。(圖在下一頁)</w:t>
+      </w:r>
+    </w:p>
+    <w:p>
+      <w:pPr>
+        <w:spacing w:after="0" w:line="360" w:lineRule="exact"/>
+        <w:ind w:left="482"/>
+        <w:rPr>
+          <w:rFonts w:ascii="Microsoft JhengHei" w:eastAsia="Microsoft JhengHei" w:hAnsi="Microsoft JhengHei" w:cs="Microsoft JhengHei"/>
+        </w:rPr>
+      </w:pPr>
+    </w:p>
+    <w:p>
+      <w:pPr>
+        <w:spacing w:after="0" w:line="360" w:lineRule="exact"/>
+        <w:ind w:left="482"/>
+        <w:rPr>
+          <w:rFonts w:ascii="Microsoft JhengHei" w:eastAsia="Microsoft JhengHei" w:hAnsi="Microsoft JhengHei" w:cs="Microsoft JhengHei"/>
+        </w:rPr>
+      </w:pPr>
+      <w:r>
+        <w:rPr>
+          <w:rFonts w:ascii="Microsoft JhengHei" w:eastAsia="Microsoft JhengHei" w:hAnsi="Microsoft JhengHei" w:cs="Microsoft JhengHei" w:hint="eastAsia"/>
+        </w:rPr>
+        <w:t>可以觀察到在不同像素源(左圖)下，藍/紅的peak發生在不同位置，前者在30mm、後者在</w:t>
+      </w:r>
+      <w:r>
+        <w:rPr>
+          <w:rFonts w:ascii="Microsoft JhengHei" w:eastAsia="Microsoft JhengHei" w:hAnsi="Microsoft JhengHei" w:cs="Microsoft JhengHei"/>
+        </w:rPr>
+        <w:t>-6</w:t>
+      </w:r>
+      <w:r>
+        <w:rPr>
+          <w:rFonts w:ascii="Microsoft JhengHei" w:eastAsia="Microsoft JhengHei" w:hAnsi="Microsoft JhengHei" w:cs="Microsoft JhengHei" w:hint="eastAsia"/>
+        </w:rPr>
+        <w:t>0mm，且分別主導左/右總光強度。這可以說明因兩色在LLA中的</w:t>
+      </w:r>
+      <w:r>
+        <w:rPr>
+          <w:rFonts w:ascii="Microsoft JhengHei" w:eastAsia="Microsoft JhengHei" w:hAnsi="Microsoft JhengHei" w:cs="Microsoft JhengHei"/>
+        </w:rPr>
+        <w:t>p</w:t>
+      </w:r>
+      <w:r>
+        <w:rPr>
+          <w:rFonts w:ascii="Microsoft JhengHei" w:eastAsia="Microsoft JhengHei" w:hAnsi="Microsoft JhengHei" w:cs="Microsoft JhengHei" w:hint="eastAsia"/>
+        </w:rPr>
+        <w:t>ixel位置</w:t>
+      </w:r>
+      <w:r>
+        <w:rPr>
+          <w:rFonts w:ascii="Microsoft JhengHei" w:eastAsia="Microsoft JhengHei" w:hAnsi="Microsoft JhengHei" w:cs="Microsoft JhengHei" w:hint="eastAsia"/>
+        </w:rPr>
+        <w:t>不同，導致兩色光經透鏡折射後，從遠處看的亮度不同，兩者的光強分布</w:t>
+      </w:r>
+      <w:r>
+        <w:rPr>
+          <w:rFonts w:ascii="Microsoft JhengHei" w:eastAsia="Microsoft JhengHei" w:hAnsi="Microsoft JhengHei" w:cs="Microsoft JhengHei" w:hint="eastAsia"/>
+        </w:rPr>
+        <w:t>也</w:t>
+      </w:r>
+      <w:r>
+        <w:rPr>
+          <w:rFonts w:ascii="Microsoft JhengHei" w:eastAsia="Microsoft JhengHei" w:hAnsi="Microsoft JhengHei" w:cs="Microsoft JhengHei" w:hint="eastAsia"/>
+        </w:rPr>
+        <w:t>不同</w:t>
+      </w:r>
+      <w:r>
+        <w:rPr>
+          <w:rFonts w:ascii="Microsoft JhengHei" w:eastAsia="Microsoft JhengHei" w:hAnsi="Microsoft JhengHei" w:cs="Microsoft JhengHei" w:hint="eastAsia"/>
+        </w:rPr>
+        <w:t>，這就是雙</w:t>
+      </w:r>
+      <w:r>
+        <w:rPr>
+          <w:rFonts w:ascii="Microsoft JhengHei" w:eastAsia="Microsoft JhengHei" w:hAnsi="Microsoft JhengHei" w:cs="Microsoft JhengHei"/>
+        </w:rPr>
+        <w:t>/</w:t>
+      </w:r>
+      <w:r>
+        <w:rPr>
+          <w:rFonts w:ascii="Microsoft JhengHei" w:eastAsia="Microsoft JhengHei" w:hAnsi="Microsoft JhengHei" w:cs="Microsoft JhengHei" w:hint="eastAsia"/>
+        </w:rPr>
+        <w:t>多視域的運作</w:t>
+      </w:r>
+      <w:r>
+        <w:rPr>
+          <w:rFonts w:ascii="Microsoft JhengHei" w:eastAsia="Microsoft JhengHei" w:hAnsi="Microsoft JhengHei" w:cs="Microsoft JhengHei" w:hint="eastAsia"/>
+        </w:rPr>
+        <w:t>。而相同像素源</w:t>
+      </w:r>
+      <w:r>
+        <w:rPr>
+          <w:rFonts w:ascii="Microsoft JhengHei" w:eastAsia="Microsoft JhengHei" w:hAnsi="Microsoft JhengHei" w:cs="Microsoft JhengHei" w:hint="eastAsia"/>
+        </w:rPr>
+        <w:lastRenderedPageBreak/>
+        <w:t>(右圖)便可觀察到R, B的peak位置都在-60mm，且貢獻差不多強度</w:t>
+      </w:r>
+      <w:r>
+        <w:rPr>
+          <w:rFonts w:ascii="Microsoft JhengHei" w:eastAsia="Microsoft JhengHei" w:hAnsi="Microsoft JhengHei" w:cs="Microsoft JhengHei" w:hint="eastAsia"/>
+        </w:rPr>
+        <w:t>給洋紅。這說明</w:t>
+      </w:r>
+      <w:r>
+        <w:rPr>
+          <w:rFonts w:ascii="Microsoft JhengHei" w:eastAsia="Microsoft JhengHei" w:hAnsi="Microsoft JhengHei" w:cs="Microsoft JhengHei" w:hint="eastAsia"/>
+        </w:rPr>
+        <w:t>雖然不同色光的折射率有點不同，</w:t>
+      </w:r>
+      <w:r>
+        <w:rPr>
+          <w:rFonts w:ascii="Microsoft JhengHei" w:eastAsia="Microsoft JhengHei" w:hAnsi="Microsoft JhengHei" w:cs="Microsoft JhengHei" w:hint="eastAsia"/>
+        </w:rPr>
+        <w:t>只要色光從同一個pixel發出，經過LLA折射都會抵達同一處</w:t>
+      </w:r>
+      <w:r>
+        <w:rPr>
+          <w:rFonts w:ascii="Microsoft JhengHei" w:eastAsia="Microsoft JhengHei" w:hAnsi="Microsoft JhengHei" w:cs="Microsoft JhengHei" w:hint="eastAsia"/>
+        </w:rPr>
+        <w:t>(至少肉眼看不出位置差異)。也因此我們能在不同視角下看到正確的混色影像。</w:t>
+      </w:r>
+      <w:r>
+        <w:rPr>
+          <w:rFonts w:ascii="Microsoft JhengHei" w:eastAsia="Microsoft JhengHei" w:hAnsi="Microsoft JhengHei" w:cs="Microsoft JhengHei" w:hint="eastAsia"/>
+        </w:rPr>
+        <w:t xml:space="preserve"> </w:t>
+      </w:r>
+    </w:p>
+    <w:p>
+      <w:pPr>
+        <w:spacing w:after="0" w:line="240" w:lineRule="auto"/>
+        <w:rPr>
+          <w:rFonts w:ascii="Microsoft JhengHei" w:eastAsia="Microsoft JhengHei" w:hAnsi="Microsoft JhengHei" w:cs="Microsoft JhengHei"/>
+        </w:rPr>
+      </w:pPr>
+      <w:r>
+        <w:rPr>
+          <w:rFonts w:ascii="Microsoft JhengHei" w:eastAsia="Microsoft JhengHei" w:hAnsi="Microsoft JhengHei" w:cs="Microsoft JhengHei"/>
+          <w:noProof/>
+        </w:rPr>
+        <w:drawing>
+          <wp:inline distT="0" distB="0" distL="0" distR="0" wp14:anchorId="02705F5D" wp14:editId="2CF7A13E">
+            <wp:extent cx="2592000" cy="1619922"/>
+            <wp:effectExtent l="0" t="0" r="0" b="0"/>
+            <wp:docPr id="298535912" name="圖片 1"/>
+            <wp:cNvGraphicFramePr>
+              <a:graphicFrameLocks xmlns:a="http://schemas.openxmlformats.org/drawingml/2006/main" noChangeAspect="1"/>
+            </wp:cNvGraphicFramePr>
+            <a:graphic xmlns:a="http://schemas.openxmlformats.org/drawingml/2006/main">
+              <a:graphicData uri="http://schemas.openxmlformats.org/drawingml/2006/picture">
+                <pic:pic xmlns:pic="http://schemas.openxmlformats.org/drawingml/2006/picture">
+                  <pic:nvPicPr>
+                    <pic:cNvPr id="298535912" name=""/>
+                    <pic:cNvPicPr/>
+                  </pic:nvPicPr>
+                  <pic:blipFill>
+                    <a:blip r:embed="rId9"/>
+                    <a:stretch>
+                      <a:fillRect/>
+                    </a:stretch>
+                  </pic:blipFill>
+                  <pic:spPr>
+                    <a:xfrm>
+                      <a:off x="0" y="0"/>
+                      <a:ext cx="2592000" cy="1619922"/>
+                    </a:xfrm>
+                    <a:prstGeom prst="rect">
+                      <a:avLst/>
+                    </a:prstGeom>
+                  </pic:spPr>
+                </pic:pic>
+              </a:graphicData>
+            </a:graphic>
+          </wp:inline>
+        </w:drawing>
+      </w:r>
+      <w:r>
+        <w:rPr>
+          <w:rFonts w:ascii="Microsoft JhengHei" w:eastAsia="Microsoft JhengHei" w:hAnsi="Microsoft JhengHei" w:cs="Microsoft JhengHei"/>
+          <w:noProof/>
         </w:rPr>
         <w:drawing>
           <wp:inline distT="0" distB="0" distL="0" distR="0" wp14:anchorId="642345B6" wp14:editId="3836488F">
@@ -955,7 +950,7 @@
                     <pic:cNvPicPr/>
                   </pic:nvPicPr>
                   <pic:blipFill>
-                    <a:blip r:embed="rId8" cstate="print">
+                    <a:blip r:embed="rId10" cstate="print">
                       <a:extLst>
                         <a:ext uri="{28A0092B-C50C-407E-A947-70E740481C1C}">
                           <a14:useLocalDpi xmlns:a14="http://schemas.microsoft.com/office/drawing/2010/main" val="0"/>
@@ -1002,7 +997,1654 @@
         <w:rPr>
           <w:rFonts w:ascii="Microsoft JhengHei" w:eastAsia="Microsoft JhengHei" w:hAnsi="Microsoft JhengHei" w:cs="Microsoft JhengHei" w:hint="eastAsia"/>
         </w:rPr>
-        <w:t>交給你！</w:t>
+        <w:t>為了觀察加入墊片，改變LLA和螢幕之間的距離之後所造成的影響，</w:t>
+      </w:r>
+    </w:p>
+    <w:p>
+      <w:pPr>
+        <w:spacing w:after="0" w:line="360" w:lineRule="exact"/>
+        <w:rPr>
+          <w:rFonts w:ascii="Microsoft JhengHei" w:eastAsia="Microsoft JhengHei" w:hAnsi="Microsoft JhengHei" w:cs="Microsoft JhengHei"/>
+        </w:rPr>
+      </w:pPr>
+      <w:r>
+        <w:rPr>
+          <w:rFonts w:ascii="Microsoft JhengHei" w:eastAsia="Microsoft JhengHei" w:hAnsi="Microsoft JhengHei" w:cs="Microsoft JhengHei" w:hint="eastAsia"/>
+        </w:rPr>
+        <w:t xml:space="preserve">    首先我們先進行繪圖的對照與比較，並在之後加入定量定性的討論進行說</w:t>
+      </w:r>
+    </w:p>
+    <w:p>
+      <w:pPr>
+        <w:spacing w:after="0" w:line="360" w:lineRule="exact"/>
+        <w:rPr>
+          <w:rFonts w:ascii="Microsoft JhengHei" w:eastAsia="Microsoft JhengHei" w:hAnsi="Microsoft JhengHei" w:cs="Microsoft JhengHei"/>
+        </w:rPr>
+      </w:pPr>
+      <w:r>
+        <w:rPr>
+          <w:rFonts w:ascii="Microsoft JhengHei" w:eastAsia="Microsoft JhengHei" w:hAnsi="Microsoft JhengHei" w:cs="Microsoft JhengHei"/>
+        </w:rPr>
+        <w:tab/>
+      </w:r>
+      <w:r>
+        <w:rPr>
+          <w:rFonts w:ascii="Microsoft JhengHei" w:eastAsia="Microsoft JhengHei" w:hAnsi="Microsoft JhengHei" w:cs="Microsoft JhengHei" w:hint="eastAsia"/>
+        </w:rPr>
+        <w:t>明。</w:t>
+      </w:r>
+    </w:p>
+    <w:p>
+      <w:pPr>
+        <w:spacing w:after="0" w:line="360" w:lineRule="exact"/>
+        <w:rPr>
+          <w:rFonts w:ascii="Microsoft JhengHei" w:eastAsia="Microsoft JhengHei" w:hAnsi="Microsoft JhengHei" w:cs="Microsoft JhengHei"/>
+        </w:rPr>
+      </w:pPr>
+      <w:r>
+        <w:rPr>
+          <w:rFonts w:ascii="Microsoft JhengHei" w:eastAsia="Microsoft JhengHei" w:hAnsi="Microsoft JhengHei" w:cs="Microsoft JhengHei"/>
+        </w:rPr>
+        <w:tab/>
+      </w:r>
+    </w:p>
+    <w:tbl>
+      <w:tblPr>
+        <w:tblStyle w:val="af"/>
+        <w:tblW w:w="0" w:type="auto"/>
+        <w:tblLook w:val="04A0" w:firstRow="1" w:lastRow="0" w:firstColumn="1" w:lastColumn="0" w:noHBand="0" w:noVBand="1"/>
+      </w:tblPr>
+      <w:tblGrid>
+        <w:gridCol w:w="438"/>
+        <w:gridCol w:w="3929"/>
+        <w:gridCol w:w="3929"/>
+      </w:tblGrid>
+      <w:tr>
+        <w:tc>
+          <w:tcPr>
+            <w:tcW w:w="1129" w:type="dxa"/>
+          </w:tcPr>
+          <w:p>
+            <w:pPr>
+              <w:spacing w:line="360" w:lineRule="exact"/>
+              <w:rPr>
+                <w:rFonts w:ascii="Microsoft JhengHei" w:eastAsia="Microsoft JhengHei" w:hAnsi="Microsoft JhengHei" w:cs="Microsoft JhengHei"/>
+              </w:rPr>
+            </w:pPr>
+          </w:p>
+        </w:tc>
+        <w:tc>
+          <w:tcPr>
+            <w:tcW w:w="3246" w:type="dxa"/>
+          </w:tcPr>
+          <w:p>
+            <w:pPr>
+              <w:spacing w:line="360" w:lineRule="exact"/>
+              <w:rPr>
+                <w:rFonts w:ascii="Microsoft JhengHei" w:eastAsia="Microsoft JhengHei" w:hAnsi="Microsoft JhengHei" w:cs="Microsoft JhengHei"/>
+              </w:rPr>
+            </w:pPr>
+            <w:r>
+              <w:rPr>
+                <w:rFonts w:ascii="Microsoft JhengHei" w:eastAsia="Microsoft JhengHei" w:hAnsi="Microsoft JhengHei" w:cs="Microsoft JhengHei" w:hint="eastAsia"/>
+              </w:rPr>
+              <w:t>沒有墊片</w:t>
+            </w:r>
+          </w:p>
+        </w:tc>
+        <w:tc>
+          <w:tcPr>
+            <w:tcW w:w="3921" w:type="dxa"/>
+          </w:tcPr>
+          <w:p>
+            <w:pPr>
+              <w:spacing w:line="360" w:lineRule="exact"/>
+              <w:rPr>
+                <w:rFonts w:ascii="Microsoft JhengHei" w:eastAsia="Microsoft JhengHei" w:hAnsi="Microsoft JhengHei" w:cs="Microsoft JhengHei"/>
+              </w:rPr>
+            </w:pPr>
+            <w:r>
+              <w:rPr>
+                <w:rFonts w:ascii="Microsoft JhengHei" w:eastAsia="Microsoft JhengHei" w:hAnsi="Microsoft JhengHei" w:cs="Microsoft JhengHei" w:hint="eastAsia"/>
+              </w:rPr>
+              <w:t>有墊片</w:t>
+            </w:r>
+          </w:p>
+        </w:tc>
+      </w:tr>
+      <w:tr>
+        <w:trPr>
+          <w:trHeight w:val="800"/>
+        </w:trPr>
+        <w:tc>
+          <w:tcPr>
+            <w:tcW w:w="1129" w:type="dxa"/>
+          </w:tcPr>
+          <w:p>
+            <w:pPr>
+              <w:spacing w:line="360" w:lineRule="exact"/>
+              <w:rPr>
+                <w:rFonts w:ascii="Microsoft JhengHei" w:eastAsia="Microsoft JhengHei" w:hAnsi="Microsoft JhengHei" w:cs="Microsoft JhengHei"/>
+              </w:rPr>
+            </w:pPr>
+            <w:r>
+              <w:rPr>
+                <w:rFonts w:ascii="Microsoft JhengHei" w:eastAsia="Microsoft JhengHei" w:hAnsi="Microsoft JhengHei" w:cs="Microsoft JhengHei" w:hint="eastAsia"/>
+              </w:rPr>
+              <w:t>藍</w:t>
+            </w:r>
+          </w:p>
+          <w:p>
+            <w:pPr>
+              <w:spacing w:line="360" w:lineRule="exact"/>
+              <w:rPr>
+                <w:rFonts w:ascii="Microsoft JhengHei" w:eastAsia="Microsoft JhengHei" w:hAnsi="Microsoft JhengHei" w:cs="Microsoft JhengHei"/>
+              </w:rPr>
+            </w:pPr>
+            <w:r>
+              <w:rPr>
+                <w:rFonts w:ascii="Microsoft JhengHei" w:eastAsia="Microsoft JhengHei" w:hAnsi="Microsoft JhengHei" w:cs="Microsoft JhengHei" w:hint="eastAsia"/>
+              </w:rPr>
+              <w:t>+紅</w:t>
+            </w:r>
+          </w:p>
+        </w:tc>
+        <w:tc>
+          <w:tcPr>
+            <w:tcW w:w="3246" w:type="dxa"/>
+          </w:tcPr>
+          <w:p>
+            <w:pPr>
+              <w:spacing w:line="360" w:lineRule="exact"/>
+              <w:rPr>
+                <w:rFonts w:ascii="Microsoft JhengHei" w:eastAsia="Microsoft JhengHei" w:hAnsi="Microsoft JhengHei" w:cs="Microsoft JhengHei"/>
+              </w:rPr>
+            </w:pPr>
+            <w:r>
+              <w:rPr>
+                <w:rFonts w:ascii="Microsoft JhengHei" w:eastAsia="Microsoft JhengHei" w:hAnsi="Microsoft JhengHei" w:cs="Microsoft JhengHei"/>
+                <w:noProof/>
+              </w:rPr>
+              <w:drawing>
+                <wp:anchor distT="0" distB="0" distL="114300" distR="114300" simplePos="0" relativeHeight="251660288" behindDoc="1" locked="0" layoutInCell="1" allowOverlap="1" wp14:anchorId="0E6FA992" wp14:editId="2F8A1D6C">
+                  <wp:simplePos x="0" y="0"/>
+                  <wp:positionH relativeFrom="column">
+                    <wp:posOffset>-65405</wp:posOffset>
+                  </wp:positionH>
+                  <wp:positionV relativeFrom="paragraph">
+                    <wp:posOffset>117475</wp:posOffset>
+                  </wp:positionV>
+                  <wp:extent cx="2556000" cy="1597424"/>
+                  <wp:effectExtent l="0" t="0" r="0" b="3175"/>
+                  <wp:wrapTight wrapText="bothSides">
+                    <wp:wrapPolygon edited="0">
+                      <wp:start x="0" y="0"/>
+                      <wp:lineTo x="0" y="21385"/>
+                      <wp:lineTo x="21412" y="21385"/>
+                      <wp:lineTo x="21412" y="0"/>
+                      <wp:lineTo x="0" y="0"/>
+                    </wp:wrapPolygon>
+                  </wp:wrapTight>
+                  <wp:docPr id="1417940112" name="圖片 1"/>
+                  <wp:cNvGraphicFramePr>
+                    <a:graphicFrameLocks xmlns:a="http://schemas.openxmlformats.org/drawingml/2006/main" noChangeAspect="1"/>
+                  </wp:cNvGraphicFramePr>
+                  <a:graphic xmlns:a="http://schemas.openxmlformats.org/drawingml/2006/main">
+                    <a:graphicData uri="http://schemas.openxmlformats.org/drawingml/2006/picture">
+                      <pic:pic xmlns:pic="http://schemas.openxmlformats.org/drawingml/2006/picture">
+                        <pic:nvPicPr>
+                          <pic:cNvPr id="1417940112" name=""/>
+                          <pic:cNvPicPr/>
+                        </pic:nvPicPr>
+                        <pic:blipFill>
+                          <a:blip r:embed="rId11" cstate="print">
+                            <a:extLst>
+                              <a:ext uri="{28A0092B-C50C-407E-A947-70E740481C1C}">
+                                <a14:useLocalDpi xmlns:a14="http://schemas.microsoft.com/office/drawing/2010/main" val="0"/>
+                              </a:ext>
+                            </a:extLst>
+                          </a:blip>
+                          <a:stretch>
+                            <a:fillRect/>
+                          </a:stretch>
+                        </pic:blipFill>
+                        <pic:spPr>
+                          <a:xfrm>
+                            <a:off x="0" y="0"/>
+                            <a:ext cx="2556000" cy="1597424"/>
+                          </a:xfrm>
+                          <a:prstGeom prst="rect">
+                            <a:avLst/>
+                          </a:prstGeom>
+                        </pic:spPr>
+                      </pic:pic>
+                    </a:graphicData>
+                  </a:graphic>
+                  <wp14:sizeRelH relativeFrom="margin">
+                    <wp14:pctWidth>0</wp14:pctWidth>
+                  </wp14:sizeRelH>
+                  <wp14:sizeRelV relativeFrom="margin">
+                    <wp14:pctHeight>0</wp14:pctHeight>
+                  </wp14:sizeRelV>
+                </wp:anchor>
+              </w:drawing>
+            </w:r>
+          </w:p>
+        </w:tc>
+        <w:tc>
+          <w:tcPr>
+            <w:tcW w:w="3921" w:type="dxa"/>
+          </w:tcPr>
+          <w:p>
+            <w:pPr>
+              <w:spacing w:line="360" w:lineRule="exact"/>
+              <w:rPr>
+                <w:rFonts w:ascii="Microsoft JhengHei" w:eastAsia="Microsoft JhengHei" w:hAnsi="Microsoft JhengHei" w:cs="Microsoft JhengHei"/>
+              </w:rPr>
+            </w:pPr>
+            <w:r>
+              <w:rPr>
+                <w:rFonts w:ascii="Microsoft JhengHei" w:eastAsia="Microsoft JhengHei" w:hAnsi="Microsoft JhengHei" w:cs="Microsoft JhengHei"/>
+                <w:noProof/>
+              </w:rPr>
+              <w:drawing>
+                <wp:anchor distT="0" distB="0" distL="114300" distR="114300" simplePos="0" relativeHeight="251661312" behindDoc="1" locked="0" layoutInCell="1" allowOverlap="1" wp14:anchorId="0B8335A4" wp14:editId="70A90659">
+                  <wp:simplePos x="0" y="0"/>
+                  <wp:positionH relativeFrom="column">
+                    <wp:posOffset>-65405</wp:posOffset>
+                  </wp:positionH>
+                  <wp:positionV relativeFrom="paragraph">
+                    <wp:posOffset>191135</wp:posOffset>
+                  </wp:positionV>
+                  <wp:extent cx="2556000" cy="1597589"/>
+                  <wp:effectExtent l="0" t="0" r="0" b="3175"/>
+                  <wp:wrapTight wrapText="bothSides">
+                    <wp:wrapPolygon edited="0">
+                      <wp:start x="0" y="0"/>
+                      <wp:lineTo x="0" y="21385"/>
+                      <wp:lineTo x="21412" y="21385"/>
+                      <wp:lineTo x="21412" y="0"/>
+                      <wp:lineTo x="0" y="0"/>
+                    </wp:wrapPolygon>
+                  </wp:wrapTight>
+                  <wp:docPr id="19909897" name="圖片 1"/>
+                  <wp:cNvGraphicFramePr>
+                    <a:graphicFrameLocks xmlns:a="http://schemas.openxmlformats.org/drawingml/2006/main" noChangeAspect="1"/>
+                  </wp:cNvGraphicFramePr>
+                  <a:graphic xmlns:a="http://schemas.openxmlformats.org/drawingml/2006/main">
+                    <a:graphicData uri="http://schemas.openxmlformats.org/drawingml/2006/picture">
+                      <pic:pic xmlns:pic="http://schemas.openxmlformats.org/drawingml/2006/picture">
+                        <pic:nvPicPr>
+                          <pic:cNvPr id="19909897" name=""/>
+                          <pic:cNvPicPr/>
+                        </pic:nvPicPr>
+                        <pic:blipFill>
+                          <a:blip r:embed="rId12" cstate="print">
+                            <a:extLst>
+                              <a:ext uri="{28A0092B-C50C-407E-A947-70E740481C1C}">
+                                <a14:useLocalDpi xmlns:a14="http://schemas.microsoft.com/office/drawing/2010/main" val="0"/>
+                              </a:ext>
+                            </a:extLst>
+                          </a:blip>
+                          <a:stretch>
+                            <a:fillRect/>
+                          </a:stretch>
+                        </pic:blipFill>
+                        <pic:spPr>
+                          <a:xfrm>
+                            <a:off x="0" y="0"/>
+                            <a:ext cx="2556000" cy="1597589"/>
+                          </a:xfrm>
+                          <a:prstGeom prst="rect">
+                            <a:avLst/>
+                          </a:prstGeom>
+                        </pic:spPr>
+                      </pic:pic>
+                    </a:graphicData>
+                  </a:graphic>
+                  <wp14:sizeRelH relativeFrom="margin">
+                    <wp14:pctWidth>0</wp14:pctWidth>
+                  </wp14:sizeRelH>
+                  <wp14:sizeRelV relativeFrom="margin">
+                    <wp14:pctHeight>0</wp14:pctHeight>
+                  </wp14:sizeRelV>
+                </wp:anchor>
+              </w:drawing>
+            </w:r>
+          </w:p>
+        </w:tc>
+      </w:tr>
+      <w:tr>
+        <w:trPr>
+          <w:trHeight w:val="2541"/>
+        </w:trPr>
+        <w:tc>
+          <w:tcPr>
+            <w:tcW w:w="1129" w:type="dxa"/>
+          </w:tcPr>
+          <w:p>
+            <w:pPr>
+              <w:spacing w:line="360" w:lineRule="exact"/>
+              <w:rPr>
+                <w:rFonts w:ascii="Microsoft JhengHei" w:eastAsia="Microsoft JhengHei" w:hAnsi="Microsoft JhengHei" w:cs="Microsoft JhengHei"/>
+              </w:rPr>
+            </w:pPr>
+            <w:r>
+              <w:rPr>
+                <w:rFonts w:ascii="Microsoft JhengHei" w:eastAsia="Microsoft JhengHei" w:hAnsi="Microsoft JhengHei" w:cs="Microsoft JhengHei" w:hint="eastAsia"/>
+              </w:rPr>
+              <w:t>洋紅+綠</w:t>
+            </w:r>
+          </w:p>
+        </w:tc>
+        <w:tc>
+          <w:tcPr>
+            <w:tcW w:w="3246" w:type="dxa"/>
+          </w:tcPr>
+          <w:p>
+            <w:pPr>
+              <w:spacing w:line="360" w:lineRule="exact"/>
+              <w:rPr>
+                <w:rFonts w:ascii="Microsoft JhengHei" w:eastAsia="Microsoft JhengHei" w:hAnsi="Microsoft JhengHei" w:cs="Microsoft JhengHei"/>
+              </w:rPr>
+            </w:pPr>
+            <w:r>
+              <w:rPr>
+                <w:rFonts w:ascii="Microsoft JhengHei" w:eastAsia="Microsoft JhengHei" w:hAnsi="Microsoft JhengHei" w:cs="Microsoft JhengHei" w:hint="eastAsia"/>
+                <w:noProof/>
+              </w:rPr>
+              <w:drawing>
+                <wp:anchor distT="0" distB="0" distL="114300" distR="114300" simplePos="0" relativeHeight="251659264" behindDoc="1" locked="0" layoutInCell="1" allowOverlap="1" wp14:anchorId="35BB287A" wp14:editId="6B99421D">
+                  <wp:simplePos x="0" y="0"/>
+                  <wp:positionH relativeFrom="column">
+                    <wp:posOffset>-65405</wp:posOffset>
+                  </wp:positionH>
+                  <wp:positionV relativeFrom="paragraph">
+                    <wp:posOffset>97790</wp:posOffset>
+                  </wp:positionV>
+                  <wp:extent cx="2556000" cy="1597407"/>
+                  <wp:effectExtent l="0" t="0" r="0" b="3175"/>
+                  <wp:wrapTight wrapText="bothSides">
+                    <wp:wrapPolygon edited="0">
+                      <wp:start x="0" y="0"/>
+                      <wp:lineTo x="0" y="21385"/>
+                      <wp:lineTo x="21412" y="21385"/>
+                      <wp:lineTo x="21412" y="0"/>
+                      <wp:lineTo x="0" y="0"/>
+                    </wp:wrapPolygon>
+                  </wp:wrapTight>
+                  <wp:docPr id="493508199" name="圖片 9"/>
+                  <wp:cNvGraphicFramePr>
+                    <a:graphicFrameLocks xmlns:a="http://schemas.openxmlformats.org/drawingml/2006/main" noChangeAspect="1"/>
+                  </wp:cNvGraphicFramePr>
+                  <a:graphic xmlns:a="http://schemas.openxmlformats.org/drawingml/2006/main">
+                    <a:graphicData uri="http://schemas.openxmlformats.org/drawingml/2006/picture">
+                      <pic:pic xmlns:pic="http://schemas.openxmlformats.org/drawingml/2006/picture">
+                        <pic:nvPicPr>
+                          <pic:cNvPr id="493508199" name="圖片 493508199"/>
+                          <pic:cNvPicPr/>
+                        </pic:nvPicPr>
+                        <pic:blipFill>
+                          <a:blip r:embed="rId13" cstate="print">
+                            <a:extLst>
+                              <a:ext uri="{28A0092B-C50C-407E-A947-70E740481C1C}">
+                                <a14:useLocalDpi xmlns:a14="http://schemas.microsoft.com/office/drawing/2010/main" val="0"/>
+                              </a:ext>
+                            </a:extLst>
+                          </a:blip>
+                          <a:stretch>
+                            <a:fillRect/>
+                          </a:stretch>
+                        </pic:blipFill>
+                        <pic:spPr>
+                          <a:xfrm>
+                            <a:off x="0" y="0"/>
+                            <a:ext cx="2556000" cy="1597407"/>
+                          </a:xfrm>
+                          <a:prstGeom prst="rect">
+                            <a:avLst/>
+                          </a:prstGeom>
+                        </pic:spPr>
+                      </pic:pic>
+                    </a:graphicData>
+                  </a:graphic>
+                  <wp14:sizeRelH relativeFrom="margin">
+                    <wp14:pctWidth>0</wp14:pctWidth>
+                  </wp14:sizeRelH>
+                  <wp14:sizeRelV relativeFrom="margin">
+                    <wp14:pctHeight>0</wp14:pctHeight>
+                  </wp14:sizeRelV>
+                </wp:anchor>
+              </w:drawing>
+            </w:r>
+          </w:p>
+        </w:tc>
+        <w:tc>
+          <w:tcPr>
+            <w:tcW w:w="3921" w:type="dxa"/>
+          </w:tcPr>
+          <w:p>
+            <w:pPr>
+              <w:spacing w:line="360" w:lineRule="exact"/>
+              <w:rPr>
+                <w:rFonts w:ascii="Microsoft JhengHei" w:eastAsia="Microsoft JhengHei" w:hAnsi="Microsoft JhengHei" w:cs="Microsoft JhengHei"/>
+              </w:rPr>
+            </w:pPr>
+            <w:r>
+              <w:rPr>
+                <w:rFonts w:ascii="Microsoft JhengHei" w:eastAsia="Microsoft JhengHei" w:hAnsi="Microsoft JhengHei" w:cs="Microsoft JhengHei"/>
+                <w:noProof/>
+              </w:rPr>
+              <w:drawing>
+                <wp:anchor distT="0" distB="0" distL="114300" distR="114300" simplePos="0" relativeHeight="251658240" behindDoc="1" locked="0" layoutInCell="1" allowOverlap="1" wp14:anchorId="799E71EC" wp14:editId="5E1A5195">
+                  <wp:simplePos x="0" y="0"/>
+                  <wp:positionH relativeFrom="column">
+                    <wp:posOffset>-65405</wp:posOffset>
+                  </wp:positionH>
+                  <wp:positionV relativeFrom="paragraph">
+                    <wp:posOffset>55880</wp:posOffset>
+                  </wp:positionV>
+                  <wp:extent cx="2556000" cy="1597423"/>
+                  <wp:effectExtent l="0" t="0" r="0" b="3175"/>
+                  <wp:wrapTight wrapText="bothSides">
+                    <wp:wrapPolygon edited="0">
+                      <wp:start x="0" y="0"/>
+                      <wp:lineTo x="0" y="21385"/>
+                      <wp:lineTo x="21412" y="21385"/>
+                      <wp:lineTo x="21412" y="0"/>
+                      <wp:lineTo x="0" y="0"/>
+                    </wp:wrapPolygon>
+                  </wp:wrapTight>
+                  <wp:docPr id="95324999" name="圖片 7"/>
+                  <wp:cNvGraphicFramePr>
+                    <a:graphicFrameLocks xmlns:a="http://schemas.openxmlformats.org/drawingml/2006/main" noChangeAspect="1"/>
+                  </wp:cNvGraphicFramePr>
+                  <a:graphic xmlns:a="http://schemas.openxmlformats.org/drawingml/2006/main">
+                    <a:graphicData uri="http://schemas.openxmlformats.org/drawingml/2006/picture">
+                      <pic:pic xmlns:pic="http://schemas.openxmlformats.org/drawingml/2006/picture">
+                        <pic:nvPicPr>
+                          <pic:cNvPr id="95324999" name="圖片 95324999"/>
+                          <pic:cNvPicPr/>
+                        </pic:nvPicPr>
+                        <pic:blipFill>
+                          <a:blip r:embed="rId14" cstate="print">
+                            <a:extLst>
+                              <a:ext uri="{28A0092B-C50C-407E-A947-70E740481C1C}">
+                                <a14:useLocalDpi xmlns:a14="http://schemas.microsoft.com/office/drawing/2010/main" val="0"/>
+                              </a:ext>
+                            </a:extLst>
+                          </a:blip>
+                          <a:stretch>
+                            <a:fillRect/>
+                          </a:stretch>
+                        </pic:blipFill>
+                        <pic:spPr>
+                          <a:xfrm>
+                            <a:off x="0" y="0"/>
+                            <a:ext cx="2556000" cy="1597423"/>
+                          </a:xfrm>
+                          <a:prstGeom prst="rect">
+                            <a:avLst/>
+                          </a:prstGeom>
+                        </pic:spPr>
+                      </pic:pic>
+                    </a:graphicData>
+                  </a:graphic>
+                  <wp14:sizeRelH relativeFrom="margin">
+                    <wp14:pctWidth>0</wp14:pctWidth>
+                  </wp14:sizeRelH>
+                  <wp14:sizeRelV relativeFrom="margin">
+                    <wp14:pctHeight>0</wp14:pctHeight>
+                  </wp14:sizeRelV>
+                </wp:anchor>
+              </w:drawing>
+            </w:r>
+          </w:p>
+        </w:tc>
+      </w:tr>
+    </w:tbl>
+    <w:p>
+      <w:pPr>
+        <w:spacing w:after="0" w:line="360" w:lineRule="exact"/>
+        <w:rPr>
+          <w:rFonts w:ascii="Microsoft JhengHei" w:eastAsia="Microsoft JhengHei" w:hAnsi="Microsoft JhengHei" w:cs="Microsoft JhengHei"/>
+        </w:rPr>
+      </w:pPr>
+    </w:p>
+    <w:p>
+      <w:pPr>
+        <w:spacing w:after="0" w:line="360" w:lineRule="exact"/>
+        <w:ind w:left="480"/>
+        <w:rPr>
+          <w:rFonts w:ascii="Microsoft JhengHei" w:eastAsia="Microsoft JhengHei" w:hAnsi="Microsoft JhengHei" w:cs="Microsoft JhengHei"/>
+        </w:rPr>
+      </w:pPr>
+      <w:r>
+        <w:rPr>
+          <w:rFonts w:ascii="Microsoft JhengHei" w:eastAsia="Microsoft JhengHei" w:hAnsi="Microsoft JhengHei" w:cs="Microsoft JhengHei" w:hint="eastAsia"/>
+        </w:rPr>
+        <w:t>首先，我們就看起來比較好看的</w:t>
+      </w:r>
+      <w:r>
+        <w:rPr>
+          <w:rFonts w:ascii="Microsoft JhengHei" w:eastAsia="Microsoft JhengHei" w:hAnsi="Microsoft JhengHei" w:cs="Microsoft JhengHei" w:hint="eastAsia"/>
+        </w:rPr>
+        <w:t>洋紅+綠來進行探討。</w:t>
+      </w:r>
+    </w:p>
+    <w:p>
+      <w:pPr>
+        <w:spacing w:after="0" w:line="360" w:lineRule="exact"/>
+        <w:ind w:left="480"/>
+        <w:rPr>
+          <w:rFonts w:ascii="Microsoft JhengHei" w:eastAsia="Microsoft JhengHei" w:hAnsi="Microsoft JhengHei" w:cs="Microsoft JhengHei"/>
+        </w:rPr>
+      </w:pPr>
+      <w:r>
+        <w:rPr>
+          <w:rFonts w:ascii="Microsoft JhengHei" w:eastAsia="Microsoft JhengHei" w:hAnsi="Microsoft JhengHei" w:cs="Microsoft JhengHei"/>
+        </w:rPr>
+        <w:t>觀察比較後，我們發現加上墊片會造成以下幾個明顯的變化趨勢：</w:t>
+      </w:r>
+    </w:p>
+    <w:p>
+      <w:pPr>
+        <w:pStyle w:val="a9"/>
+        <w:numPr>
+          <w:ilvl w:val="0"/>
+          <w:numId w:val="3"/>
+        </w:numPr>
+        <w:spacing w:after="0" w:line="360" w:lineRule="exact"/>
+        <w:rPr>
+          <w:rFonts w:ascii="Microsoft JhengHei" w:eastAsia="Microsoft JhengHei" w:hAnsi="Microsoft JhengHei" w:cs="Microsoft JhengHei"/>
+        </w:rPr>
+      </w:pPr>
+      <w:r>
+        <w:rPr>
+          <w:rFonts w:ascii="Microsoft JhengHei" w:eastAsia="Microsoft JhengHei" w:hAnsi="Microsoft JhengHei" w:cs="Microsoft JhengHei" w:hint="eastAsia"/>
+        </w:rPr>
+        <w:lastRenderedPageBreak/>
+        <w:t>繞射角度降低(</w:t>
+      </w:r>
+      <w:r>
+        <w:rPr>
+          <w:rFonts w:ascii="Microsoft JhengHei" w:eastAsia="Microsoft JhengHei" w:hAnsi="Microsoft JhengHei" w:cs="Microsoft JhengHei"/>
+        </w:rPr>
+        <w:t>峰值位置向中心偏移</w:t>
+      </w:r>
+      <w:r>
+        <w:rPr>
+          <w:rFonts w:ascii="Microsoft JhengHei" w:eastAsia="Microsoft JhengHei" w:hAnsi="Microsoft JhengHei" w:cs="Microsoft JhengHei" w:hint="eastAsia"/>
+        </w:rPr>
+        <w:t>)</w:t>
+      </w:r>
+      <w:r>
+        <w:rPr>
+          <w:rFonts w:ascii="Microsoft JhengHei" w:eastAsia="Microsoft JhengHei" w:hAnsi="Microsoft JhengHei" w:cs="Microsoft JhengHei" w:hint="eastAsia"/>
+        </w:rPr>
+        <w:t xml:space="preserve"> : </w:t>
+      </w:r>
+    </w:p>
+    <w:p>
+      <w:pPr>
+        <w:pStyle w:val="a9"/>
+        <w:spacing w:after="0" w:line="360" w:lineRule="exact"/>
+        <w:ind w:left="840"/>
+        <w:rPr>
+          <w:rFonts w:ascii="Microsoft JhengHei" w:eastAsia="Microsoft JhengHei" w:hAnsi="Microsoft JhengHei" w:cs="Microsoft JhengHei"/>
+        </w:rPr>
+      </w:pPr>
+      <w:r>
+        <w:rPr>
+          <w:rFonts w:ascii="Microsoft JhengHei" w:eastAsia="Microsoft JhengHei" w:hAnsi="Microsoft JhengHei" w:cs="Microsoft JhengHei" w:hint="eastAsia"/>
+        </w:rPr>
+        <w:t>可以看到在沒有墊片的時候，</w:t>
+      </w:r>
+      <w:r>
+        <w:rPr>
+          <w:rFonts w:ascii="Microsoft JhengHei" w:eastAsia="Microsoft JhengHei" w:hAnsi="Microsoft JhengHei" w:cs="Microsoft JhengHei"/>
+        </w:rPr>
+        <w:t>峰值大約落在</w:t>
+      </w:r>
+      <w:r>
+        <w:rPr>
+          <w:rFonts w:ascii="Microsoft JhengHei" w:eastAsia="Microsoft JhengHei" w:hAnsi="Microsoft JhengHei" w:cs="Microsoft JhengHei" w:hint="eastAsia"/>
+        </w:rPr>
+        <w:t>60mm</w:t>
+      </w:r>
+      <w:r>
+        <w:rPr>
+          <w:rFonts w:ascii="Microsoft JhengHei" w:eastAsia="Microsoft JhengHei" w:hAnsi="Microsoft JhengHei" w:cs="Microsoft JhengHei"/>
+        </w:rPr>
+        <w:t>處，而加上墊片後，峰值位置退回到了</w:t>
+      </w:r>
+      <w:r>
+        <w:rPr>
+          <w:rFonts w:ascii="Microsoft JhengHei" w:eastAsia="Microsoft JhengHei" w:hAnsi="Microsoft JhengHei" w:cs="Microsoft JhengHei" w:hint="eastAsia"/>
+        </w:rPr>
+        <w:t>-30mm</w:t>
+      </w:r>
+      <w:r>
+        <w:rPr>
+          <w:rFonts w:ascii="Microsoft JhengHei" w:eastAsia="Microsoft JhengHei" w:hAnsi="Microsoft JhengHei" w:cs="Microsoft JhengHei"/>
+        </w:rPr>
+        <w:t>附近</w:t>
+      </w:r>
+      <w:r>
+        <w:rPr>
+          <w:rFonts w:ascii="Microsoft JhengHei" w:eastAsia="Microsoft JhengHei" w:hAnsi="Microsoft JhengHei" w:cs="Microsoft JhengHei" w:hint="eastAsia"/>
+        </w:rPr>
+        <w:t xml:space="preserve"> : </w:t>
+      </w:r>
+    </w:p>
+    <w:p>
+      <w:pPr>
+        <w:spacing w:after="0" w:line="360" w:lineRule="exact"/>
+        <w:ind w:leftChars="350" w:left="840"/>
+        <w:rPr>
+          <w:rFonts w:ascii="Microsoft JhengHei" w:eastAsia="Microsoft JhengHei" w:hAnsi="Microsoft JhengHei" w:cs="Microsoft JhengHei"/>
+        </w:rPr>
+      </w:pPr>
+      <w:r>
+        <w:rPr>
+          <w:rFonts w:ascii="Microsoft JhengHei" w:eastAsia="Microsoft JhengHei" w:hAnsi="Microsoft JhengHei" w:cs="Microsoft JhengHei" w:hint="eastAsia"/>
+        </w:rPr>
+        <w:t>根據助教在附件裡面說的，</w:t>
+      </w:r>
+      <w:r>
+        <w:rPr>
+          <w:rFonts w:ascii="Microsoft JhengHei" w:eastAsia="Microsoft JhengHei" w:hAnsi="Microsoft JhengHei" w:cs="Microsoft JhengHei"/>
+        </w:rPr>
+        <w:t>子像素到柱狀透鏡主平面的等效距離</w:t>
+      </w:r>
+      <w:r>
+        <w:rPr>
+          <w:rFonts w:ascii="Microsoft JhengHei" w:eastAsia="Microsoft JhengHei" w:hAnsi="Microsoft JhengHei" w:cs="Microsoft JhengHei" w:hint="eastAsia"/>
+        </w:rPr>
+        <w:t>可以表示成:</w:t>
+      </w:r>
+    </w:p>
+    <w:p>
+      <w:pPr>
+        <w:spacing w:after="0" w:line="360" w:lineRule="auto"/>
+        <w:ind w:leftChars="350" w:left="840"/>
+        <w:rPr>
+          <w:rFonts w:ascii="Microsoft JhengHei" w:eastAsia="Microsoft JhengHei" w:hAnsi="Microsoft JhengHei" w:cs="Microsoft JhengHei"/>
+        </w:rPr>
+      </w:pPr>
+      <m:oMathPara>
+        <m:oMathParaPr>
+          <m:jc m:val="center"/>
+        </m:oMathParaPr>
+        <m:oMath>
+          <m:bar>
+            <m:barPr>
+              <m:pos m:val="top"/>
+              <m:ctrlPr>
+                <w:rPr>
+                  <w:rFonts w:ascii="Cambria Math" w:eastAsia="Microsoft JhengHei" w:hAnsi="Cambria Math" w:cs="Microsoft JhengHei"/>
+                </w:rPr>
+              </m:ctrlPr>
+            </m:barPr>
+            <m:e>
+              <m:r>
+                <w:rPr>
+                  <w:rFonts w:ascii="Cambria Math" w:eastAsia="Microsoft JhengHei" w:hAnsi="Cambria Math" w:cs="Microsoft JhengHei"/>
+                </w:rPr>
+                <m:t>F</m:t>
+              </m:r>
+            </m:e>
+          </m:bar>
+          <m:r>
+            <w:rPr>
+              <w:rFonts w:ascii="Cambria Math" w:eastAsia="Microsoft JhengHei" w:hAnsi="Cambria Math" w:cs="Microsoft JhengHei"/>
+            </w:rPr>
+            <m:t>=</m:t>
+          </m:r>
+          <m:sSub>
+            <m:sSubPr>
+              <m:ctrlPr>
+                <w:rPr>
+                  <w:rFonts w:ascii="Cambria Math" w:eastAsia="Microsoft JhengHei" w:hAnsi="Cambria Math" w:cs="Microsoft JhengHei"/>
+                  <w:i/>
+                </w:rPr>
+              </m:ctrlPr>
+            </m:sSubPr>
+            <m:e>
+              <m:r>
+                <w:rPr>
+                  <w:rFonts w:ascii="Cambria Math" w:eastAsia="Microsoft JhengHei" w:hAnsi="Cambria Math" w:cs="Microsoft JhengHei"/>
+                </w:rPr>
+                <m:t>D</m:t>
+              </m:r>
+            </m:e>
+            <m:sub>
+              <m:r>
+                <w:rPr>
+                  <w:rFonts w:ascii="Cambria Math" w:eastAsia="Microsoft JhengHei" w:hAnsi="Cambria Math" w:cs="Microsoft JhengHei"/>
+                </w:rPr>
+                <m:t>A</m:t>
+              </m:r>
+            </m:sub>
+          </m:sSub>
+          <m:r>
+            <w:rPr>
+              <w:rFonts w:ascii="Cambria Math" w:eastAsia="Microsoft JhengHei" w:hAnsi="Cambria Math" w:cs="Microsoft JhengHei"/>
+            </w:rPr>
+            <m:t>+</m:t>
+          </m:r>
+          <m:f>
+            <m:fPr>
+              <m:ctrlPr>
+                <w:rPr>
+                  <w:rFonts w:ascii="Cambria Math" w:eastAsia="Microsoft JhengHei" w:hAnsi="Cambria Math" w:cs="Microsoft JhengHei"/>
+                </w:rPr>
+              </m:ctrlPr>
+            </m:fPr>
+            <m:num>
+              <m:sSub>
+                <m:sSubPr>
+                  <m:ctrlPr>
+                    <w:rPr>
+                      <w:rFonts w:ascii="Cambria Math" w:eastAsia="Microsoft JhengHei" w:hAnsi="Cambria Math" w:cs="Microsoft JhengHei"/>
+                      <w:i/>
+                    </w:rPr>
+                  </m:ctrlPr>
+                </m:sSubPr>
+                <m:e>
+                  <m:r>
+                    <w:rPr>
+                      <w:rFonts w:ascii="Cambria Math" w:eastAsia="Microsoft JhengHei" w:hAnsi="Cambria Math" w:cs="Microsoft JhengHei"/>
+                    </w:rPr>
+                    <m:t>D</m:t>
+                  </m:r>
+                </m:e>
+                <m:sub>
+                  <m:r>
+                    <w:rPr>
+                      <w:rFonts w:ascii="Cambria Math" w:eastAsia="Microsoft JhengHei" w:hAnsi="Cambria Math" w:cs="Microsoft JhengHei"/>
+                    </w:rPr>
+                    <m:t>L</m:t>
+                  </m:r>
+                </m:sub>
+              </m:sSub>
+              <m:ctrlPr>
+                <w:rPr>
+                  <w:rFonts w:ascii="Cambria Math" w:eastAsia="Microsoft JhengHei" w:hAnsi="Cambria Math" w:cs="Microsoft JhengHei"/>
+                  <w:i/>
+                </w:rPr>
+              </m:ctrlPr>
+            </m:num>
+            <m:den>
+              <m:sSub>
+                <m:sSubPr>
+                  <m:ctrlPr>
+                    <w:rPr>
+                      <w:rFonts w:ascii="Cambria Math" w:eastAsia="Microsoft JhengHei" w:hAnsi="Cambria Math" w:cs="Microsoft JhengHei"/>
+                      <w:i/>
+                    </w:rPr>
+                  </m:ctrlPr>
+                </m:sSubPr>
+                <m:e>
+                  <m:r>
+                    <w:rPr>
+                      <w:rFonts w:ascii="Cambria Math" w:eastAsia="Microsoft JhengHei" w:hAnsi="Cambria Math" w:cs="Microsoft JhengHei"/>
+                    </w:rPr>
+                    <m:t>N</m:t>
+                  </m:r>
+                </m:e>
+                <m:sub>
+                  <m:r>
+                    <w:rPr>
+                      <w:rFonts w:ascii="Cambria Math" w:eastAsia="Microsoft JhengHei" w:hAnsi="Cambria Math" w:cs="Microsoft JhengHei"/>
+                    </w:rPr>
+                    <m:t>L</m:t>
+                  </m:r>
+                </m:sub>
+              </m:sSub>
+              <m:ctrlPr>
+                <w:rPr>
+                  <w:rFonts w:ascii="Cambria Math" w:eastAsia="Microsoft JhengHei" w:hAnsi="Cambria Math" w:cs="Microsoft JhengHei"/>
+                  <w:i/>
+                </w:rPr>
+              </m:ctrlPr>
+            </m:den>
+          </m:f>
+          <m:r>
+            <w:rPr>
+              <w:rFonts w:ascii="Cambria Math" w:eastAsia="Microsoft JhengHei" w:hAnsi="Cambria Math" w:cs="Microsoft JhengHei"/>
+            </w:rPr>
+            <m:t>+</m:t>
+          </m:r>
+          <m:sSub>
+            <m:sSubPr>
+              <m:ctrlPr>
+                <w:rPr>
+                  <w:rFonts w:ascii="Cambria Math" w:eastAsia="Microsoft JhengHei" w:hAnsi="Cambria Math" w:cs="Microsoft JhengHei"/>
+                  <w:i/>
+                </w:rPr>
+              </m:ctrlPr>
+            </m:sSubPr>
+            <m:e>
+              <m:r>
+                <w:rPr>
+                  <w:rFonts w:ascii="Cambria Math" w:eastAsia="Microsoft JhengHei" w:hAnsi="Cambria Math" w:cs="Microsoft JhengHei"/>
+                </w:rPr>
+                <m:t>D</m:t>
+              </m:r>
+            </m:e>
+            <m:sub>
+              <m:r>
+                <w:rPr>
+                  <w:rFonts w:ascii="Cambria Math" w:eastAsia="Microsoft JhengHei" w:hAnsi="Cambria Math" w:cs="Microsoft JhengHei"/>
+                </w:rPr>
+                <m:t>D</m:t>
+              </m:r>
+            </m:sub>
+          </m:sSub>
+        </m:oMath>
+      </m:oMathPara>
+    </w:p>
+    <w:p>
+      <w:pPr>
+        <w:spacing w:after="0" w:line="360" w:lineRule="exact"/>
+        <w:rPr>
+          <w:rFonts w:ascii="Microsoft JhengHei" w:eastAsia="Microsoft JhengHei" w:hAnsi="Microsoft JhengHei" w:cs="Microsoft JhengHei" w:hint="eastAsia"/>
+        </w:rPr>
+      </w:pPr>
+    </w:p>
+    <w:p>
+      <w:pPr>
+        <w:spacing w:after="0" w:line="360" w:lineRule="exact"/>
+        <w:ind w:leftChars="350" w:left="840"/>
+        <w:rPr>
+          <w:rFonts w:ascii="Microsoft JhengHei" w:eastAsia="Microsoft JhengHei" w:hAnsi="Microsoft JhengHei" w:cs="Microsoft JhengHei"/>
+        </w:rPr>
+      </w:pPr>
+      <w:r>
+        <w:rPr>
+          <w:rFonts w:ascii="Microsoft JhengHei" w:eastAsia="Microsoft JhengHei" w:hAnsi="Microsoft JhengHei" w:cs="Microsoft JhengHei" w:hint="eastAsia"/>
+        </w:rPr>
+        <w:t>這樣運用高中學過的透鏡的概念，</w:t>
+      </w:r>
+      <w:r>
+        <w:rPr>
+          <w:rFonts w:ascii="Microsoft JhengHei" w:eastAsia="Microsoft JhengHei" w:hAnsi="Microsoft JhengHei" w:cs="Microsoft JhengHei"/>
+        </w:rPr>
+        <w:t>某一子像素偏離透鏡中心光軸的水平距離</w:t>
+      </w:r>
+      <w:r>
+        <w:rPr>
+          <w:rFonts w:ascii="Microsoft JhengHei" w:eastAsia="Microsoft JhengHei" w:hAnsi="Microsoft JhengHei" w:cs="Microsoft JhengHei" w:hint="eastAsia"/>
+        </w:rPr>
+        <w:t>是</w:t>
+      </w:r>
+      <m:oMath>
+        <m:r>
+          <w:rPr>
+            <w:rFonts w:ascii="Cambria Math" w:eastAsia="Microsoft JhengHei" w:hAnsi="Cambria Math" w:cs="Microsoft JhengHei"/>
+          </w:rPr>
+          <m:t xml:space="preserve"> </m:t>
+        </m:r>
+        <m:r>
+          <m:rPr>
+            <m:sty m:val="p"/>
+          </m:rPr>
+          <w:rPr>
+            <w:rFonts w:ascii="Cambria Math" w:eastAsia="Microsoft JhengHei" w:hAnsi="Cambria Math" w:cs="Microsoft JhengHei" w:hint="eastAsia"/>
+          </w:rPr>
+          <m:t>Δ</m:t>
+        </m:r>
+        <m:r>
+          <w:rPr>
+            <w:rFonts w:ascii="Cambria Math" w:eastAsia="Microsoft JhengHei" w:hAnsi="Cambria Math" w:cs="Microsoft JhengHei"/>
+          </w:rPr>
+          <m:t>p</m:t>
+        </m:r>
+      </m:oMath>
+      <w:r>
+        <w:rPr>
+          <w:rFonts w:ascii="Microsoft JhengHei" w:eastAsia="Microsoft JhengHei" w:hAnsi="Microsoft JhengHei" w:cs="Microsoft JhengHei" w:hint="eastAsia"/>
+        </w:rPr>
+        <w:t>，</w:t>
+      </w:r>
+      <w:r>
+        <w:rPr>
+          <w:rFonts w:ascii="Microsoft JhengHei" w:eastAsia="Microsoft JhengHei" w:hAnsi="Microsoft JhengHei" w:cs="Microsoft JhengHei"/>
+        </w:rPr>
+        <w:t>根據相似三角形，光線出射的偏折角</w:t>
+      </w:r>
+      <m:oMath>
+        <m:r>
+          <w:rPr>
+            <w:rFonts w:ascii="Cambria Math" w:eastAsia="Microsoft JhengHei" w:hAnsi="Cambria Math" w:cs="Microsoft JhengHei"/>
+          </w:rPr>
+          <m:t xml:space="preserve"> θ </m:t>
+        </m:r>
+      </m:oMath>
+      <w:r>
+        <w:rPr>
+          <w:rFonts w:ascii="Microsoft JhengHei" w:eastAsia="Microsoft JhengHei" w:hAnsi="Microsoft JhengHei" w:cs="Microsoft JhengHei"/>
+        </w:rPr>
+        <w:t>滿足：</w:t>
+      </w:r>
+    </w:p>
+    <w:p>
+      <w:pPr>
+        <w:spacing w:after="0" w:line="360" w:lineRule="auto"/>
+        <w:ind w:leftChars="350" w:left="840"/>
+        <w:rPr>
+          <w:rFonts w:ascii="Microsoft JhengHei" w:eastAsia="Microsoft JhengHei" w:hAnsi="Microsoft JhengHei" w:cs="Microsoft JhengHei"/>
+        </w:rPr>
+      </w:pPr>
+      <w:r>
+        <w:rPr>
+          <w:rFonts w:ascii="Microsoft JhengHei" w:eastAsia="Microsoft JhengHei" w:hAnsi="Microsoft JhengHei" w:cs="Microsoft JhengHei"/>
+        </w:rPr>
+        <w:tab/>
+      </w:r>
+      <w:r>
+        <w:rPr>
+          <w:rFonts w:ascii="Microsoft JhengHei" w:eastAsia="Microsoft JhengHei" w:hAnsi="Microsoft JhengHei" w:cs="Microsoft JhengHei"/>
+        </w:rPr>
+        <w:tab/>
+      </w:r>
+      <w:r>
+        <w:rPr>
+          <w:rFonts w:ascii="Microsoft JhengHei" w:eastAsia="Microsoft JhengHei" w:hAnsi="Microsoft JhengHei" w:cs="Microsoft JhengHei"/>
+        </w:rPr>
+        <w:tab/>
+      </w:r>
+      <w:r>
+        <w:rPr>
+          <w:rFonts w:ascii="Microsoft JhengHei" w:eastAsia="Microsoft JhengHei" w:hAnsi="Microsoft JhengHei" w:cs="Microsoft JhengHei"/>
+        </w:rPr>
+        <w:tab/>
+      </w:r>
+      <w:r>
+        <w:rPr>
+          <w:rFonts w:ascii="Microsoft JhengHei" w:eastAsia="Microsoft JhengHei" w:hAnsi="Microsoft JhengHei" w:cs="Microsoft JhengHei"/>
+        </w:rPr>
+        <w:tab/>
+      </w:r>
+      <w:r>
+        <w:rPr>
+          <w:rFonts w:ascii="Microsoft JhengHei" w:eastAsia="Microsoft JhengHei" w:hAnsi="Microsoft JhengHei" w:cs="Microsoft JhengHei"/>
+        </w:rPr>
+        <w:tab/>
+      </w:r>
+      <w:r>
+        <w:rPr>
+          <w:rFonts w:ascii="Microsoft JhengHei" w:eastAsia="Microsoft JhengHei" w:hAnsi="Microsoft JhengHei" w:cs="Microsoft JhengHei"/>
+        </w:rPr>
+        <w:tab/>
+      </w:r>
+      <m:oMath>
+        <m:func>
+          <m:funcPr>
+            <m:ctrlPr>
+              <w:rPr>
+                <w:rFonts w:ascii="Cambria Math" w:eastAsia="Microsoft JhengHei" w:hAnsi="Cambria Math" w:cs="Microsoft JhengHei"/>
+              </w:rPr>
+            </m:ctrlPr>
+          </m:funcPr>
+          <m:fName>
+            <m:r>
+              <m:rPr>
+                <m:sty m:val="p"/>
+              </m:rPr>
+              <w:rPr>
+                <w:rFonts w:ascii="Cambria Math" w:eastAsia="Microsoft JhengHei" w:hAnsi="Cambria Math" w:cs="Microsoft JhengHei"/>
+              </w:rPr>
+              <m:t>tan</m:t>
+            </m:r>
+            <m:ctrlPr>
+              <w:rPr>
+                <w:rFonts w:ascii="Cambria Math" w:eastAsia="Microsoft JhengHei" w:hAnsi="Cambria Math" w:cs="Microsoft JhengHei"/>
+                <w:i/>
+              </w:rPr>
+            </m:ctrlPr>
+          </m:fName>
+          <m:e>
+            <m:d>
+              <m:dPr>
+                <m:ctrlPr>
+                  <w:rPr>
+                    <w:rFonts w:ascii="Cambria Math" w:eastAsia="Microsoft JhengHei" w:hAnsi="Cambria Math" w:cs="Microsoft JhengHei"/>
+                    <w:i/>
+                  </w:rPr>
+                </m:ctrlPr>
+              </m:dPr>
+              <m:e>
+                <m:r>
+                  <m:rPr>
+                    <m:sty m:val="p"/>
+                  </m:rPr>
+                  <w:rPr>
+                    <w:rFonts w:ascii="Cambria Math" w:eastAsia="Microsoft JhengHei" w:hAnsi="Cambria Math" w:cs="Microsoft JhengHei"/>
+                  </w:rPr>
+                  <m:t>θ</m:t>
+                </m:r>
+              </m:e>
+            </m:d>
+          </m:e>
+        </m:func>
+        <m:r>
+          <m:rPr>
+            <m:sty m:val="p"/>
+          </m:rPr>
+          <w:rPr>
+            <w:rFonts w:ascii="Cambria Math" w:eastAsia="Microsoft JhengHei" w:hAnsi="Cambria Math" w:cs="Microsoft JhengHei"/>
+          </w:rPr>
+          <m:t>≈</m:t>
+        </m:r>
+        <m:f>
+          <m:fPr>
+            <m:ctrlPr>
+              <w:rPr>
+                <w:rFonts w:ascii="Cambria Math" w:eastAsia="Microsoft JhengHei" w:hAnsi="Cambria Math" w:cs="Microsoft JhengHei"/>
+              </w:rPr>
+            </m:ctrlPr>
+          </m:fPr>
+          <m:num>
+            <m:r>
+              <m:rPr>
+                <m:sty m:val="p"/>
+              </m:rPr>
+              <w:rPr>
+                <w:rFonts w:ascii="Cambria Math" w:eastAsia="Microsoft JhengHei" w:hAnsi="Cambria Math" w:cs="Microsoft JhengHei" w:hint="eastAsia"/>
+              </w:rPr>
+              <m:t>Δ</m:t>
+            </m:r>
+            <m:r>
+              <w:rPr>
+                <w:rFonts w:ascii="Cambria Math" w:eastAsia="Microsoft JhengHei" w:hAnsi="Cambria Math" w:cs="Microsoft JhengHei"/>
+              </w:rPr>
+              <m:t>p</m:t>
+            </m:r>
+            <m:ctrlPr>
+              <w:rPr>
+                <w:rFonts w:ascii="Cambria Math" w:eastAsia="Microsoft JhengHei" w:hAnsi="Cambria Math" w:cs="Microsoft JhengHei"/>
+                <w:i/>
+              </w:rPr>
+            </m:ctrlPr>
+          </m:num>
+          <m:den>
+            <m:bar>
+              <m:barPr>
+                <m:pos m:val="top"/>
+                <m:ctrlPr>
+                  <w:rPr>
+                    <w:rFonts w:ascii="Cambria Math" w:eastAsia="Microsoft JhengHei" w:hAnsi="Cambria Math" w:cs="Microsoft JhengHei"/>
+                  </w:rPr>
+                </m:ctrlPr>
+              </m:barPr>
+              <m:e>
+                <m:r>
+                  <w:rPr>
+                    <w:rFonts w:ascii="Cambria Math" w:eastAsia="Microsoft JhengHei" w:hAnsi="Cambria Math" w:cs="Microsoft JhengHei"/>
+                  </w:rPr>
+                  <m:t>F</m:t>
+                </m:r>
+              </m:e>
+            </m:bar>
+            <m:ctrlPr>
+              <w:rPr>
+                <w:rFonts w:ascii="Cambria Math" w:eastAsia="Microsoft JhengHei" w:hAnsi="Cambria Math" w:cs="Microsoft JhengHei"/>
+                <w:i/>
+              </w:rPr>
+            </m:ctrlPr>
+          </m:den>
+        </m:f>
+      </m:oMath>
+      <w:r>
+        <w:rPr>
+          <w:rFonts w:ascii="Microsoft JhengHei" w:eastAsia="Microsoft JhengHei" w:hAnsi="Microsoft JhengHei" w:cs="Microsoft JhengHei" w:hint="eastAsia"/>
+        </w:rPr>
+        <w:t xml:space="preserve"> </w:t>
+      </w:r>
+    </w:p>
+    <w:p>
+      <w:pPr>
+        <w:spacing w:after="0" w:line="360" w:lineRule="exact"/>
+        <w:ind w:leftChars="350" w:left="840"/>
+        <w:rPr>
+          <w:rFonts w:ascii="Microsoft JhengHei" w:eastAsia="Microsoft JhengHei" w:hAnsi="Microsoft JhengHei" w:cs="Microsoft JhengHei"/>
+        </w:rPr>
+      </w:pPr>
+    </w:p>
+    <w:p>
+      <w:pPr>
+        <w:spacing w:after="0" w:line="360" w:lineRule="exact"/>
+        <w:ind w:leftChars="350" w:left="840"/>
+        <w:rPr>
+          <w:rFonts w:ascii="Microsoft JhengHei" w:eastAsia="Microsoft JhengHei" w:hAnsi="Microsoft JhengHei" w:cs="Microsoft JhengHei"/>
+        </w:rPr>
+      </w:pPr>
+      <w:r>
+        <w:rPr>
+          <w:rFonts w:ascii="Microsoft JhengHei" w:eastAsia="Microsoft JhengHei" w:hAnsi="Microsoft JhengHei" w:cs="Microsoft JhengHei"/>
+        </w:rPr>
+        <w:t>當我們在垂直距離為L = 100的觀測面上測量時，光強峰值出現的水平位置為：</w:t>
+      </w:r>
+    </w:p>
+    <w:p>
+      <w:pPr>
+        <w:spacing w:after="0" w:line="360" w:lineRule="auto"/>
+        <w:ind w:leftChars="350" w:left="840"/>
+        <w:rPr>
+          <w:rFonts w:ascii="Microsoft JhengHei" w:eastAsia="Microsoft JhengHei" w:hAnsi="Microsoft JhengHei" w:cs="Microsoft JhengHei"/>
+        </w:rPr>
+      </w:pPr>
+      <w:r>
+        <w:rPr>
+          <w:rFonts w:ascii="Microsoft JhengHei" w:eastAsia="Microsoft JhengHei" w:hAnsi="Microsoft JhengHei" w:cs="Microsoft JhengHei"/>
+        </w:rPr>
+        <w:tab/>
+      </w:r>
+      <w:r>
+        <w:rPr>
+          <w:rFonts w:ascii="Microsoft JhengHei" w:eastAsia="Microsoft JhengHei" w:hAnsi="Microsoft JhengHei" w:cs="Microsoft JhengHei"/>
+        </w:rPr>
+        <w:tab/>
+      </w:r>
+      <w:r>
+        <w:rPr>
+          <w:rFonts w:ascii="Microsoft JhengHei" w:eastAsia="Microsoft JhengHei" w:hAnsi="Microsoft JhengHei" w:cs="Microsoft JhengHei"/>
+        </w:rPr>
+        <w:tab/>
+      </w:r>
+      <w:r>
+        <w:rPr>
+          <w:rFonts w:ascii="Microsoft JhengHei" w:eastAsia="Microsoft JhengHei" w:hAnsi="Microsoft JhengHei" w:cs="Microsoft JhengHei"/>
+        </w:rPr>
+        <w:tab/>
+      </w:r>
+      <w:r>
+        <w:rPr>
+          <w:rFonts w:ascii="Microsoft JhengHei" w:eastAsia="Microsoft JhengHei" w:hAnsi="Microsoft JhengHei" w:cs="Microsoft JhengHei"/>
+        </w:rPr>
+        <w:tab/>
+      </w:r>
+      <w:r>
+        <w:rPr>
+          <w:rFonts w:ascii="Microsoft JhengHei" w:eastAsia="Microsoft JhengHei" w:hAnsi="Microsoft JhengHei" w:cs="Microsoft JhengHei"/>
+        </w:rPr>
+        <w:tab/>
+      </w:r>
+      <m:oMath>
+        <m:r>
+          <w:rPr>
+            <w:rFonts w:ascii="Cambria Math" w:eastAsia="Microsoft JhengHei" w:hAnsi="Cambria Math" w:cs="Microsoft JhengHei"/>
+          </w:rPr>
+          <m:t>x=L</m:t>
+        </m:r>
+        <m:r>
+          <m:rPr>
+            <m:sty m:val="p"/>
+          </m:rPr>
+          <w:rPr>
+            <w:rFonts w:ascii="Cambria Math" w:eastAsia="Microsoft JhengHei" w:hAnsi="Cambria Math" w:cs="Microsoft JhengHei"/>
+          </w:rPr>
+          <m:t>⋅</m:t>
+        </m:r>
+        <m:func>
+          <m:funcPr>
+            <m:ctrlPr>
+              <w:rPr>
+                <w:rFonts w:ascii="Cambria Math" w:eastAsia="Microsoft JhengHei" w:hAnsi="Cambria Math" w:cs="Microsoft JhengHei"/>
+              </w:rPr>
+            </m:ctrlPr>
+          </m:funcPr>
+          <m:fName>
+            <m:r>
+              <m:rPr>
+                <m:sty m:val="p"/>
+              </m:rPr>
+              <w:rPr>
+                <w:rFonts w:ascii="Cambria Math" w:eastAsia="Microsoft JhengHei" w:hAnsi="Cambria Math" w:cs="Microsoft JhengHei"/>
+              </w:rPr>
+              <m:t>tan</m:t>
+            </m:r>
+            <m:ctrlPr>
+              <w:rPr>
+                <w:rFonts w:ascii="Cambria Math" w:eastAsia="Microsoft JhengHei" w:hAnsi="Cambria Math" w:cs="Microsoft JhengHei"/>
+                <w:i/>
+              </w:rPr>
+            </m:ctrlPr>
+          </m:fName>
+          <m:e>
+            <m:d>
+              <m:dPr>
+                <m:ctrlPr>
+                  <w:rPr>
+                    <w:rFonts w:ascii="Cambria Math" w:eastAsia="Microsoft JhengHei" w:hAnsi="Cambria Math" w:cs="Microsoft JhengHei"/>
+                    <w:i/>
+                  </w:rPr>
+                </m:ctrlPr>
+              </m:dPr>
+              <m:e>
+                <m:r>
+                  <m:rPr>
+                    <m:sty m:val="p"/>
+                  </m:rPr>
+                  <w:rPr>
+                    <w:rFonts w:ascii="Cambria Math" w:eastAsia="Microsoft JhengHei" w:hAnsi="Cambria Math" w:cs="Microsoft JhengHei"/>
+                  </w:rPr>
+                  <m:t>θ</m:t>
+                </m:r>
+              </m:e>
+            </m:d>
+          </m:e>
+        </m:func>
+        <m:r>
+          <w:rPr>
+            <w:rFonts w:ascii="Cambria Math" w:eastAsia="Microsoft JhengHei" w:hAnsi="Cambria Math" w:cs="Microsoft JhengHei"/>
+          </w:rPr>
+          <m:t>=L</m:t>
+        </m:r>
+        <m:r>
+          <m:rPr>
+            <m:sty m:val="p"/>
+          </m:rPr>
+          <w:rPr>
+            <w:rFonts w:ascii="Cambria Math" w:eastAsia="Microsoft JhengHei" w:hAnsi="Cambria Math" w:cs="Microsoft JhengHei"/>
+          </w:rPr>
+          <m:t>⋅</m:t>
+        </m:r>
+        <m:f>
+          <m:fPr>
+            <m:ctrlPr>
+              <w:rPr>
+                <w:rFonts w:ascii="Cambria Math" w:eastAsia="Microsoft JhengHei" w:hAnsi="Cambria Math" w:cs="Microsoft JhengHei"/>
+              </w:rPr>
+            </m:ctrlPr>
+          </m:fPr>
+          <m:num>
+            <m:r>
+              <m:rPr>
+                <m:sty m:val="p"/>
+              </m:rPr>
+              <w:rPr>
+                <w:rFonts w:ascii="Cambria Math" w:eastAsia="Microsoft JhengHei" w:hAnsi="Cambria Math" w:cs="Microsoft JhengHei" w:hint="eastAsia"/>
+              </w:rPr>
+              <m:t>Δ</m:t>
+            </m:r>
+            <m:r>
+              <w:rPr>
+                <w:rFonts w:ascii="Cambria Math" w:eastAsia="Microsoft JhengHei" w:hAnsi="Cambria Math" w:cs="Microsoft JhengHei"/>
+              </w:rPr>
+              <m:t>p</m:t>
+            </m:r>
+            <m:ctrlPr>
+              <w:rPr>
+                <w:rFonts w:ascii="Cambria Math" w:eastAsia="Microsoft JhengHei" w:hAnsi="Cambria Math" w:cs="Microsoft JhengHei"/>
+                <w:i/>
+              </w:rPr>
+            </m:ctrlPr>
+          </m:num>
+          <m:den>
+            <m:bar>
+              <m:barPr>
+                <m:pos m:val="top"/>
+                <m:ctrlPr>
+                  <w:rPr>
+                    <w:rFonts w:ascii="Cambria Math" w:eastAsia="Microsoft JhengHei" w:hAnsi="Cambria Math" w:cs="Microsoft JhengHei"/>
+                  </w:rPr>
+                </m:ctrlPr>
+              </m:barPr>
+              <m:e>
+                <m:r>
+                  <w:rPr>
+                    <w:rFonts w:ascii="Cambria Math" w:eastAsia="Microsoft JhengHei" w:hAnsi="Cambria Math" w:cs="Microsoft JhengHei"/>
+                  </w:rPr>
+                  <m:t>F</m:t>
+                </m:r>
+              </m:e>
+            </m:bar>
+            <m:ctrlPr>
+              <w:rPr>
+                <w:rFonts w:ascii="Cambria Math" w:eastAsia="Microsoft JhengHei" w:hAnsi="Cambria Math" w:cs="Microsoft JhengHei"/>
+                <w:i/>
+              </w:rPr>
+            </m:ctrlPr>
+          </m:den>
+        </m:f>
+      </m:oMath>
+    </w:p>
+    <w:p>
+      <w:pPr>
+        <w:spacing w:after="0" w:line="360" w:lineRule="exact"/>
+        <w:ind w:leftChars="350" w:left="840"/>
+        <w:rPr>
+          <w:rFonts w:ascii="Microsoft JhengHei" w:eastAsia="Microsoft JhengHei" w:hAnsi="Microsoft JhengHei" w:cs="Microsoft JhengHei"/>
+        </w:rPr>
+      </w:pPr>
+      <w:r>
+        <w:rPr>
+          <w:rFonts w:ascii="Microsoft JhengHei" w:eastAsia="Microsoft JhengHei" w:hAnsi="Microsoft JhengHei" w:cs="Microsoft JhengHei"/>
+        </w:rPr>
+        <w:t>當我們加上</w:t>
+      </w:r>
+      <w:r>
+        <w:rPr>
+          <w:rFonts w:ascii="Microsoft JhengHei" w:eastAsia="Microsoft JhengHei" w:hAnsi="Microsoft JhengHei" w:cs="Microsoft JhengHei" w:hint="eastAsia"/>
+        </w:rPr>
+        <w:t>0.75mm</w:t>
+      </w:r>
+      <w:r>
+        <w:rPr>
+          <w:rFonts w:ascii="Microsoft JhengHei" w:eastAsia="Microsoft JhengHei" w:hAnsi="Microsoft JhengHei" w:cs="Microsoft JhengHei"/>
+        </w:rPr>
+        <w:t>的墊片時</w:t>
+      </w:r>
+      <w:r>
+        <w:rPr>
+          <w:rFonts w:ascii="Microsoft JhengHei" w:eastAsia="Microsoft JhengHei" w:hAnsi="Microsoft JhengHei" w:cs="Microsoft JhengHei" w:hint="eastAsia"/>
+        </w:rPr>
+        <w:t xml:space="preserve">，就相當於增加了等效長度 </w:t>
+      </w:r>
+      <m:oMath>
+        <m:bar>
+          <m:barPr>
+            <m:pos m:val="top"/>
+            <m:ctrlPr>
+              <w:rPr>
+                <w:rFonts w:ascii="Cambria Math" w:eastAsia="Microsoft JhengHei" w:hAnsi="Cambria Math" w:cs="Microsoft JhengHei"/>
+              </w:rPr>
+            </m:ctrlPr>
+          </m:barPr>
+          <m:e>
+            <m:r>
+              <w:rPr>
+                <w:rFonts w:ascii="Cambria Math" w:eastAsia="Microsoft JhengHei" w:hAnsi="Cambria Math" w:cs="Microsoft JhengHei"/>
+              </w:rPr>
+              <m:t>F</m:t>
+            </m:r>
+          </m:e>
+        </m:bar>
+      </m:oMath>
+      <w:r>
+        <w:rPr>
+          <w:rFonts w:ascii="Microsoft JhengHei" w:eastAsia="Microsoft JhengHei" w:hAnsi="Microsoft JhengHei" w:cs="Microsoft JhengHei" w:hint="eastAsia"/>
+        </w:rPr>
+        <w:t xml:space="preserve">，這樣在其他兩個人不變的狀況下，相當於讓角度縮小，也就是更往 </w:t>
+      </w:r>
+      <m:oMath>
+        <m:r>
+          <w:rPr>
+            <w:rFonts w:ascii="Cambria Math" w:eastAsia="Microsoft JhengHei" w:hAnsi="Cambria Math" w:cs="Microsoft JhengHei" w:hint="eastAsia"/>
+          </w:rPr>
+          <m:t>x</m:t>
+        </m:r>
+      </m:oMath>
+      <w:r>
+        <w:rPr>
+          <w:rFonts w:ascii="Microsoft JhengHei" w:eastAsia="Microsoft JhengHei" w:hAnsi="Microsoft JhengHei" w:cs="Microsoft JhengHei" w:hint="eastAsia"/>
+        </w:rPr>
+        <w:t>=0 聚集，這個解釋和我們的</w:t>
+      </w:r>
+      <w:r>
+        <w:rPr>
+          <w:rFonts w:ascii="Microsoft JhengHei" w:eastAsia="Microsoft JhengHei" w:hAnsi="Microsoft JhengHei" w:cs="Microsoft JhengHei"/>
+        </w:rPr>
+        <w:t>“</w:t>
+      </w:r>
+      <w:r>
+        <w:rPr>
+          <w:rFonts w:ascii="Microsoft JhengHei" w:eastAsia="Microsoft JhengHei" w:hAnsi="Microsoft JhengHei" w:cs="Microsoft JhengHei" w:hint="eastAsia"/>
+        </w:rPr>
+        <w:t>一開始在60mm</w:t>
+      </w:r>
+      <w:r>
+        <w:rPr>
+          <w:rFonts w:ascii="Microsoft JhengHei" w:eastAsia="Microsoft JhengHei" w:hAnsi="Microsoft JhengHei" w:cs="Microsoft JhengHei" w:hint="eastAsia"/>
+        </w:rPr>
+        <w:t>，</w:t>
+      </w:r>
+      <w:r>
+        <w:rPr>
+          <w:rFonts w:ascii="Microsoft JhengHei" w:eastAsia="Microsoft JhengHei" w:hAnsi="Microsoft JhengHei" w:cs="Microsoft JhengHei" w:hint="eastAsia"/>
+        </w:rPr>
+        <w:t>後來跑到30 mm</w:t>
+      </w:r>
+      <w:r>
+        <w:rPr>
+          <w:rFonts w:ascii="Microsoft JhengHei" w:eastAsia="Microsoft JhengHei" w:hAnsi="Microsoft JhengHei" w:cs="Microsoft JhengHei"/>
+        </w:rPr>
+        <w:t>”</w:t>
+      </w:r>
+      <w:r>
+        <w:rPr>
+          <w:rFonts w:ascii="Microsoft JhengHei" w:eastAsia="Microsoft JhengHei" w:hAnsi="Microsoft JhengHei" w:cs="Microsoft JhengHei" w:hint="eastAsia"/>
+        </w:rPr>
+        <w:t>相吻合。</w:t>
+      </w:r>
+    </w:p>
+    <w:p>
+      <w:pPr>
+        <w:spacing w:after="0" w:line="360" w:lineRule="exact"/>
+        <w:ind w:left="480"/>
+        <w:rPr>
+          <w:rFonts w:ascii="Microsoft JhengHei" w:eastAsia="Microsoft JhengHei" w:hAnsi="Microsoft JhengHei" w:cs="Microsoft JhengHei"/>
+        </w:rPr>
+      </w:pPr>
+    </w:p>
+    <w:p>
+      <w:pPr>
+        <w:pStyle w:val="a9"/>
+        <w:numPr>
+          <w:ilvl w:val="0"/>
+          <w:numId w:val="3"/>
+        </w:numPr>
+        <w:spacing w:after="0" w:line="360" w:lineRule="exact"/>
+        <w:rPr>
+          <w:rFonts w:ascii="Microsoft JhengHei" w:eastAsia="Microsoft JhengHei" w:hAnsi="Microsoft JhengHei" w:cs="Microsoft JhengHei"/>
+        </w:rPr>
+      </w:pPr>
+      <w:r>
+        <w:rPr>
+          <w:rFonts w:ascii="Microsoft JhengHei" w:eastAsia="Microsoft JhengHei" w:hAnsi="Microsoft JhengHei" w:cs="Microsoft JhengHei"/>
+        </w:rPr>
+        <w:t>半高寬角</w:t>
+      </w:r>
+      <w:r>
+        <w:rPr>
+          <w:rFonts w:ascii="Microsoft JhengHei" w:eastAsia="Microsoft JhengHei" w:hAnsi="Microsoft JhengHei" w:cs="Microsoft JhengHei" w:hint="eastAsia"/>
+        </w:rPr>
+        <w:t>:</w:t>
+      </w:r>
+    </w:p>
+    <w:p>
+      <w:pPr>
+        <w:pStyle w:val="a9"/>
+        <w:spacing w:after="0" w:line="360" w:lineRule="exact"/>
+        <w:ind w:left="840"/>
+        <w:rPr>
+          <w:rFonts w:ascii="Microsoft JhengHei" w:eastAsia="Microsoft JhengHei" w:hAnsi="Microsoft JhengHei" w:cs="Microsoft JhengHei"/>
+        </w:rPr>
+      </w:pPr>
+      <w:r>
+        <w:rPr>
+          <w:rFonts w:ascii="Microsoft JhengHei" w:eastAsia="Microsoft JhengHei" w:hAnsi="Microsoft JhengHei" w:cs="Microsoft JhengHei" w:hint="eastAsia"/>
+        </w:rPr>
+        <w:t>這點就比較奇怪了，我們觀察藍+紅，以及洋紅+綠，竟然會看到兩種不同的現象! (前者半高寬角變大，也就是變得更平緩，而後者角度變小，變得更尖銳)。</w:t>
+      </w:r>
+    </w:p>
+    <w:p>
+      <w:pPr>
+        <w:pStyle w:val="a9"/>
+        <w:spacing w:after="0" w:line="360" w:lineRule="exact"/>
+        <w:ind w:left="840"/>
+        <w:rPr>
+          <w:rFonts w:ascii="Microsoft JhengHei" w:eastAsia="Microsoft JhengHei" w:hAnsi="Microsoft JhengHei" w:cs="Microsoft JhengHei"/>
+        </w:rPr>
+      </w:pPr>
+      <w:r>
+        <w:rPr>
+          <w:rFonts w:ascii="Microsoft JhengHei" w:eastAsia="Microsoft JhengHei" w:hAnsi="Microsoft JhengHei" w:cs="Microsoft JhengHei" w:hint="eastAsia"/>
+        </w:rPr>
+        <w:t>我們思考了很久，最後認為是</w:t>
+      </w:r>
+      <w:r>
+        <w:rPr>
+          <w:rFonts w:ascii="Microsoft JhengHei" w:eastAsia="Microsoft JhengHei" w:hAnsi="Microsoft JhengHei" w:cs="Microsoft JhengHei"/>
+        </w:rPr>
+        <w:t>“</w:t>
+      </w:r>
+      <w:r>
+        <w:rPr>
+          <w:rFonts w:ascii="Microsoft JhengHei" w:eastAsia="Microsoft JhengHei" w:hAnsi="Microsoft JhengHei" w:cs="Microsoft JhengHei" w:hint="eastAsia"/>
+        </w:rPr>
+        <w:t>採樣點</w:t>
+      </w:r>
+      <w:r>
+        <w:rPr>
+          <w:rFonts w:ascii="Microsoft JhengHei" w:eastAsia="Microsoft JhengHei" w:hAnsi="Microsoft JhengHei" w:cs="Microsoft JhengHei"/>
+        </w:rPr>
+        <w:t>”</w:t>
+      </w:r>
+      <w:r>
+        <w:rPr>
+          <w:rFonts w:ascii="Microsoft JhengHei" w:eastAsia="Microsoft JhengHei" w:hAnsi="Microsoft JhengHei" w:cs="Microsoft JhengHei" w:hint="eastAsia"/>
+        </w:rPr>
+        <w:t>的問題</w:t>
+      </w:r>
+      <w:r>
+        <w:rPr>
+          <w:rFonts w:ascii="Microsoft JhengHei" w:eastAsia="Microsoft JhengHei" w:hAnsi="Microsoft JhengHei" w:cs="Microsoft JhengHei" w:hint="eastAsia"/>
+        </w:rPr>
+        <w:t>(延伸問題會提及)</w:t>
+      </w:r>
+      <w:r>
+        <w:rPr>
+          <w:rFonts w:ascii="Microsoft JhengHei" w:eastAsia="Microsoft JhengHei" w:hAnsi="Microsoft JhengHei" w:cs="Microsoft JhengHei" w:hint="eastAsia"/>
+        </w:rPr>
+        <w:t>，也就是說在</w:t>
+      </w:r>
+      <w:r>
+        <w:rPr>
+          <w:rFonts w:ascii="Microsoft JhengHei" w:eastAsia="Microsoft JhengHei" w:hAnsi="Microsoft JhengHei" w:cs="Microsoft JhengHei" w:hint="eastAsia"/>
+        </w:rPr>
+        <w:t>藍+紅的部分，雖然他們有一個看起來幾乎大小差不多的平頂，但我們認為那可能是"波鋒的兩側"，也就是因為我們沒有採樣到真正的波鋒，因此導致我們看到兩個半山腰高度幾乎差不多。</w:t>
+      </w:r>
+    </w:p>
+    <w:p>
+      <w:pPr>
+        <w:pStyle w:val="a9"/>
+        <w:spacing w:after="0" w:line="360" w:lineRule="exact"/>
+        <w:ind w:left="840"/>
+        <w:rPr>
+          <w:rFonts w:ascii="Microsoft JhengHei" w:eastAsia="Microsoft JhengHei" w:hAnsi="Microsoft JhengHei" w:cs="Microsoft JhengHei"/>
+        </w:rPr>
+      </w:pPr>
+      <w:r>
+        <w:rPr>
+          <w:rFonts w:ascii="Microsoft JhengHei" w:eastAsia="Microsoft JhengHei" w:hAnsi="Microsoft JhengHei" w:cs="Microsoft JhengHei" w:hint="eastAsia"/>
+        </w:rPr>
+        <w:t>因此，我們更願意確信 洋紅+綠 的實驗結果才是比較正確的，也就是我們的半高寬角應該變低(也就是變窄變尖)</w:t>
+      </w:r>
+    </w:p>
+    <w:p>
+      <w:pPr>
+        <w:spacing w:after="0" w:line="360" w:lineRule="exact"/>
+        <w:rPr>
+          <w:rFonts w:ascii="Microsoft JhengHei" w:eastAsia="Microsoft JhengHei" w:hAnsi="Microsoft JhengHei" w:cs="Microsoft JhengHei"/>
+        </w:rPr>
+      </w:pPr>
+      <w:r>
+        <w:rPr>
+          <w:rFonts w:ascii="Microsoft JhengHei" w:eastAsia="Microsoft JhengHei" w:hAnsi="Microsoft JhengHei" w:cs="Microsoft JhengHei"/>
+        </w:rPr>
+        <w:tab/>
+      </w:r>
+    </w:p>
+    <w:p>
+      <w:pPr>
+        <w:pStyle w:val="a9"/>
+        <w:numPr>
+          <w:ilvl w:val="0"/>
+          <w:numId w:val="3"/>
+        </w:numPr>
+        <w:spacing w:after="0" w:line="360" w:lineRule="exact"/>
+        <w:rPr>
+          <w:rFonts w:ascii="Microsoft JhengHei" w:eastAsia="Microsoft JhengHei" w:hAnsi="Microsoft JhengHei" w:cs="Microsoft JhengHei"/>
+        </w:rPr>
+      </w:pPr>
+      <w:r>
+        <w:rPr>
+          <w:rFonts w:ascii="Microsoft JhengHei" w:eastAsia="Microsoft JhengHei" w:hAnsi="Microsoft JhengHei" w:cs="Microsoft JhengHei"/>
+        </w:rPr>
+        <w:t>V</w:t>
+      </w:r>
+      <w:r>
+        <w:rPr>
+          <w:rFonts w:ascii="Microsoft JhengHei" w:eastAsia="Microsoft JhengHei" w:hAnsi="Microsoft JhengHei" w:cs="Microsoft JhengHei" w:hint="eastAsia"/>
+        </w:rPr>
+        <w:t>iew 變清楚與否</w:t>
+      </w:r>
+    </w:p>
+    <w:p>
+      <w:pPr>
+        <w:pStyle w:val="a9"/>
+        <w:spacing w:after="0" w:line="360" w:lineRule="exact"/>
+        <w:ind w:left="840"/>
+        <w:rPr>
+          <w:rFonts w:ascii="Microsoft JhengHei" w:eastAsia="Microsoft JhengHei" w:hAnsi="Microsoft JhengHei" w:cs="Microsoft JhengHei"/>
+        </w:rPr>
+      </w:pPr>
+      <w:r>
+        <w:rPr>
+          <w:rFonts w:ascii="Microsoft JhengHei" w:eastAsia="Microsoft JhengHei" w:hAnsi="Microsoft JhengHei" w:cs="Microsoft JhengHei" w:hint="eastAsia"/>
+        </w:rPr>
+        <w:t>實際上，就我的印象當中，用肉眼觀察到的似乎沒有比較清晰或是比較不清晰。但是如果用了剛剛的半高寬角來做思考(希望我們的結論是對的)，當他變窄之後我們認為可以等效於他更少干擾，也就是比較少模糊的地帶，是這個顏色就是這個顏色，不是這個顏色就不是這個顏色。</w:t>
+      </w:r>
+      <w:r>
+        <w:rPr>
+          <w:rFonts w:ascii="Microsoft JhengHei" w:eastAsia="Microsoft JhengHei" w:hAnsi="Microsoft JhengHei" w:cs="Microsoft JhengHei" w:hint="eastAsia"/>
+        </w:rPr>
+        <w:lastRenderedPageBreak/>
+        <w:t>因此，我們認為view 在半高寬角變低的狀況下應該要變得更清楚才對。</w:t>
+      </w:r>
+      <w:r>
+        <w:rPr>
+          <w:rFonts w:ascii="Microsoft JhengHei" w:eastAsia="Microsoft JhengHei" w:hAnsi="Microsoft JhengHei" w:cs="Microsoft JhengHei"/>
+        </w:rPr>
+        <w:br/>
+      </w:r>
+      <w:r>
+        <w:rPr>
+          <w:rFonts w:ascii="Microsoft JhengHei" w:eastAsia="Microsoft JhengHei" w:hAnsi="Microsoft JhengHei" w:cs="Microsoft JhengHei" w:hint="eastAsia"/>
+        </w:rPr>
+        <w:t>(至於剛剛的強度變化我們認為沒有太明顯，所以</w:t>
+      </w:r>
+      <w:r>
+        <w:rPr>
+          <w:rFonts w:ascii="Microsoft JhengHei" w:eastAsia="Microsoft JhengHei" w:hAnsi="Microsoft JhengHei" w:cs="Microsoft JhengHei" w:hint="eastAsia"/>
+        </w:rPr>
+        <w:t>姑且</w:t>
+      </w:r>
+      <w:r>
+        <w:rPr>
+          <w:rFonts w:ascii="Microsoft JhengHei" w:eastAsia="Microsoft JhengHei" w:hAnsi="Microsoft JhengHei" w:cs="Microsoft JhengHei" w:hint="eastAsia"/>
+        </w:rPr>
+        <w:t>不做討論)</w:t>
+      </w:r>
+    </w:p>
+    <w:p>
+      <w:pPr>
+        <w:pStyle w:val="a9"/>
+        <w:spacing w:after="0" w:line="360" w:lineRule="exact"/>
+        <w:ind w:left="840"/>
+        <w:rPr>
+          <w:rFonts w:ascii="Microsoft JhengHei" w:eastAsia="Microsoft JhengHei" w:hAnsi="Microsoft JhengHei" w:cs="Microsoft JhengHei"/>
+        </w:rPr>
+      </w:pPr>
+      <w:r>
+        <w:rPr>
+          <w:rFonts w:ascii="Microsoft JhengHei" w:eastAsia="Microsoft JhengHei" w:hAnsi="Microsoft JhengHei" w:cs="Microsoft JhengHei"/>
+        </w:rPr>
+        <w:t xml:space="preserve"> </w:t>
       </w:r>
     </w:p>
     <w:p>
@@ -1017,44 +2659,8 @@
     <w:p>
       <w:pPr>
         <w:spacing w:after="0" w:line="360" w:lineRule="exact"/>
-        <w:ind w:firstLine="482"/>
-        <w:rPr>
-          <w:rFonts w:ascii="Microsoft JhengHei" w:eastAsia="Microsoft JhengHei" w:hAnsi="Microsoft JhengHei" w:cs="Microsoft JhengHei"/>
-        </w:rPr>
-      </w:pPr>
-    </w:p>
-    <w:p>
-      <w:pPr>
-        <w:spacing w:after="0" w:line="360" w:lineRule="exact"/>
-        <w:ind w:firstLine="482"/>
-        <w:rPr>
-          <w:rFonts w:ascii="Microsoft JhengHei" w:eastAsia="Microsoft JhengHei" w:hAnsi="Microsoft JhengHei" w:cs="Microsoft JhengHei"/>
-        </w:rPr>
-      </w:pPr>
-    </w:p>
-    <w:p>
-      <w:pPr>
-        <w:spacing w:after="0" w:line="360" w:lineRule="exact"/>
-        <w:ind w:firstLine="482"/>
-        <w:rPr>
-          <w:rFonts w:ascii="Microsoft JhengHei" w:eastAsia="Microsoft JhengHei" w:hAnsi="Microsoft JhengHei" w:cs="Microsoft JhengHei"/>
-        </w:rPr>
-      </w:pPr>
-    </w:p>
-    <w:p>
-      <w:pPr>
-        <w:spacing w:after="0" w:line="360" w:lineRule="exact"/>
-        <w:ind w:firstLine="482"/>
-        <w:rPr>
-          <w:rFonts w:ascii="Microsoft JhengHei" w:eastAsia="Microsoft JhengHei" w:hAnsi="Microsoft JhengHei" w:cs="Microsoft JhengHei"/>
-        </w:rPr>
-      </w:pPr>
-    </w:p>
-    <w:p>
-      <w:pPr>
-        <w:spacing w:after="0" w:line="360" w:lineRule="exact"/>
-        <w:rPr>
-          <w:rFonts w:ascii="Microsoft JhengHei" w:eastAsia="Microsoft JhengHei" w:hAnsi="Microsoft JhengHei" w:cs="Microsoft JhengHei" w:hint="eastAsia"/>
+        <w:rPr>
+          <w:rFonts w:ascii="Microsoft JhengHei" w:eastAsia="Microsoft JhengHei" w:hAnsi="Microsoft JhengHei" w:cs="Microsoft JhengHei"/>
           <w:b/>
           <w:bCs/>
         </w:rPr>
@@ -1143,34 +2749,12 @@
     <w:p>
       <w:pPr>
         <w:pStyle w:val="a9"/>
-        <w:numPr>
-          <w:ilvl w:val="0"/>
-          <w:numId w:val="2"/>
-        </w:numPr>
         <w:spacing w:after="0" w:line="360" w:lineRule="exact"/>
-        <w:ind w:left="357" w:hanging="357"/>
-        <w:rPr>
-          <w:rFonts w:ascii="Microsoft JhengHei" w:eastAsia="Microsoft JhengHei" w:hAnsi="Microsoft JhengHei" w:cs="Microsoft JhengHei"/>
-        </w:rPr>
-      </w:pPr>
-      <w:r>
-        <w:rPr>
-          <w:rFonts w:ascii="Microsoft JhengHei" w:eastAsia="Microsoft JhengHei" w:hAnsi="Microsoft JhengHei" w:cs="Microsoft JhengHei" w:hint="eastAsia"/>
-        </w:rPr>
-        <w:t>如果對超準，正中間確實會出現黑色陰影，主要是因為MiniLED的</w:t>
-      </w:r>
-      <w:r>
-        <w:rPr>
-          <w:rFonts w:ascii="Microsoft JhengHei" w:eastAsia="Microsoft JhengHei" w:hAnsi="Microsoft JhengHei" w:cs="Microsoft JhengHei"/>
-        </w:rPr>
-        <w:t>p</w:t>
-      </w:r>
-      <w:r>
-        <w:rPr>
-          <w:rFonts w:ascii="Microsoft JhengHei" w:eastAsia="Microsoft JhengHei" w:hAnsi="Microsoft JhengHei" w:cs="Microsoft JhengHei" w:hint="eastAsia"/>
-        </w:rPr>
-        <w:t>ixel之間沒有緊緊相依，中間區域就會是不發光的。如果完全對齊，該黑色區域就會被放大透視到正前方，從正中間看去就會是黑色的。從我們做出來的圖也可以說明這點，在正中間(x=0)的總光強相對兩側較低，也就是陰影的部分被透射到中間了。</w:t>
-      </w:r>
+        <w:ind w:left="357"/>
+        <w:rPr>
+          <w:rFonts w:ascii="Microsoft JhengHei" w:eastAsia="Microsoft JhengHei" w:hAnsi="Microsoft JhengHei" w:cs="Microsoft JhengHei" w:hint="eastAsia"/>
+        </w:rPr>
+      </w:pPr>
     </w:p>
     <w:p>
       <w:pPr>
@@ -1182,27 +2766,37 @@
         <w:spacing w:after="0" w:line="360" w:lineRule="exact"/>
         <w:ind w:left="357" w:hanging="357"/>
         <w:rPr>
-          <w:rFonts w:ascii="Microsoft JhengHei" w:eastAsia="Microsoft JhengHei" w:hAnsi="Microsoft JhengHei" w:cs="Microsoft JhengHei"/>
-        </w:rPr>
-      </w:pPr>
-      <w:r>
-        <w:rPr>
-          <w:rFonts w:ascii="Microsoft JhengHei" w:eastAsia="Microsoft JhengHei" w:hAnsi="Microsoft JhengHei" w:cs="Microsoft JhengHei" w:hint="eastAsia"/>
-        </w:rPr>
-        <w:t>因為沒有仔細看實驗說明，根本忘記要固定曝光時間了，所以我們採用的方式是直接將量測到的峰值除以積分時間(剛好有被記錄在</w:t>
-      </w:r>
-      <w:r>
-        <w:rPr>
-          <w:rFonts w:ascii="Microsoft JhengHei" w:eastAsia="Microsoft JhengHei" w:hAnsi="Microsoft JhengHei" w:cs="Microsoft JhengHei"/>
-        </w:rPr>
-        <w:t>c</w:t>
-      </w:r>
-      <w:r>
-        <w:rPr>
-          <w:rFonts w:ascii="Microsoft JhengHei" w:eastAsia="Microsoft JhengHei" w:hAnsi="Microsoft JhengHei" w:cs="Microsoft JhengHei" w:hint="eastAsia"/>
-        </w:rPr>
-        <w:t>sv中)。這方法會work是因為光譜儀量到的數據本來就跟積分時間成正比，於是直接用時間normalize就好。</w:t>
-      </w:r>
+          <w:rFonts w:ascii="Microsoft JhengHei" w:eastAsia="Microsoft JhengHei" w:hAnsi="Microsoft JhengHei" w:cs="Microsoft JhengHei" w:hint="eastAsia"/>
+        </w:rPr>
+      </w:pPr>
+      <w:r>
+        <w:rPr>
+          <w:rFonts w:ascii="Microsoft JhengHei" w:eastAsia="Microsoft JhengHei" w:hAnsi="Microsoft JhengHei" w:cs="Microsoft JhengHei" w:hint="eastAsia"/>
+        </w:rPr>
+        <w:t>如果對超準，正中間確實會出現黑色陰影，主要是因為MiniLED的</w:t>
+      </w:r>
+      <w:r>
+        <w:rPr>
+          <w:rFonts w:ascii="Microsoft JhengHei" w:eastAsia="Microsoft JhengHei" w:hAnsi="Microsoft JhengHei" w:cs="Microsoft JhengHei"/>
+        </w:rPr>
+        <w:t>p</w:t>
+      </w:r>
+      <w:r>
+        <w:rPr>
+          <w:rFonts w:ascii="Microsoft JhengHei" w:eastAsia="Microsoft JhengHei" w:hAnsi="Microsoft JhengHei" w:cs="Microsoft JhengHei" w:hint="eastAsia"/>
+        </w:rPr>
+        <w:t>ixel之間沒有緊緊相依，中間區域就會是不發光的。如果完全對齊，該黑色區域就會被放大透視到正前方，從正中間看去就會是黑色的。從我們做出來的圖也可以說明這點，在正中間(x=0)的總光強相對兩側較低，也就是陰影的部分被透射到中間了。</w:t>
+      </w:r>
+    </w:p>
+    <w:p>
+      <w:pPr>
+        <w:pStyle w:val="a9"/>
+        <w:spacing w:after="0" w:line="360" w:lineRule="exact"/>
+        <w:ind w:left="357"/>
+        <w:rPr>
+          <w:rFonts w:ascii="Microsoft JhengHei" w:eastAsia="Microsoft JhengHei" w:hAnsi="Microsoft JhengHei" w:cs="Microsoft JhengHei" w:hint="eastAsia"/>
+        </w:rPr>
+      </w:pPr>
     </w:p>
     <w:p>
       <w:pPr>
@@ -1214,7 +2808,48 @@
         <w:spacing w:after="0" w:line="360" w:lineRule="exact"/>
         <w:ind w:left="357" w:hanging="357"/>
         <w:rPr>
-          <w:rFonts w:ascii="Microsoft JhengHei" w:eastAsia="Microsoft JhengHei" w:hAnsi="Microsoft JhengHei" w:cs="Microsoft JhengHei" w:hint="eastAsia"/>
+          <w:rFonts w:ascii="Microsoft JhengHei" w:eastAsia="Microsoft JhengHei" w:hAnsi="Microsoft JhengHei" w:cs="Microsoft JhengHei"/>
+        </w:rPr>
+      </w:pPr>
+      <w:r>
+        <w:rPr>
+          <w:rFonts w:ascii="Microsoft JhengHei" w:eastAsia="Microsoft JhengHei" w:hAnsi="Microsoft JhengHei" w:cs="Microsoft JhengHei" w:hint="eastAsia"/>
+        </w:rPr>
+        <w:t>因為沒有仔細看實驗說明，根本忘記要固定曝光時間了，所以我們採用的方式是直接將量測到的峰值除以積分時間(剛好有被記錄在</w:t>
+      </w:r>
+      <w:r>
+        <w:rPr>
+          <w:rFonts w:ascii="Microsoft JhengHei" w:eastAsia="Microsoft JhengHei" w:hAnsi="Microsoft JhengHei" w:cs="Microsoft JhengHei"/>
+        </w:rPr>
+        <w:t>c</w:t>
+      </w:r>
+      <w:r>
+        <w:rPr>
+          <w:rFonts w:ascii="Microsoft JhengHei" w:eastAsia="Microsoft JhengHei" w:hAnsi="Microsoft JhengHei" w:cs="Microsoft JhengHei" w:hint="eastAsia"/>
+        </w:rPr>
+        <w:t>sv中)。這方法會work是因為光譜儀量到的數據本來就跟積分時間成正比，於是直接用時間normalize就好。</w:t>
+      </w:r>
+    </w:p>
+    <w:p>
+      <w:pPr>
+        <w:spacing w:after="0" w:line="360" w:lineRule="exact"/>
+        <w:ind w:left="357"/>
+        <w:rPr>
+          <w:rFonts w:ascii="Microsoft JhengHei" w:eastAsia="Microsoft JhengHei" w:hAnsi="Microsoft JhengHei" w:cs="Microsoft JhengHei" w:hint="eastAsia"/>
+        </w:rPr>
+      </w:pPr>
+    </w:p>
+    <w:p>
+      <w:pPr>
+        <w:pStyle w:val="a9"/>
+        <w:numPr>
+          <w:ilvl w:val="0"/>
+          <w:numId w:val="2"/>
+        </w:numPr>
+        <w:spacing w:after="0" w:line="360" w:lineRule="exact"/>
+        <w:ind w:left="357" w:hanging="357"/>
+        <w:rPr>
+          <w:rFonts w:ascii="Microsoft JhengHei" w:eastAsia="Microsoft JhengHei" w:hAnsi="Microsoft JhengHei" w:cs="Microsoft JhengHei"/>
         </w:rPr>
       </w:pPr>
       <w:r>
@@ -1234,9 +2869,148 @@
 </w:document>
 </file>
 
+<file path=word/endnotes.xml><?xml version="1.0" encoding="utf-8"?>
+<w:endnotes xmlns:wpc="http://schemas.microsoft.com/office/word/2010/wordprocessingCanvas" xmlns:cx="http://schemas.microsoft.com/office/drawing/2014/chartex" xmlns:cx1="http://schemas.microsoft.com/office/drawing/2015/9/8/chartex" xmlns:cx2="http://schemas.microsoft.com/office/drawing/2015/10/21/chartex" xmlns:cx3="http://schemas.microsoft.com/office/drawing/2016/5/9/chartex" xmlns:cx4="http://schemas.microsoft.com/office/drawing/2016/5/10/chartex" xmlns:cx5="http://schemas.microsoft.com/office/drawing/2016/5/11/chartex" xmlns:cx6="http://schemas.microsoft.com/office/drawing/2016/5/12/chartex" xmlns:cx7="http://schemas.microsoft.com/office/drawing/2016/5/13/chartex" xmlns:cx8="http://schemas.microsoft.com/office/drawing/2016/5/14/chartex" xmlns:mc="http://schemas.openxmlformats.org/markup-compatibility/2006" xmlns:aink="http://schemas.microsoft.com/office/drawing/2016/ink" xmlns:am3d="http://schemas.microsoft.com/office/drawing/2017/model3d" xmlns:o="urn:schemas-microsoft-com:office:office" xmlns:oel="http://schemas.microsoft.com/office/2019/extlst" xmlns:r="http://schemas.openxmlformats.org/officeDocument/2006/relationships" xmlns:m="http://schemas.openxmlformats.org/officeDocument/2006/math" xmlns:v="urn:schemas-microsoft-com:vml" xmlns:wp14="http://schemas.microsoft.com/office/word/2010/wordprocessingDrawing" xmlns:wp="http://schemas.openxmlformats.org/drawingml/2006/wordprocessingDrawing" xmlns:w10="urn:schemas-microsoft-com:office:word" xmlns:w="http://schemas.openxmlformats.org/wordprocessingml/2006/main" xmlns:w14="http://schemas.microsoft.com/office/word/2010/wordml" xmlns:w15="http://schemas.microsoft.com/office/word/2012/wordml" xmlns:w16cex="http://schemas.microsoft.com/office/word/2018/wordml/cex" xmlns:w16cid="http://schemas.microsoft.com/office/word/2016/wordml/cid" xmlns:w16="http://schemas.microsoft.com/office/word/2018/wordml" xmlns:w16du="http://schemas.microsoft.com/office/word/2023/wordml/word16du" xmlns:w16sdtdh="http://schemas.microsoft.com/office/word/2020/wordml/sdtdatahash" xmlns:w16sdtfl="http://schemas.microsoft.com/office/word/2024/wordml/sdtformatlock" xmlns:w16se="http://schemas.microsoft.com/office/word/2015/wordml/symex" xmlns:wpg="http://schemas.microsoft.com/office/word/2010/wordprocessingGroup" xmlns:wpi="http://schemas.microsoft.com/office/word/2010/wordprocessingInk" xmlns:wne="http://schemas.microsoft.com/office/word/2006/wordml" xmlns:wps="http://schemas.microsoft.com/office/word/2010/wordprocessingShape" mc:Ignorable="w14 w15 w16se w16cid w16 w16cex w16sdtdh w16sdtfl w16du wp14">
+  <w:endnote w:type="separator" w:id="-1">
+    <w:p>
+      <w:pPr>
+        <w:spacing w:after="0" w:line="240" w:lineRule="auto"/>
+      </w:pPr>
+      <w:r>
+        <w:separator/>
+      </w:r>
+    </w:p>
+  </w:endnote>
+  <w:endnote w:type="continuationSeparator" w:id="0">
+    <w:p>
+      <w:pPr>
+        <w:spacing w:after="0" w:line="240" w:lineRule="auto"/>
+      </w:pPr>
+      <w:r>
+        <w:continuationSeparator/>
+      </w:r>
+    </w:p>
+  </w:endnote>
+</w:endnotes>
+</file>
+
+<file path=word/footnotes.xml><?xml version="1.0" encoding="utf-8"?>
+<w:footnotes xmlns:wpc="http://schemas.microsoft.com/office/word/2010/wordprocessingCanvas" xmlns:cx="http://schemas.microsoft.com/office/drawing/2014/chartex" xmlns:cx1="http://schemas.microsoft.com/office/drawing/2015/9/8/chartex" xmlns:cx2="http://schemas.microsoft.com/office/drawing/2015/10/21/chartex" xmlns:cx3="http://schemas.microsoft.com/office/drawing/2016/5/9/chartex" xmlns:cx4="http://schemas.microsoft.com/office/drawing/2016/5/10/chartex" xmlns:cx5="http://schemas.microsoft.com/office/drawing/2016/5/11/chartex" xmlns:cx6="http://schemas.microsoft.com/office/drawing/2016/5/12/chartex" xmlns:cx7="http://schemas.microsoft.com/office/drawing/2016/5/13/chartex" xmlns:cx8="http://schemas.microsoft.com/office/drawing/2016/5/14/chartex" xmlns:mc="http://schemas.openxmlformats.org/markup-compatibility/2006" xmlns:aink="http://schemas.microsoft.com/office/drawing/2016/ink" xmlns:am3d="http://schemas.microsoft.com/office/drawing/2017/model3d" xmlns:o="urn:schemas-microsoft-com:office:office" xmlns:oel="http://schemas.microsoft.com/office/2019/extlst" xmlns:r="http://schemas.openxmlformats.org/officeDocument/2006/relationships" xmlns:m="http://schemas.openxmlformats.org/officeDocument/2006/math" xmlns:v="urn:schemas-microsoft-com:vml" xmlns:wp14="http://schemas.microsoft.com/office/word/2010/wordprocessingDrawing" xmlns:wp="http://schemas.openxmlformats.org/drawingml/2006/wordprocessingDrawing" xmlns:w10="urn:schemas-microsoft-com:office:word" xmlns:w="http://schemas.openxmlformats.org/wordprocessingml/2006/main" xmlns:w14="http://schemas.microsoft.com/office/word/2010/wordml" xmlns:w15="http://schemas.microsoft.com/office/word/2012/wordml" xmlns:w16cex="http://schemas.microsoft.com/office/word/2018/wordml/cex" xmlns:w16cid="http://schemas.microsoft.com/office/word/2016/wordml/cid" xmlns:w16="http://schemas.microsoft.com/office/word/2018/wordml" xmlns:w16du="http://schemas.microsoft.com/office/word/2023/wordml/word16du" xmlns:w16sdtdh="http://schemas.microsoft.com/office/word/2020/wordml/sdtdatahash" xmlns:w16sdtfl="http://schemas.microsoft.com/office/word/2024/wordml/sdtformatlock" xmlns:w16se="http://schemas.microsoft.com/office/word/2015/wordml/symex" xmlns:wpg="http://schemas.microsoft.com/office/word/2010/wordprocessingGroup" xmlns:wpi="http://schemas.microsoft.com/office/word/2010/wordprocessingInk" xmlns:wne="http://schemas.microsoft.com/office/word/2006/wordml" xmlns:wps="http://schemas.microsoft.com/office/word/2010/wordprocessingShape" mc:Ignorable="w14 w15 w16se w16cid w16 w16cex w16sdtdh w16sdtfl w16du wp14">
+  <w:footnote w:type="separator" w:id="-1">
+    <w:p>
+      <w:pPr>
+        <w:spacing w:after="0" w:line="240" w:lineRule="auto"/>
+      </w:pPr>
+      <w:r>
+        <w:separator/>
+      </w:r>
+    </w:p>
+  </w:footnote>
+  <w:footnote w:type="continuationSeparator" w:id="0">
+    <w:p>
+      <w:pPr>
+        <w:spacing w:after="0" w:line="240" w:lineRule="auto"/>
+      </w:pPr>
+      <w:r>
+        <w:continuationSeparator/>
+      </w:r>
+    </w:p>
+  </w:footnote>
+</w:footnotes>
+</file>
+
 <file path=word/numbering.xml><?xml version="1.0" encoding="utf-8"?>
 <w:numbering xmlns:wpc="http://schemas.microsoft.com/office/word/2010/wordprocessingCanvas" xmlns:cx="http://schemas.microsoft.com/office/drawing/2014/chartex" xmlns:cx1="http://schemas.microsoft.com/office/drawing/2015/9/8/chartex" xmlns:cx2="http://schemas.microsoft.com/office/drawing/2015/10/21/chartex" xmlns:cx3="http://schemas.microsoft.com/office/drawing/2016/5/9/chartex" xmlns:cx4="http://schemas.microsoft.com/office/drawing/2016/5/10/chartex" xmlns:cx5="http://schemas.microsoft.com/office/drawing/2016/5/11/chartex" xmlns:cx6="http://schemas.microsoft.com/office/drawing/2016/5/12/chartex" xmlns:cx7="http://schemas.microsoft.com/office/drawing/2016/5/13/chartex" xmlns:cx8="http://schemas.microsoft.com/office/drawing/2016/5/14/chartex" xmlns:mc="http://schemas.openxmlformats.org/markup-compatibility/2006" xmlns:aink="http://schemas.microsoft.com/office/drawing/2016/ink" xmlns:am3d="http://schemas.microsoft.com/office/drawing/2017/model3d" xmlns:o="urn:schemas-microsoft-com:office:office" xmlns:oel="http://schemas.microsoft.com/office/2019/extlst" xmlns:r="http://schemas.openxmlformats.org/officeDocument/2006/relationships" xmlns:m="http://schemas.openxmlformats.org/officeDocument/2006/math" xmlns:v="urn:schemas-microsoft-com:vml" xmlns:wp14="http://schemas.microsoft.com/office/word/2010/wordprocessingDrawing" xmlns:wp="http://schemas.openxmlformats.org/drawingml/2006/wordprocessingDrawing" xmlns:w10="urn:schemas-microsoft-com:office:word" xmlns:w="http://schemas.openxmlformats.org/wordprocessingml/2006/main" xmlns:w14="http://schemas.microsoft.com/office/word/2010/wordml" xmlns:w15="http://schemas.microsoft.com/office/word/2012/wordml" xmlns:w16cex="http://schemas.microsoft.com/office/word/2018/wordml/cex" xmlns:w16cid="http://schemas.microsoft.com/office/word/2016/wordml/cid" xmlns:w16="http://schemas.microsoft.com/office/word/2018/wordml" xmlns:w16du="http://schemas.microsoft.com/office/word/2023/wordml/word16du" xmlns:w16sdtdh="http://schemas.microsoft.com/office/word/2020/wordml/sdtdatahash" xmlns:w16sdtfl="http://schemas.microsoft.com/office/word/2024/wordml/sdtformatlock" xmlns:w16se="http://schemas.microsoft.com/office/word/2015/wordml/symex" xmlns:wpg="http://schemas.microsoft.com/office/word/2010/wordprocessingGroup" xmlns:wpi="http://schemas.microsoft.com/office/word/2010/wordprocessingInk" xmlns:wne="http://schemas.microsoft.com/office/word/2006/wordml" xmlns:wps="http://schemas.microsoft.com/office/word/2010/wordprocessingShape" mc:Ignorable="w14 w15 w16se w16cid w16 w16cex w16sdtdh w16sdtfl w16du wp14">
   <w:abstractNum w:abstractNumId="0" w15:restartNumberingAfterBreak="0">
+    <w:nsid w:val="28A73B85"/>
+    <w:multiLevelType w:val="hybridMultilevel"/>
+    <w:tmpl w:val="BDDAF678"/>
+    <w:lvl w:ilvl="0" w:tplc="6FFC96B2">
+      <w:start w:val="1"/>
+      <w:numFmt w:val="decimal"/>
+      <w:lvlText w:val="%1."/>
+      <w:lvlJc w:val="left"/>
+      <w:pPr>
+        <w:ind w:left="840" w:hanging="360"/>
+      </w:pPr>
+      <w:rPr>
+        <w:rFonts w:hint="default"/>
+      </w:rPr>
+    </w:lvl>
+    <w:lvl w:ilvl="1" w:tplc="04090019" w:tentative="1">
+      <w:start w:val="1"/>
+      <w:numFmt w:val="ideographTraditional"/>
+      <w:lvlText w:val="%2、"/>
+      <w:lvlJc w:val="left"/>
+      <w:pPr>
+        <w:ind w:left="1440" w:hanging="480"/>
+      </w:pPr>
+    </w:lvl>
+    <w:lvl w:ilvl="2" w:tplc="0409001B" w:tentative="1">
+      <w:start w:val="1"/>
+      <w:numFmt w:val="lowerRoman"/>
+      <w:lvlText w:val="%3."/>
+      <w:lvlJc w:val="right"/>
+      <w:pPr>
+        <w:ind w:left="1920" w:hanging="480"/>
+      </w:pPr>
+    </w:lvl>
+    <w:lvl w:ilvl="3" w:tplc="0409000F" w:tentative="1">
+      <w:start w:val="1"/>
+      <w:numFmt w:val="decimal"/>
+      <w:lvlText w:val="%4."/>
+      <w:lvlJc w:val="left"/>
+      <w:pPr>
+        <w:ind w:left="2400" w:hanging="480"/>
+      </w:pPr>
+    </w:lvl>
+    <w:lvl w:ilvl="4" w:tplc="04090019" w:tentative="1">
+      <w:start w:val="1"/>
+      <w:numFmt w:val="ideographTraditional"/>
+      <w:lvlText w:val="%5、"/>
+      <w:lvlJc w:val="left"/>
+      <w:pPr>
+        <w:ind w:left="2880" w:hanging="480"/>
+      </w:pPr>
+    </w:lvl>
+    <w:lvl w:ilvl="5" w:tplc="0409001B" w:tentative="1">
+      <w:start w:val="1"/>
+      <w:numFmt w:val="lowerRoman"/>
+      <w:lvlText w:val="%6."/>
+      <w:lvlJc w:val="right"/>
+      <w:pPr>
+        <w:ind w:left="3360" w:hanging="480"/>
+      </w:pPr>
+    </w:lvl>
+    <w:lvl w:ilvl="6" w:tplc="0409000F" w:tentative="1">
+      <w:start w:val="1"/>
+      <w:numFmt w:val="decimal"/>
+      <w:lvlText w:val="%7."/>
+      <w:lvlJc w:val="left"/>
+      <w:pPr>
+        <w:ind w:left="3840" w:hanging="480"/>
+      </w:pPr>
+    </w:lvl>
+    <w:lvl w:ilvl="7" w:tplc="04090019" w:tentative="1">
+      <w:start w:val="1"/>
+      <w:numFmt w:val="ideographTraditional"/>
+      <w:lvlText w:val="%8、"/>
+      <w:lvlJc w:val="left"/>
+      <w:pPr>
+        <w:ind w:left="4320" w:hanging="480"/>
+      </w:pPr>
+    </w:lvl>
+    <w:lvl w:ilvl="8" w:tplc="0409001B" w:tentative="1">
+      <w:start w:val="1"/>
+      <w:numFmt w:val="lowerRoman"/>
+      <w:lvlText w:val="%9."/>
+      <w:lvlJc w:val="right"/>
+      <w:pPr>
+        <w:ind w:left="4800" w:hanging="480"/>
+      </w:pPr>
+    </w:lvl>
+  </w:abstractNum>
+  <w:abstractNum w:abstractNumId="1" w15:restartNumberingAfterBreak="0">
     <w:nsid w:val="323D1137"/>
     <w:multiLevelType w:val="hybridMultilevel"/>
     <w:tmpl w:val="E6108D4E"/>
@@ -1327,7 +3101,7 @@
       </w:pPr>
     </w:lvl>
   </w:abstractNum>
-  <w:abstractNum w:abstractNumId="1" w15:restartNumberingAfterBreak="0">
+  <w:abstractNum w:abstractNumId="2" w15:restartNumberingAfterBreak="0">
     <w:nsid w:val="458B3B4B"/>
     <w:multiLevelType w:val="hybridMultilevel"/>
     <w:tmpl w:val="4B766966"/>
@@ -1417,10 +3191,13 @@
     </w:lvl>
   </w:abstractNum>
   <w:num w:numId="1" w16cid:durableId="60755721">
-    <w:abstractNumId w:val="0"/>
+    <w:abstractNumId w:val="1"/>
   </w:num>
   <w:num w:numId="2" w16cid:durableId="746465040">
-    <w:abstractNumId w:val="1"/>
+    <w:abstractNumId w:val="2"/>
+  </w:num>
+  <w:num w:numId="3" w16cid:durableId="2043746246">
+    <w:abstractNumId w:val="0"/>
   </w:num>
 </w:numbering>
 </file>
@@ -2353,6 +4130,85 @@
       <w:color w:val="666666"/>
     </w:rPr>
   </w:style>
+  <w:style w:type="table" w:styleId="af">
+    <w:name w:val="Table Grid"/>
+    <w:basedOn w:val="a1"/>
+    <w:uiPriority w:val="39"/>
+    <w:rsid w:val="0047101A"/>
+    <w:pPr>
+      <w:spacing w:after="0" w:line="240" w:lineRule="auto"/>
+    </w:pPr>
+    <w:tblPr>
+      <w:tblBorders>
+        <w:top w:val="single" w:sz="4" w:space="0" w:color="auto"/>
+        <w:left w:val="single" w:sz="4" w:space="0" w:color="auto"/>
+        <w:bottom w:val="single" w:sz="4" w:space="0" w:color="auto"/>
+        <w:right w:val="single" w:sz="4" w:space="0" w:color="auto"/>
+        <w:insideH w:val="single" w:sz="4" w:space="0" w:color="auto"/>
+        <w:insideV w:val="single" w:sz="4" w:space="0" w:color="auto"/>
+      </w:tblBorders>
+    </w:tblPr>
+  </w:style>
+  <w:style w:type="paragraph" w:styleId="af0">
+    <w:name w:val="header"/>
+    <w:basedOn w:val="a"/>
+    <w:link w:val="af1"/>
+    <w:uiPriority w:val="99"/>
+    <w:unhideWhenUsed/>
+    <w:rsid w:val="00FE3B02"/>
+    <w:pPr>
+      <w:tabs>
+        <w:tab w:val="center" w:pos="4153"/>
+        <w:tab w:val="right" w:pos="8306"/>
+      </w:tabs>
+      <w:snapToGrid w:val="0"/>
+    </w:pPr>
+    <w:rPr>
+      <w:sz w:val="20"/>
+      <w:szCs w:val="20"/>
+    </w:rPr>
+  </w:style>
+  <w:style w:type="character" w:customStyle="1" w:styleId="af1">
+    <w:name w:val="頁首 字元"/>
+    <w:basedOn w:val="a0"/>
+    <w:link w:val="af0"/>
+    <w:uiPriority w:val="99"/>
+    <w:rsid w:val="00FE3B02"/>
+    <w:rPr>
+      <w:sz w:val="20"/>
+      <w:szCs w:val="20"/>
+    </w:rPr>
+  </w:style>
+  <w:style w:type="paragraph" w:styleId="af2">
+    <w:name w:val="footer"/>
+    <w:basedOn w:val="a"/>
+    <w:link w:val="af3"/>
+    <w:uiPriority w:val="99"/>
+    <w:unhideWhenUsed/>
+    <w:rsid w:val="00FE3B02"/>
+    <w:pPr>
+      <w:tabs>
+        <w:tab w:val="center" w:pos="4153"/>
+        <w:tab w:val="right" w:pos="8306"/>
+      </w:tabs>
+      <w:snapToGrid w:val="0"/>
+    </w:pPr>
+    <w:rPr>
+      <w:sz w:val="20"/>
+      <w:szCs w:val="20"/>
+    </w:rPr>
+  </w:style>
+  <w:style w:type="character" w:customStyle="1" w:styleId="af3">
+    <w:name w:val="頁尾 字元"/>
+    <w:basedOn w:val="a0"/>
+    <w:link w:val="af2"/>
+    <w:uiPriority w:val="99"/>
+    <w:rsid w:val="00FE3B02"/>
+    <w:rPr>
+      <w:sz w:val="20"/>
+      <w:szCs w:val="20"/>
+    </w:rPr>
+  </w:style>
 </w:styles>
 </file>
 
